--- a/ADG/13장/13장_실습문제.docx
+++ b/ADG/13장/13장_실습문제.docx
@@ -51,34 +51,34 @@
           <w:rFonts w:ascii="맑은 고딕" w:hAnsi="맑은 고딕" w:eastAsia="맑은 고딕"/>
           <w:sz w:val="21"/>
         </w:rPr>
-        <w:t>① DG_BROKER_START</w:t>
-      </w:r>
-    </w:p>
-    <w:p>
-      <w:r>
-        <w:rPr>
-          <w:rFonts w:ascii="맑은 고딕" w:hAnsi="맑은 고딕" w:eastAsia="맑은 고딕"/>
-          <w:sz w:val="21"/>
-        </w:rPr>
-        <w:t>② DG_BROKER_ENABLE</w:t>
-      </w:r>
-    </w:p>
-    <w:p>
-      <w:r>
-        <w:rPr>
-          <w:rFonts w:ascii="맑은 고딕" w:hAnsi="맑은 고딕" w:eastAsia="맑은 고딕"/>
-          <w:sz w:val="21"/>
-        </w:rPr>
-        <w:t>③ DATA_GUARD_BROKER</w:t>
-      </w:r>
-    </w:p>
-    <w:p>
-      <w:r>
-        <w:rPr>
-          <w:rFonts w:ascii="맑은 고딕" w:hAnsi="맑은 고딕" w:eastAsia="맑은 고딕"/>
-          <w:sz w:val="21"/>
-        </w:rPr>
-        <w:t>④ BROKER_START</w:t>
+        <w:t>① DATA_GUARD_BROKER</w:t>
+      </w:r>
+    </w:p>
+    <w:p>
+      <w:r>
+        <w:rPr>
+          <w:rFonts w:ascii="맑은 고딕" w:hAnsi="맑은 고딕" w:eastAsia="맑은 고딕"/>
+          <w:sz w:val="21"/>
+        </w:rPr>
+        <w:t>② DG_BROKER_START</w:t>
+      </w:r>
+    </w:p>
+    <w:p>
+      <w:r>
+        <w:rPr>
+          <w:rFonts w:ascii="맑은 고딕" w:hAnsi="맑은 고딕" w:eastAsia="맑은 고딕"/>
+          <w:sz w:val="21"/>
+        </w:rPr>
+        <w:t>③ BROKER_START</w:t>
+      </w:r>
+    </w:p>
+    <w:p>
+      <w:r>
+        <w:rPr>
+          <w:rFonts w:ascii="맑은 고딕" w:hAnsi="맑은 고딕" w:eastAsia="맑은 고딕"/>
+          <w:sz w:val="21"/>
+        </w:rPr>
+        <w:t>④ DG_BROKER_ENABLE</w:t>
       </w:r>
     </w:p>
     <w:p>
@@ -105,34 +105,34 @@
           <w:rFonts w:ascii="맑은 고딕" w:hAnsi="맑은 고딕" w:eastAsia="맑은 고딕"/>
           <w:sz w:val="21"/>
         </w:rPr>
-        <w:t>① FALSE</w:t>
-      </w:r>
-    </w:p>
-    <w:p>
-      <w:r>
-        <w:rPr>
-          <w:rFonts w:ascii="맑은 고딕" w:hAnsi="맑은 고딕" w:eastAsia="맑은 고딕"/>
-          <w:sz w:val="21"/>
-        </w:rPr>
-        <w:t>② TRUE</w:t>
-      </w:r>
-    </w:p>
-    <w:p>
-      <w:r>
-        <w:rPr>
-          <w:rFonts w:ascii="맑은 고딕" w:hAnsi="맑은 고딕" w:eastAsia="맑은 고딕"/>
-          <w:sz w:val="21"/>
-        </w:rPr>
-        <w:t>③ AUTO</w:t>
-      </w:r>
-    </w:p>
-    <w:p>
-      <w:r>
-        <w:rPr>
-          <w:rFonts w:ascii="맑은 고딕" w:hAnsi="맑은 고딕" w:eastAsia="맑은 고딕"/>
-          <w:sz w:val="21"/>
-        </w:rPr>
-        <w:t>④ NULL</w:t>
+        <w:t>① NULL</w:t>
+      </w:r>
+    </w:p>
+    <w:p>
+      <w:r>
+        <w:rPr>
+          <w:rFonts w:ascii="맑은 고딕" w:hAnsi="맑은 고딕" w:eastAsia="맑은 고딕"/>
+          <w:sz w:val="21"/>
+        </w:rPr>
+        <w:t>② AUTO</w:t>
+      </w:r>
+    </w:p>
+    <w:p>
+      <w:r>
+        <w:rPr>
+          <w:rFonts w:ascii="맑은 고딕" w:hAnsi="맑은 고딕" w:eastAsia="맑은 고딕"/>
+          <w:sz w:val="21"/>
+        </w:rPr>
+        <w:t>③ FALSE</w:t>
+      </w:r>
+    </w:p>
+    <w:p>
+      <w:r>
+        <w:rPr>
+          <w:rFonts w:ascii="맑은 고딕" w:hAnsi="맑은 고딕" w:eastAsia="맑은 고딕"/>
+          <w:sz w:val="21"/>
+        </w:rPr>
+        <w:t>④ TRUE</w:t>
       </w:r>
     </w:p>
     <w:p>
@@ -159,16 +159,16 @@
           <w:rFonts w:ascii="맑은 고딕" w:hAnsi="맑은 고딕" w:eastAsia="맑은 고딕"/>
           <w:sz w:val="21"/>
         </w:rPr>
-        <w:t>① DMON</w:t>
-      </w:r>
-    </w:p>
-    <w:p>
-      <w:r>
-        <w:rPr>
-          <w:rFonts w:ascii="맑은 고딕" w:hAnsi="맑은 고딕" w:eastAsia="맑은 고딕"/>
-          <w:sz w:val="21"/>
-        </w:rPr>
-        <w:t>② MRP0</w:t>
+        <w:t>① MRP0</w:t>
+      </w:r>
+    </w:p>
+    <w:p>
+      <w:r>
+        <w:rPr>
+          <w:rFonts w:ascii="맑은 고딕" w:hAnsi="맑은 고딕" w:eastAsia="맑은 고딕"/>
+          <w:sz w:val="21"/>
+        </w:rPr>
+        <w:t>② LSP0</w:t>
       </w:r>
     </w:p>
     <w:p>
@@ -186,7 +186,7 @@
           <w:rFonts w:ascii="맑은 고딕" w:hAnsi="맑은 고딕" w:eastAsia="맑은 고딕"/>
           <w:sz w:val="21"/>
         </w:rPr>
-        <w:t>④ LSP0</w:t>
+        <w:t>④ DMON</w:t>
       </w:r>
     </w:p>
     <w:p>
@@ -222,16 +222,16 @@
           <w:rFonts w:ascii="맑은 고딕" w:hAnsi="맑은 고딕" w:eastAsia="맑은 고딕"/>
           <w:sz w:val="21"/>
         </w:rPr>
-        <w:t>② broker1.dat / broker2.dat</w:t>
-      </w:r>
-    </w:p>
-    <w:p>
-      <w:r>
-        <w:rPr>
-          <w:rFonts w:ascii="맑은 고딕" w:hAnsi="맑은 고딕" w:eastAsia="맑은 고딕"/>
-          <w:sz w:val="21"/>
-        </w:rPr>
-        <w:t>③ dg1.dat / dg2.dat</w:t>
+        <w:t>② dg1.dat / dg2.dat</w:t>
+      </w:r>
+    </w:p>
+    <w:p>
+      <w:r>
+        <w:rPr>
+          <w:rFonts w:ascii="맑은 고딕" w:hAnsi="맑은 고딕" w:eastAsia="맑은 고딕"/>
+          <w:sz w:val="21"/>
+        </w:rPr>
+        <w:t>③ broker1.dat / broker2.dat</w:t>
       </w:r>
     </w:p>
     <w:p>
@@ -267,16 +267,16 @@
           <w:rFonts w:ascii="맑은 고딕" w:hAnsi="맑은 고딕" w:eastAsia="맑은 고딕"/>
           <w:sz w:val="21"/>
         </w:rPr>
-        <w:t>① 다중화 — 하나가 손상돼도 다른 하나로 복구</w:t>
-      </w:r>
-    </w:p>
-    <w:p>
-      <w:r>
-        <w:rPr>
-          <w:rFonts w:ascii="맑은 고딕" w:hAnsi="맑은 고딕" w:eastAsia="맑은 고딕"/>
-          <w:sz w:val="21"/>
-        </w:rPr>
-        <w:t>② 읽기용과 쓰기용</w:t>
+        <w:t>① 읽기용과 쓰기용</w:t>
+      </w:r>
+    </w:p>
+    <w:p>
+      <w:r>
+        <w:rPr>
+          <w:rFonts w:ascii="맑은 고딕" w:hAnsi="맑은 고딕" w:eastAsia="맑은 고딕"/>
+          <w:sz w:val="21"/>
+        </w:rPr>
+        <w:t>② 백업용</w:t>
       </w:r>
     </w:p>
     <w:p>
@@ -294,7 +294,7 @@
           <w:rFonts w:ascii="맑은 고딕" w:hAnsi="맑은 고딕" w:eastAsia="맑은 고딕"/>
           <w:sz w:val="21"/>
         </w:rPr>
-        <w:t>④ 백업용</w:t>
+        <w:t>④ 다중화 — 하나가 손상돼도 다른 하나로 복구</w:t>
       </w:r>
     </w:p>
     <w:p>
@@ -321,6 +321,384 @@
           <w:rFonts w:ascii="맑은 고딕" w:hAnsi="맑은 고딕" w:eastAsia="맑은 고딕"/>
           <w:sz w:val="21"/>
         </w:rPr>
+        <w:t>① ORA-16905</w:t>
+      </w:r>
+    </w:p>
+    <w:p>
+      <w:r>
+        <w:rPr>
+          <w:rFonts w:ascii="맑은 고딕" w:hAnsi="맑은 고딕" w:eastAsia="맑은 고딕"/>
+          <w:sz w:val="21"/>
+        </w:rPr>
+        <w:t>② ORA-16698</w:t>
+      </w:r>
+    </w:p>
+    <w:p>
+      <w:r>
+        <w:rPr>
+          <w:rFonts w:ascii="맑은 고딕" w:hAnsi="맑은 고딕" w:eastAsia="맑은 고딕"/>
+          <w:sz w:val="21"/>
+        </w:rPr>
+        <w:t>③ ORA-16532</w:t>
+      </w:r>
+    </w:p>
+    <w:p>
+      <w:r>
+        <w:rPr>
+          <w:rFonts w:ascii="맑은 고딕" w:hAnsi="맑은 고딕" w:eastAsia="맑은 고딕"/>
+          <w:sz w:val="21"/>
+        </w:rPr>
+        <w:t>④ ORA-16525</w:t>
+      </w:r>
+    </w:p>
+    <w:p>
+      <w:r>
+        <w:rPr>
+          <w:rFonts w:ascii="맑은 고딕" w:hAnsi="맑은 고딕" w:eastAsia="맑은 고딕"/>
+          <w:sz w:val="21"/>
+        </w:rPr>
+        <w:t>하-07 · 객관식</w:t>
+      </w:r>
+    </w:p>
+    <w:p>
+      <w:r>
+        <w:rPr>
+          <w:rFonts w:ascii="맑은 고딕" w:hAnsi="맑은 고딕" w:eastAsia="맑은 고딕"/>
+          <w:sz w:val="21"/>
+        </w:rPr>
+        <w:t>[하-07] Broker는 켰는데 구성이 없으면?</w:t>
+      </w:r>
+    </w:p>
+    <w:p>
+      <w:r>
+        <w:rPr>
+          <w:rFonts w:ascii="맑은 고딕" w:hAnsi="맑은 고딕" w:eastAsia="맑은 고딕"/>
+          <w:sz w:val="21"/>
+        </w:rPr>
+        <w:t>① ORA-16809</w:t>
+      </w:r>
+    </w:p>
+    <w:p>
+      <w:r>
+        <w:rPr>
+          <w:rFonts w:ascii="맑은 고딕" w:hAnsi="맑은 고딕" w:eastAsia="맑은 고딕"/>
+          <w:sz w:val="21"/>
+        </w:rPr>
+        <w:t>② ORA-16766</w:t>
+      </w:r>
+    </w:p>
+    <w:p>
+      <w:r>
+        <w:rPr>
+          <w:rFonts w:ascii="맑은 고딕" w:hAnsi="맑은 고딕" w:eastAsia="맑은 고딕"/>
+          <w:sz w:val="21"/>
+        </w:rPr>
+        <w:t>③ ORA-16525</w:t>
+      </w:r>
+    </w:p>
+    <w:p>
+      <w:r>
+        <w:rPr>
+          <w:rFonts w:ascii="맑은 고딕" w:hAnsi="맑은 고딕" w:eastAsia="맑은 고딕"/>
+          <w:sz w:val="21"/>
+        </w:rPr>
+        <w:t>④ ORA-16532</w:t>
+      </w:r>
+    </w:p>
+    <w:p>
+      <w:r>
+        <w:rPr>
+          <w:rFonts w:ascii="맑은 고딕" w:hAnsi="맑은 고딕" w:eastAsia="맑은 고딕"/>
+          <w:sz w:val="21"/>
+        </w:rPr>
+        <w:t>하-08 · 객관식</w:t>
+      </w:r>
+    </w:p>
+    <w:p>
+      <w:r>
+        <w:rPr>
+          <w:rFonts w:ascii="맑은 고딕" w:hAnsi="맑은 고딕" w:eastAsia="맑은 고딕"/>
+          <w:sz w:val="21"/>
+        </w:rPr>
+        <w:t>[하-08] 구성을 만드는 명령은?</w:t>
+      </w:r>
+    </w:p>
+    <w:p>
+      <w:r>
+        <w:rPr>
+          <w:rFonts w:ascii="맑은 고딕" w:hAnsi="맑은 고딕" w:eastAsia="맑은 고딕"/>
+          <w:sz w:val="21"/>
+        </w:rPr>
+        <w:t>① ENABLE CONFIGURATION</w:t>
+      </w:r>
+    </w:p>
+    <w:p>
+      <w:r>
+        <w:rPr>
+          <w:rFonts w:ascii="맑은 고딕" w:hAnsi="맑은 고딕" w:eastAsia="맑은 고딕"/>
+          <w:sz w:val="21"/>
+        </w:rPr>
+        <w:t>② CREATE CONFIGURATION</w:t>
+      </w:r>
+    </w:p>
+    <w:p>
+      <w:r>
+        <w:rPr>
+          <w:rFonts w:ascii="맑은 고딕" w:hAnsi="맑은 고딕" w:eastAsia="맑은 고딕"/>
+          <w:sz w:val="21"/>
+        </w:rPr>
+        <w:t>③ ADD CONFIGURATION</w:t>
+      </w:r>
+    </w:p>
+    <w:p>
+      <w:r>
+        <w:rPr>
+          <w:rFonts w:ascii="맑은 고딕" w:hAnsi="맑은 고딕" w:eastAsia="맑은 고딕"/>
+          <w:sz w:val="21"/>
+        </w:rPr>
+        <w:t>④ NEW CONFIGURATION</w:t>
+      </w:r>
+    </w:p>
+    <w:p>
+      <w:r>
+        <w:rPr>
+          <w:rFonts w:ascii="맑은 고딕" w:hAnsi="맑은 고딕" w:eastAsia="맑은 고딕"/>
+          <w:sz w:val="21"/>
+        </w:rPr>
+        <w:t>하-09 · 객관식</w:t>
+      </w:r>
+    </w:p>
+    <w:p>
+      <w:r>
+        <w:rPr>
+          <w:rFonts w:ascii="맑은 고딕" w:hAnsi="맑은 고딕" w:eastAsia="맑은 고딕"/>
+          <w:sz w:val="21"/>
+        </w:rPr>
+        <w:t>[하-09] Standby를 구성에 더하는 명령은?</w:t>
+      </w:r>
+    </w:p>
+    <w:p>
+      <w:r>
+        <w:rPr>
+          <w:rFonts w:ascii="맑은 고딕" w:hAnsi="맑은 고딕" w:eastAsia="맑은 고딕"/>
+          <w:sz w:val="21"/>
+        </w:rPr>
+        <w:t>① ATTACH DATABASE</w:t>
+      </w:r>
+    </w:p>
+    <w:p>
+      <w:r>
+        <w:rPr>
+          <w:rFonts w:ascii="맑은 고딕" w:hAnsi="맑은 고딕" w:eastAsia="맑은 고딕"/>
+          <w:sz w:val="21"/>
+        </w:rPr>
+        <w:t>② ADD DATABASE</w:t>
+      </w:r>
+    </w:p>
+    <w:p>
+      <w:r>
+        <w:rPr>
+          <w:rFonts w:ascii="맑은 고딕" w:hAnsi="맑은 고딕" w:eastAsia="맑은 고딕"/>
+          <w:sz w:val="21"/>
+        </w:rPr>
+        <w:t>③ JOIN DATABASE</w:t>
+      </w:r>
+    </w:p>
+    <w:p>
+      <w:r>
+        <w:rPr>
+          <w:rFonts w:ascii="맑은 고딕" w:hAnsi="맑은 고딕" w:eastAsia="맑은 고딕"/>
+          <w:sz w:val="21"/>
+        </w:rPr>
+        <w:t>④ CREATE DATABASE</w:t>
+      </w:r>
+    </w:p>
+    <w:p>
+      <w:r>
+        <w:rPr>
+          <w:rFonts w:ascii="맑은 고딕" w:hAnsi="맑은 고딕" w:eastAsia="맑은 고딕"/>
+          <w:sz w:val="21"/>
+        </w:rPr>
+        <w:t>하-10 · 객관식</w:t>
+      </w:r>
+    </w:p>
+    <w:p>
+      <w:r>
+        <w:rPr>
+          <w:rFonts w:ascii="맑은 고딕" w:hAnsi="맑은 고딕" w:eastAsia="맑은 고딕"/>
+          <w:sz w:val="21"/>
+        </w:rPr>
+        <w:t>[하-10] `CONNECT IDENTIFIER`에 적는 것은?</w:t>
+      </w:r>
+    </w:p>
+    <w:p>
+      <w:r>
+        <w:rPr>
+          <w:rFonts w:ascii="맑은 고딕" w:hAnsi="맑은 고딕" w:eastAsia="맑은 고딕"/>
+          <w:sz w:val="21"/>
+        </w:rPr>
+        <w:t>① tnsnames 별칭</w:t>
+      </w:r>
+    </w:p>
+    <w:p>
+      <w:r>
+        <w:rPr>
+          <w:rFonts w:ascii="맑은 고딕" w:hAnsi="맑은 고딕" w:eastAsia="맑은 고딕"/>
+          <w:sz w:val="21"/>
+        </w:rPr>
+        <w:t>② DB_UNIQUE_NAME</w:t>
+      </w:r>
+    </w:p>
+    <w:p>
+      <w:r>
+        <w:rPr>
+          <w:rFonts w:ascii="맑은 고딕" w:hAnsi="맑은 고딕" w:eastAsia="맑은 고딕"/>
+          <w:sz w:val="21"/>
+        </w:rPr>
+        <w:t>③ SID</w:t>
+      </w:r>
+    </w:p>
+    <w:p>
+      <w:r>
+        <w:rPr>
+          <w:rFonts w:ascii="맑은 고딕" w:hAnsi="맑은 고딕" w:eastAsia="맑은 고딕"/>
+          <w:sz w:val="21"/>
+        </w:rPr>
+        <w:t>④ 호스트 이름</w:t>
+      </w:r>
+    </w:p>
+    <w:p>
+      <w:r>
+        <w:rPr>
+          <w:rFonts w:ascii="맑은 고딕" w:hAnsi="맑은 고딕" w:eastAsia="맑은 고딕"/>
+          <w:sz w:val="21"/>
+        </w:rPr>
+        <w:t>하-11 · 객관식</w:t>
+      </w:r>
+    </w:p>
+    <w:p>
+      <w:r>
+        <w:rPr>
+          <w:rFonts w:ascii="맑은 고딕" w:hAnsi="맑은 고딕" w:eastAsia="맑은 고딕"/>
+          <w:sz w:val="21"/>
+        </w:rPr>
+        <w:t>[하-11] 구성을 만든 직후 `Configuration Status` 값은?</w:t>
+      </w:r>
+    </w:p>
+    <w:p>
+      <w:r>
+        <w:rPr>
+          <w:rFonts w:ascii="맑은 고딕" w:hAnsi="맑은 고딕" w:eastAsia="맑은 고딕"/>
+          <w:sz w:val="21"/>
+        </w:rPr>
+        <w:t>① DISABLED</w:t>
+      </w:r>
+    </w:p>
+    <w:p>
+      <w:r>
+        <w:rPr>
+          <w:rFonts w:ascii="맑은 고딕" w:hAnsi="맑은 고딕" w:eastAsia="맑은 고딕"/>
+          <w:sz w:val="21"/>
+        </w:rPr>
+        <w:t>② SUCCESS</w:t>
+      </w:r>
+    </w:p>
+    <w:p>
+      <w:r>
+        <w:rPr>
+          <w:rFonts w:ascii="맑은 고딕" w:hAnsi="맑은 고딕" w:eastAsia="맑은 고딕"/>
+          <w:sz w:val="21"/>
+        </w:rPr>
+        <w:t>③ WARNING</w:t>
+      </w:r>
+    </w:p>
+    <w:p>
+      <w:r>
+        <w:rPr>
+          <w:rFonts w:ascii="맑은 고딕" w:hAnsi="맑은 고딕" w:eastAsia="맑은 고딕"/>
+          <w:sz w:val="21"/>
+        </w:rPr>
+        <w:t>④ ERROR</w:t>
+      </w:r>
+    </w:p>
+    <w:p>
+      <w:r>
+        <w:rPr>
+          <w:rFonts w:ascii="맑은 고딕" w:hAnsi="맑은 고딕" w:eastAsia="맑은 고딕"/>
+          <w:sz w:val="21"/>
+        </w:rPr>
+        <w:t>하-12 · 객관식</w:t>
+      </w:r>
+    </w:p>
+    <w:p>
+      <w:r>
+        <w:rPr>
+          <w:rFonts w:ascii="맑은 고딕" w:hAnsi="맑은 고딕" w:eastAsia="맑은 고딕"/>
+          <w:sz w:val="21"/>
+        </w:rPr>
+        <w:t>[하-12] Broker에서 필수인 리스너 서비스 이름은?</w:t>
+      </w:r>
+    </w:p>
+    <w:p>
+      <w:r>
+        <w:rPr>
+          <w:rFonts w:ascii="맑은 고딕" w:hAnsi="맑은 고딕" w:eastAsia="맑은 고딕"/>
+          <w:sz w:val="21"/>
+        </w:rPr>
+        <w:t>① &lt;db_unique_name&gt;_CFG</w:t>
+      </w:r>
+    </w:p>
+    <w:p>
+      <w:r>
+        <w:rPr>
+          <w:rFonts w:ascii="맑은 고딕" w:hAnsi="맑은 고딕" w:eastAsia="맑은 고딕"/>
+          <w:sz w:val="21"/>
+        </w:rPr>
+        <w:t>② &lt;db_unique_name&gt;_BROKER</w:t>
+      </w:r>
+    </w:p>
+    <w:p>
+      <w:r>
+        <w:rPr>
+          <w:rFonts w:ascii="맑은 고딕" w:hAnsi="맑은 고딕" w:eastAsia="맑은 고딕"/>
+          <w:sz w:val="21"/>
+        </w:rPr>
+        <w:t>③ &lt;db_unique_name&gt;_DGMGRL</w:t>
+      </w:r>
+    </w:p>
+    <w:p>
+      <w:r>
+        <w:rPr>
+          <w:rFonts w:ascii="맑은 고딕" w:hAnsi="맑은 고딕" w:eastAsia="맑은 고딕"/>
+          <w:sz w:val="21"/>
+        </w:rPr>
+        <w:t>④ &lt;db_unique_name&gt;_DG</w:t>
+      </w:r>
+    </w:p>
+    <w:p>
+      <w:r>
+        <w:rPr>
+          <w:rFonts w:ascii="맑은 고딕" w:hAnsi="맑은 고딕" w:eastAsia="맑은 고딕"/>
+          <w:sz w:val="21"/>
+        </w:rPr>
+        <w:t>하-13 · 객관식</w:t>
+      </w:r>
+    </w:p>
+    <w:p>
+      <w:r>
+        <w:rPr>
+          <w:rFonts w:ascii="맑은 고딕" w:hAnsi="맑은 고딕" w:eastAsia="맑은 고딕"/>
+          <w:sz w:val="21"/>
+        </w:rPr>
+        <w:t>[하-13] 손으로 설정한 `LOG_ARCHIVE_DEST_n`이 있을 때 `ADD DATABASE`의 결과는?</w:t>
+      </w:r>
+    </w:p>
+    <w:p>
+      <w:r>
+        <w:rPr>
+          <w:rFonts w:ascii="맑은 고딕" w:hAnsi="맑은 고딕" w:eastAsia="맑은 고딕"/>
+          <w:sz w:val="21"/>
+        </w:rPr>
         <w:t>① ORA-16525</w:t>
       </w:r>
     </w:p>
@@ -330,115 +708,115 @@
           <w:rFonts w:ascii="맑은 고딕" w:hAnsi="맑은 고딕" w:eastAsia="맑은 고딕"/>
           <w:sz w:val="21"/>
         </w:rPr>
-        <w:t>② ORA-16532</w:t>
-      </w:r>
-    </w:p>
-    <w:p>
-      <w:r>
-        <w:rPr>
-          <w:rFonts w:ascii="맑은 고딕" w:hAnsi="맑은 고딕" w:eastAsia="맑은 고딕"/>
-          <w:sz w:val="21"/>
-        </w:rPr>
-        <w:t>③ ORA-16698</w:t>
-      </w:r>
-    </w:p>
-    <w:p>
-      <w:r>
-        <w:rPr>
-          <w:rFonts w:ascii="맑은 고딕" w:hAnsi="맑은 고딕" w:eastAsia="맑은 고딕"/>
-          <w:sz w:val="21"/>
-        </w:rPr>
-        <w:t>④ ORA-16905</w:t>
-      </w:r>
-    </w:p>
-    <w:p>
-      <w:r>
-        <w:rPr>
-          <w:rFonts w:ascii="맑은 고딕" w:hAnsi="맑은 고딕" w:eastAsia="맑은 고딕"/>
-          <w:sz w:val="21"/>
-        </w:rPr>
-        <w:t>하-07 · 객관식</w:t>
-      </w:r>
-    </w:p>
-    <w:p>
-      <w:r>
-        <w:rPr>
-          <w:rFonts w:ascii="맑은 고딕" w:hAnsi="맑은 고딕" w:eastAsia="맑은 고딕"/>
-          <w:sz w:val="21"/>
-        </w:rPr>
-        <w:t>[하-07] Broker는 켰는데 구성이 없으면?</w:t>
-      </w:r>
-    </w:p>
-    <w:p>
-      <w:r>
-        <w:rPr>
-          <w:rFonts w:ascii="맑은 고딕" w:hAnsi="맑은 고딕" w:eastAsia="맑은 고딕"/>
-          <w:sz w:val="21"/>
-        </w:rPr>
-        <w:t>① ORA-16532</w:t>
-      </w:r>
-    </w:p>
-    <w:p>
-      <w:r>
-        <w:rPr>
-          <w:rFonts w:ascii="맑은 고딕" w:hAnsi="맑은 고딕" w:eastAsia="맑은 고딕"/>
-          <w:sz w:val="21"/>
-        </w:rPr>
-        <w:t>② ORA-16525</w:t>
-      </w:r>
-    </w:p>
-    <w:p>
-      <w:r>
-        <w:rPr>
-          <w:rFonts w:ascii="맑은 고딕" w:hAnsi="맑은 고딕" w:eastAsia="맑은 고딕"/>
-          <w:sz w:val="21"/>
-        </w:rPr>
-        <w:t>③ ORA-16809</w:t>
-      </w:r>
-    </w:p>
-    <w:p>
-      <w:r>
-        <w:rPr>
-          <w:rFonts w:ascii="맑은 고딕" w:hAnsi="맑은 고딕" w:eastAsia="맑은 고딕"/>
-          <w:sz w:val="21"/>
-        </w:rPr>
-        <w:t>④ ORA-16766</w:t>
-      </w:r>
-    </w:p>
-    <w:p>
-      <w:r>
-        <w:rPr>
-          <w:rFonts w:ascii="맑은 고딕" w:hAnsi="맑은 고딕" w:eastAsia="맑은 고딕"/>
-          <w:sz w:val="21"/>
-        </w:rPr>
-        <w:t>하-08 · 객관식</w:t>
-      </w:r>
-    </w:p>
-    <w:p>
-      <w:r>
-        <w:rPr>
-          <w:rFonts w:ascii="맑은 고딕" w:hAnsi="맑은 고딕" w:eastAsia="맑은 고딕"/>
-          <w:sz w:val="21"/>
-        </w:rPr>
-        <w:t>[하-08] 구성을 만드는 명령은?</w:t>
-      </w:r>
-    </w:p>
-    <w:p>
-      <w:r>
-        <w:rPr>
-          <w:rFonts w:ascii="맑은 고딕" w:hAnsi="맑은 고딕" w:eastAsia="맑은 고딕"/>
-          <w:sz w:val="21"/>
-        </w:rPr>
-        <w:t>① CREATE CONFIGURATION</w:t>
-      </w:r>
-    </w:p>
-    <w:p>
-      <w:r>
-        <w:rPr>
-          <w:rFonts w:ascii="맑은 고딕" w:hAnsi="맑은 고딕" w:eastAsia="맑은 고딕"/>
-          <w:sz w:val="21"/>
-        </w:rPr>
-        <w:t>② ADD CONFIGURATION</w:t>
+        <w:t>② 정상 추가된다</w:t>
+      </w:r>
+    </w:p>
+    <w:p>
+      <w:r>
+        <w:rPr>
+          <w:rFonts w:ascii="맑은 고딕" w:hAnsi="맑은 고딕" w:eastAsia="맑은 고딕"/>
+          <w:sz w:val="21"/>
+        </w:rPr>
+        <w:t>③ ORA-16905</w:t>
+      </w:r>
+    </w:p>
+    <w:p>
+      <w:r>
+        <w:rPr>
+          <w:rFonts w:ascii="맑은 고딕" w:hAnsi="맑은 고딕" w:eastAsia="맑은 고딕"/>
+          <w:sz w:val="21"/>
+        </w:rPr>
+        <w:t>④ ORA-16698</w:t>
+      </w:r>
+    </w:p>
+    <w:p>
+      <w:r>
+        <w:rPr>
+          <w:rFonts w:ascii="맑은 고딕" w:hAnsi="맑은 고딕" w:eastAsia="맑은 고딕"/>
+          <w:sz w:val="21"/>
+        </w:rPr>
+        <w:t>하-14 · 객관식</w:t>
+      </w:r>
+    </w:p>
+    <w:p>
+      <w:r>
+        <w:rPr>
+          <w:rFonts w:ascii="맑은 고딕" w:hAnsi="맑은 고딕" w:eastAsia="맑은 고딕"/>
+          <w:sz w:val="21"/>
+        </w:rPr>
+        <w:t>[하-14] 활성화 전 멤버에 표시되는 것은?</w:t>
+      </w:r>
+    </w:p>
+    <w:p>
+      <w:r>
+        <w:rPr>
+          <w:rFonts w:ascii="맑은 고딕" w:hAnsi="맑은 고딕" w:eastAsia="맑은 고딕"/>
+          <w:sz w:val="21"/>
+        </w:rPr>
+        <w:t>① 아무 표시 없음</w:t>
+      </w:r>
+    </w:p>
+    <w:p>
+      <w:r>
+        <w:rPr>
+          <w:rFonts w:ascii="맑은 고딕" w:hAnsi="맑은 고딕" w:eastAsia="맑은 고딕"/>
+          <w:sz w:val="21"/>
+        </w:rPr>
+        <w:t>② ORA-16766</w:t>
+      </w:r>
+    </w:p>
+    <w:p>
+      <w:r>
+        <w:rPr>
+          <w:rFonts w:ascii="맑은 고딕" w:hAnsi="맑은 고딕" w:eastAsia="맑은 고딕"/>
+          <w:sz w:val="21"/>
+        </w:rPr>
+        <w:t>③ ORA-16905와 (disabled)</w:t>
+      </w:r>
+    </w:p>
+    <w:p>
+      <w:r>
+        <w:rPr>
+          <w:rFonts w:ascii="맑은 고딕" w:hAnsi="맑은 고딕" w:eastAsia="맑은 고딕"/>
+          <w:sz w:val="21"/>
+        </w:rPr>
+        <w:t>④ ORA-16809</w:t>
+      </w:r>
+    </w:p>
+    <w:p>
+      <w:r>
+        <w:rPr>
+          <w:rFonts w:ascii="맑은 고딕" w:hAnsi="맑은 고딕" w:eastAsia="맑은 고딕"/>
+          <w:sz w:val="21"/>
+        </w:rPr>
+        <w:t>하-15 · 객관식</w:t>
+      </w:r>
+    </w:p>
+    <w:p>
+      <w:r>
+        <w:rPr>
+          <w:rFonts w:ascii="맑은 고딕" w:hAnsi="맑은 고딕" w:eastAsia="맑은 고딕"/>
+          <w:sz w:val="21"/>
+        </w:rPr>
+        <w:t>[하-15] 구성을 활성화하는 명령은?</w:t>
+      </w:r>
+    </w:p>
+    <w:p>
+      <w:r>
+        <w:rPr>
+          <w:rFonts w:ascii="맑은 고딕" w:hAnsi="맑은 고딕" w:eastAsia="맑은 고딕"/>
+          <w:sz w:val="21"/>
+        </w:rPr>
+        <w:t>① ACTIVATE CONFIGURATION</w:t>
+      </w:r>
+    </w:p>
+    <w:p>
+      <w:r>
+        <w:rPr>
+          <w:rFonts w:ascii="맑은 고딕" w:hAnsi="맑은 고딕" w:eastAsia="맑은 고딕"/>
+          <w:sz w:val="21"/>
+        </w:rPr>
+        <w:t>② OPEN CONFIGURATION</w:t>
       </w:r>
     </w:p>
     <w:p>
@@ -456,385 +834,7 @@
           <w:rFonts w:ascii="맑은 고딕" w:hAnsi="맑은 고딕" w:eastAsia="맑은 고딕"/>
           <w:sz w:val="21"/>
         </w:rPr>
-        <w:t>④ NEW CONFIGURATION</w:t>
-      </w:r>
-    </w:p>
-    <w:p>
-      <w:r>
-        <w:rPr>
-          <w:rFonts w:ascii="맑은 고딕" w:hAnsi="맑은 고딕" w:eastAsia="맑은 고딕"/>
-          <w:sz w:val="21"/>
-        </w:rPr>
-        <w:t>하-09 · 객관식</w:t>
-      </w:r>
-    </w:p>
-    <w:p>
-      <w:r>
-        <w:rPr>
-          <w:rFonts w:ascii="맑은 고딕" w:hAnsi="맑은 고딕" w:eastAsia="맑은 고딕"/>
-          <w:sz w:val="21"/>
-        </w:rPr>
-        <w:t>[하-09] Standby를 구성에 더하는 명령은?</w:t>
-      </w:r>
-    </w:p>
-    <w:p>
-      <w:r>
-        <w:rPr>
-          <w:rFonts w:ascii="맑은 고딕" w:hAnsi="맑은 고딕" w:eastAsia="맑은 고딕"/>
-          <w:sz w:val="21"/>
-        </w:rPr>
-        <w:t>① ADD DATABASE</w:t>
-      </w:r>
-    </w:p>
-    <w:p>
-      <w:r>
-        <w:rPr>
-          <w:rFonts w:ascii="맑은 고딕" w:hAnsi="맑은 고딕" w:eastAsia="맑은 고딕"/>
-          <w:sz w:val="21"/>
-        </w:rPr>
-        <w:t>② CREATE DATABASE</w:t>
-      </w:r>
-    </w:p>
-    <w:p>
-      <w:r>
-        <w:rPr>
-          <w:rFonts w:ascii="맑은 고딕" w:hAnsi="맑은 고딕" w:eastAsia="맑은 고딕"/>
-          <w:sz w:val="21"/>
-        </w:rPr>
-        <w:t>③ ATTACH DATABASE</w:t>
-      </w:r>
-    </w:p>
-    <w:p>
-      <w:r>
-        <w:rPr>
-          <w:rFonts w:ascii="맑은 고딕" w:hAnsi="맑은 고딕" w:eastAsia="맑은 고딕"/>
-          <w:sz w:val="21"/>
-        </w:rPr>
-        <w:t>④ JOIN DATABASE</w:t>
-      </w:r>
-    </w:p>
-    <w:p>
-      <w:r>
-        <w:rPr>
-          <w:rFonts w:ascii="맑은 고딕" w:hAnsi="맑은 고딕" w:eastAsia="맑은 고딕"/>
-          <w:sz w:val="21"/>
-        </w:rPr>
-        <w:t>하-10 · 객관식</w:t>
-      </w:r>
-    </w:p>
-    <w:p>
-      <w:r>
-        <w:rPr>
-          <w:rFonts w:ascii="맑은 고딕" w:hAnsi="맑은 고딕" w:eastAsia="맑은 고딕"/>
-          <w:sz w:val="21"/>
-        </w:rPr>
-        <w:t>[하-10] `CONNECT IDENTIFIER`에 적는 것은?</w:t>
-      </w:r>
-    </w:p>
-    <w:p>
-      <w:r>
-        <w:rPr>
-          <w:rFonts w:ascii="맑은 고딕" w:hAnsi="맑은 고딕" w:eastAsia="맑은 고딕"/>
-          <w:sz w:val="21"/>
-        </w:rPr>
-        <w:t>① tnsnames 별칭</w:t>
-      </w:r>
-    </w:p>
-    <w:p>
-      <w:r>
-        <w:rPr>
-          <w:rFonts w:ascii="맑은 고딕" w:hAnsi="맑은 고딕" w:eastAsia="맑은 고딕"/>
-          <w:sz w:val="21"/>
-        </w:rPr>
-        <w:t>② DB_UNIQUE_NAME</w:t>
-      </w:r>
-    </w:p>
-    <w:p>
-      <w:r>
-        <w:rPr>
-          <w:rFonts w:ascii="맑은 고딕" w:hAnsi="맑은 고딕" w:eastAsia="맑은 고딕"/>
-          <w:sz w:val="21"/>
-        </w:rPr>
-        <w:t>③ 호스트 이름</w:t>
-      </w:r>
-    </w:p>
-    <w:p>
-      <w:r>
-        <w:rPr>
-          <w:rFonts w:ascii="맑은 고딕" w:hAnsi="맑은 고딕" w:eastAsia="맑은 고딕"/>
-          <w:sz w:val="21"/>
-        </w:rPr>
-        <w:t>④ SID</w:t>
-      </w:r>
-    </w:p>
-    <w:p>
-      <w:r>
-        <w:rPr>
-          <w:rFonts w:ascii="맑은 고딕" w:hAnsi="맑은 고딕" w:eastAsia="맑은 고딕"/>
-          <w:sz w:val="21"/>
-        </w:rPr>
-        <w:t>하-11 · 객관식</w:t>
-      </w:r>
-    </w:p>
-    <w:p>
-      <w:r>
-        <w:rPr>
-          <w:rFonts w:ascii="맑은 고딕" w:hAnsi="맑은 고딕" w:eastAsia="맑은 고딕"/>
-          <w:sz w:val="21"/>
-        </w:rPr>
-        <w:t>[하-11] 구성을 만든 직후 `Configuration Status` 값은?</w:t>
-      </w:r>
-    </w:p>
-    <w:p>
-      <w:r>
-        <w:rPr>
-          <w:rFonts w:ascii="맑은 고딕" w:hAnsi="맑은 고딕" w:eastAsia="맑은 고딕"/>
-          <w:sz w:val="21"/>
-        </w:rPr>
-        <w:t>① DISABLED</w:t>
-      </w:r>
-    </w:p>
-    <w:p>
-      <w:r>
-        <w:rPr>
-          <w:rFonts w:ascii="맑은 고딕" w:hAnsi="맑은 고딕" w:eastAsia="맑은 고딕"/>
-          <w:sz w:val="21"/>
-        </w:rPr>
-        <w:t>② SUCCESS</w:t>
-      </w:r>
-    </w:p>
-    <w:p>
-      <w:r>
-        <w:rPr>
-          <w:rFonts w:ascii="맑은 고딕" w:hAnsi="맑은 고딕" w:eastAsia="맑은 고딕"/>
-          <w:sz w:val="21"/>
-        </w:rPr>
-        <w:t>③ WARNING</w:t>
-      </w:r>
-    </w:p>
-    <w:p>
-      <w:r>
-        <w:rPr>
-          <w:rFonts w:ascii="맑은 고딕" w:hAnsi="맑은 고딕" w:eastAsia="맑은 고딕"/>
-          <w:sz w:val="21"/>
-        </w:rPr>
-        <w:t>④ ERROR</w:t>
-      </w:r>
-    </w:p>
-    <w:p>
-      <w:r>
-        <w:rPr>
-          <w:rFonts w:ascii="맑은 고딕" w:hAnsi="맑은 고딕" w:eastAsia="맑은 고딕"/>
-          <w:sz w:val="21"/>
-        </w:rPr>
-        <w:t>하-12 · 객관식</w:t>
-      </w:r>
-    </w:p>
-    <w:p>
-      <w:r>
-        <w:rPr>
-          <w:rFonts w:ascii="맑은 고딕" w:hAnsi="맑은 고딕" w:eastAsia="맑은 고딕"/>
-          <w:sz w:val="21"/>
-        </w:rPr>
-        <w:t>[하-12] Broker에서 필수인 리스너 서비스 이름은?</w:t>
-      </w:r>
-    </w:p>
-    <w:p>
-      <w:r>
-        <w:rPr>
-          <w:rFonts w:ascii="맑은 고딕" w:hAnsi="맑은 고딕" w:eastAsia="맑은 고딕"/>
-          <w:sz w:val="21"/>
-        </w:rPr>
-        <w:t>① &lt;db_unique_name&gt;_DGMGRL</w:t>
-      </w:r>
-    </w:p>
-    <w:p>
-      <w:r>
-        <w:rPr>
-          <w:rFonts w:ascii="맑은 고딕" w:hAnsi="맑은 고딕" w:eastAsia="맑은 고딕"/>
-          <w:sz w:val="21"/>
-        </w:rPr>
-        <w:t>② &lt;db_unique_name&gt;_BROKER</w:t>
-      </w:r>
-    </w:p>
-    <w:p>
-      <w:r>
-        <w:rPr>
-          <w:rFonts w:ascii="맑은 고딕" w:hAnsi="맑은 고딕" w:eastAsia="맑은 고딕"/>
-          <w:sz w:val="21"/>
-        </w:rPr>
-        <w:t>③ &lt;db_unique_name&gt;_DG</w:t>
-      </w:r>
-    </w:p>
-    <w:p>
-      <w:r>
-        <w:rPr>
-          <w:rFonts w:ascii="맑은 고딕" w:hAnsi="맑은 고딕" w:eastAsia="맑은 고딕"/>
-          <w:sz w:val="21"/>
-        </w:rPr>
-        <w:t>④ &lt;db_unique_name&gt;_CFG</w:t>
-      </w:r>
-    </w:p>
-    <w:p>
-      <w:r>
-        <w:rPr>
-          <w:rFonts w:ascii="맑은 고딕" w:hAnsi="맑은 고딕" w:eastAsia="맑은 고딕"/>
-          <w:sz w:val="21"/>
-        </w:rPr>
-        <w:t>하-13 · 객관식</w:t>
-      </w:r>
-    </w:p>
-    <w:p>
-      <w:r>
-        <w:rPr>
-          <w:rFonts w:ascii="맑은 고딕" w:hAnsi="맑은 고딕" w:eastAsia="맑은 고딕"/>
-          <w:sz w:val="21"/>
-        </w:rPr>
-        <w:t>[하-13] 손으로 설정한 `LOG_ARCHIVE_DEST_n`이 있을 때 `ADD DATABASE`의 결과는?</w:t>
-      </w:r>
-    </w:p>
-    <w:p>
-      <w:r>
-        <w:rPr>
-          <w:rFonts w:ascii="맑은 고딕" w:hAnsi="맑은 고딕" w:eastAsia="맑은 고딕"/>
-          <w:sz w:val="21"/>
-        </w:rPr>
-        <w:t>① ORA-16698</w:t>
-      </w:r>
-    </w:p>
-    <w:p>
-      <w:r>
-        <w:rPr>
-          <w:rFonts w:ascii="맑은 고딕" w:hAnsi="맑은 고딕" w:eastAsia="맑은 고딕"/>
-          <w:sz w:val="21"/>
-        </w:rPr>
-        <w:t>② ORA-16525</w:t>
-      </w:r>
-    </w:p>
-    <w:p>
-      <w:r>
-        <w:rPr>
-          <w:rFonts w:ascii="맑은 고딕" w:hAnsi="맑은 고딕" w:eastAsia="맑은 고딕"/>
-          <w:sz w:val="21"/>
-        </w:rPr>
-        <w:t>③ ORA-16905</w:t>
-      </w:r>
-    </w:p>
-    <w:p>
-      <w:r>
-        <w:rPr>
-          <w:rFonts w:ascii="맑은 고딕" w:hAnsi="맑은 고딕" w:eastAsia="맑은 고딕"/>
-          <w:sz w:val="21"/>
-        </w:rPr>
-        <w:t>④ 정상 추가된다</w:t>
-      </w:r>
-    </w:p>
-    <w:p>
-      <w:r>
-        <w:rPr>
-          <w:rFonts w:ascii="맑은 고딕" w:hAnsi="맑은 고딕" w:eastAsia="맑은 고딕"/>
-          <w:sz w:val="21"/>
-        </w:rPr>
-        <w:t>하-14 · 객관식</w:t>
-      </w:r>
-    </w:p>
-    <w:p>
-      <w:r>
-        <w:rPr>
-          <w:rFonts w:ascii="맑은 고딕" w:hAnsi="맑은 고딕" w:eastAsia="맑은 고딕"/>
-          <w:sz w:val="21"/>
-        </w:rPr>
-        <w:t>[하-14] 활성화 전 멤버에 표시되는 것은?</w:t>
-      </w:r>
-    </w:p>
-    <w:p>
-      <w:r>
-        <w:rPr>
-          <w:rFonts w:ascii="맑은 고딕" w:hAnsi="맑은 고딕" w:eastAsia="맑은 고딕"/>
-          <w:sz w:val="21"/>
-        </w:rPr>
-        <w:t>① ORA-16905와 (disabled)</w:t>
-      </w:r>
-    </w:p>
-    <w:p>
-      <w:r>
-        <w:rPr>
-          <w:rFonts w:ascii="맑은 고딕" w:hAnsi="맑은 고딕" w:eastAsia="맑은 고딕"/>
-          <w:sz w:val="21"/>
-        </w:rPr>
-        <w:t>② ORA-16809</w:t>
-      </w:r>
-    </w:p>
-    <w:p>
-      <w:r>
-        <w:rPr>
-          <w:rFonts w:ascii="맑은 고딕" w:hAnsi="맑은 고딕" w:eastAsia="맑은 고딕"/>
-          <w:sz w:val="21"/>
-        </w:rPr>
-        <w:t>③ ORA-16766</w:t>
-      </w:r>
-    </w:p>
-    <w:p>
-      <w:r>
-        <w:rPr>
-          <w:rFonts w:ascii="맑은 고딕" w:hAnsi="맑은 고딕" w:eastAsia="맑은 고딕"/>
-          <w:sz w:val="21"/>
-        </w:rPr>
-        <w:t>④ 아무 표시 없음</w:t>
-      </w:r>
-    </w:p>
-    <w:p>
-      <w:r>
-        <w:rPr>
-          <w:rFonts w:ascii="맑은 고딕" w:hAnsi="맑은 고딕" w:eastAsia="맑은 고딕"/>
-          <w:sz w:val="21"/>
-        </w:rPr>
-        <w:t>하-15 · 객관식</w:t>
-      </w:r>
-    </w:p>
-    <w:p>
-      <w:r>
-        <w:rPr>
-          <w:rFonts w:ascii="맑은 고딕" w:hAnsi="맑은 고딕" w:eastAsia="맑은 고딕"/>
-          <w:sz w:val="21"/>
-        </w:rPr>
-        <w:t>[하-15] 구성을 활성화하는 명령은?</w:t>
-      </w:r>
-    </w:p>
-    <w:p>
-      <w:r>
-        <w:rPr>
-          <w:rFonts w:ascii="맑은 고딕" w:hAnsi="맑은 고딕" w:eastAsia="맑은 고딕"/>
-          <w:sz w:val="21"/>
-        </w:rPr>
-        <w:t>① ENABLE CONFIGURATION</w:t>
-      </w:r>
-    </w:p>
-    <w:p>
-      <w:r>
-        <w:rPr>
-          <w:rFonts w:ascii="맑은 고딕" w:hAnsi="맑은 고딕" w:eastAsia="맑은 고딕"/>
-          <w:sz w:val="21"/>
-        </w:rPr>
-        <w:t>② START CONFIGURATION</w:t>
-      </w:r>
-    </w:p>
-    <w:p>
-      <w:r>
-        <w:rPr>
-          <w:rFonts w:ascii="맑은 고딕" w:hAnsi="맑은 고딕" w:eastAsia="맑은 고딕"/>
-          <w:sz w:val="21"/>
-        </w:rPr>
-        <w:t>③ ACTIVATE CONFIGURATION</w:t>
-      </w:r>
-    </w:p>
-    <w:p>
-      <w:r>
-        <w:rPr>
-          <w:rFonts w:ascii="맑은 고딕" w:hAnsi="맑은 고딕" w:eastAsia="맑은 고딕"/>
-          <w:sz w:val="21"/>
-        </w:rPr>
-        <w:t>④ OPEN CONFIGURATION</w:t>
+        <w:t>④ START CONFIGURATION</w:t>
       </w:r>
     </w:p>
     <w:p>
@@ -861,7 +861,7 @@
           <w:rFonts w:ascii="맑은 고딕" w:hAnsi="맑은 고딕" w:eastAsia="맑은 고딕"/>
           <w:sz w:val="21"/>
         </w:rPr>
-        <w:t>① drc&lt;db_unique_name&gt;.log</w:t>
+        <w:t>① dg&lt;db_unique_name&gt;.log</w:t>
       </w:r>
     </w:p>
     <w:p>
@@ -879,7 +879,7 @@
           <w:rFonts w:ascii="맑은 고딕" w:hAnsi="맑은 고딕" w:eastAsia="맑은 고딕"/>
           <w:sz w:val="21"/>
         </w:rPr>
-        <w:t>③ dg&lt;db_unique_name&gt;.log</w:t>
+        <w:t>③ drc&lt;db_unique_name&gt;.log</w:t>
       </w:r>
     </w:p>
     <w:p>
@@ -915,7 +915,7 @@
           <w:rFonts w:ascii="맑은 고딕" w:hAnsi="맑은 고딕" w:eastAsia="맑은 고딕"/>
           <w:sz w:val="21"/>
         </w:rPr>
-        <w:t>① EDIT DATABASE ... SET STATE='APPLY-OFF'</w:t>
+        <w:t>① EDIT DATABASE ... SET PROPERTY 'Apply'='OFF'</w:t>
       </w:r>
     </w:p>
     <w:p>
@@ -933,16 +933,16 @@
           <w:rFonts w:ascii="맑은 고딕" w:hAnsi="맑은 고딕" w:eastAsia="맑은 고딕"/>
           <w:sz w:val="21"/>
         </w:rPr>
-        <w:t>③ STOP APPLY</w:t>
-      </w:r>
-    </w:p>
-    <w:p>
-      <w:r>
-        <w:rPr>
-          <w:rFonts w:ascii="맑은 고딕" w:hAnsi="맑은 고딕" w:eastAsia="맑은 고딕"/>
-          <w:sz w:val="21"/>
-        </w:rPr>
-        <w:t>④ EDIT DATABASE ... SET PROPERTY 'Apply'='OFF'</w:t>
+        <w:t>③ EDIT DATABASE ... SET STATE='APPLY-OFF'</w:t>
+      </w:r>
+    </w:p>
+    <w:p>
+      <w:r>
+        <w:rPr>
+          <w:rFonts w:ascii="맑은 고딕" w:hAnsi="맑은 고딕" w:eastAsia="맑은 고딕"/>
+          <w:sz w:val="21"/>
+        </w:rPr>
+        <w:t>④ STOP APPLY</w:t>
       </w:r>
     </w:p>
     <w:p>
@@ -969,34 +969,34 @@
           <w:rFonts w:ascii="맑은 고딕" w:hAnsi="맑은 고딕" w:eastAsia="맑은 고딕"/>
           <w:sz w:val="21"/>
         </w:rPr>
-        <w:t>① LogXptMode</w:t>
-      </w:r>
-    </w:p>
-    <w:p>
-      <w:r>
-        <w:rPr>
-          <w:rFonts w:ascii="맑은 고딕" w:hAnsi="맑은 고딕" w:eastAsia="맑은 고딕"/>
-          <w:sz w:val="21"/>
-        </w:rPr>
-        <w:t>② TransportMode</w:t>
-      </w:r>
-    </w:p>
-    <w:p>
-      <w:r>
-        <w:rPr>
-          <w:rFonts w:ascii="맑은 고딕" w:hAnsi="맑은 고딕" w:eastAsia="맑은 고딕"/>
-          <w:sz w:val="21"/>
-        </w:rPr>
-        <w:t>③ LogShipping</w:t>
-      </w:r>
-    </w:p>
-    <w:p>
-      <w:r>
-        <w:rPr>
-          <w:rFonts w:ascii="맑은 고딕" w:hAnsi="맑은 고딕" w:eastAsia="맑은 고딕"/>
-          <w:sz w:val="21"/>
-        </w:rPr>
-        <w:t>④ RedoMode</w:t>
+        <w:t>① RedoMode</w:t>
+      </w:r>
+    </w:p>
+    <w:p>
+      <w:r>
+        <w:rPr>
+          <w:rFonts w:ascii="맑은 고딕" w:hAnsi="맑은 고딕" w:eastAsia="맑은 고딕"/>
+          <w:sz w:val="21"/>
+        </w:rPr>
+        <w:t>② LogShipping</w:t>
+      </w:r>
+    </w:p>
+    <w:p>
+      <w:r>
+        <w:rPr>
+          <w:rFonts w:ascii="맑은 고딕" w:hAnsi="맑은 고딕" w:eastAsia="맑은 고딕"/>
+          <w:sz w:val="21"/>
+        </w:rPr>
+        <w:t>③ TransportMode</w:t>
+      </w:r>
+    </w:p>
+    <w:p>
+      <w:r>
+        <w:rPr>
+          <w:rFonts w:ascii="맑은 고딕" w:hAnsi="맑은 고딕" w:eastAsia="맑은 고딕"/>
+          <w:sz w:val="21"/>
+        </w:rPr>
+        <w:t>④ LogXptMode</w:t>
       </w:r>
     </w:p>
     <w:p>
@@ -1023,34 +1023,34 @@
           <w:rFonts w:ascii="맑은 고딕" w:hAnsi="맑은 고딕" w:eastAsia="맑은 고딕"/>
           <w:sz w:val="21"/>
         </w:rPr>
-        <w:t>① EDIT CONFIGURATION SET PROTECTION MODE AS ...</w:t>
-      </w:r>
-    </w:p>
-    <w:p>
-      <w:r>
-        <w:rPr>
-          <w:rFonts w:ascii="맑은 고딕" w:hAnsi="맑은 고딕" w:eastAsia="맑은 고딕"/>
-          <w:sz w:val="21"/>
-        </w:rPr>
-        <w:t>② ALTER CONFIGURATION PROTECTION ...</w:t>
-      </w:r>
-    </w:p>
-    <w:p>
-      <w:r>
-        <w:rPr>
-          <w:rFonts w:ascii="맑은 고딕" w:hAnsi="맑은 고딕" w:eastAsia="맑은 고딕"/>
-          <w:sz w:val="21"/>
-        </w:rPr>
-        <w:t>③ EDIT DATABASE SET PROTECTION ...</w:t>
-      </w:r>
-    </w:p>
-    <w:p>
-      <w:r>
-        <w:rPr>
-          <w:rFonts w:ascii="맑은 고딕" w:hAnsi="맑은 고딕" w:eastAsia="맑은 고딕"/>
-          <w:sz w:val="21"/>
-        </w:rPr>
-        <w:t>④ SET PROTECTION MODE ...</w:t>
+        <w:t>① ALTER CONFIGURATION PROTECTION ...</w:t>
+      </w:r>
+    </w:p>
+    <w:p>
+      <w:r>
+        <w:rPr>
+          <w:rFonts w:ascii="맑은 고딕" w:hAnsi="맑은 고딕" w:eastAsia="맑은 고딕"/>
+          <w:sz w:val="21"/>
+        </w:rPr>
+        <w:t>② EDIT CONFIGURATION SET PROTECTION MODE AS ...</w:t>
+      </w:r>
+    </w:p>
+    <w:p>
+      <w:r>
+        <w:rPr>
+          <w:rFonts w:ascii="맑은 고딕" w:hAnsi="맑은 고딕" w:eastAsia="맑은 고딕"/>
+          <w:sz w:val="21"/>
+        </w:rPr>
+        <w:t>③ SET PROTECTION MODE ...</w:t>
+      </w:r>
+    </w:p>
+    <w:p>
+      <w:r>
+        <w:rPr>
+          <w:rFonts w:ascii="맑은 고딕" w:hAnsi="맑은 고딕" w:eastAsia="맑은 고딕"/>
+          <w:sz w:val="21"/>
+        </w:rPr>
+        <w:t>④ EDIT DATABASE SET PROTECTION ...</w:t>
       </w:r>
     </w:p>
     <w:p>
@@ -1086,25 +1086,25 @@
           <w:rFonts w:ascii="맑은 고딕" w:hAnsi="맑은 고딕" w:eastAsia="맑은 고딕"/>
           <w:sz w:val="21"/>
         </w:rPr>
-        <w:t>② MAXIMUM PERFORMANCE / MAXIMUM AVAILABILITY / MAXIMUM PROTECTION</w:t>
-      </w:r>
-    </w:p>
-    <w:p>
-      <w:r>
-        <w:rPr>
-          <w:rFonts w:ascii="맑은 고딕" w:hAnsi="맑은 고딕" w:eastAsia="맑은 고딕"/>
-          <w:sz w:val="21"/>
-        </w:rPr>
-        <w:t>③ ASYNC / SYNC / SYNC AFFIRM</w:t>
-      </w:r>
-    </w:p>
-    <w:p>
-      <w:r>
-        <w:rPr>
-          <w:rFonts w:ascii="맑은 고딕" w:hAnsi="맑은 고딕" w:eastAsia="맑은 고딕"/>
-          <w:sz w:val="21"/>
-        </w:rPr>
-        <w:t>④ LOW / MEDIUM / HIGH</w:t>
+        <w:t>② LOW / MEDIUM / HIGH</w:t>
+      </w:r>
+    </w:p>
+    <w:p>
+      <w:r>
+        <w:rPr>
+          <w:rFonts w:ascii="맑은 고딕" w:hAnsi="맑은 고딕" w:eastAsia="맑은 고딕"/>
+          <w:sz w:val="21"/>
+        </w:rPr>
+        <w:t>③ MAXIMUM PERFORMANCE / MAXIMUM AVAILABILITY / MAXIMUM PROTECTION</w:t>
+      </w:r>
+    </w:p>
+    <w:p>
+      <w:r>
+        <w:rPr>
+          <w:rFonts w:ascii="맑은 고딕" w:hAnsi="맑은 고딕" w:eastAsia="맑은 고딕"/>
+          <w:sz w:val="21"/>
+        </w:rPr>
+        <w:t>④ ASYNC / SYNC / SYNC AFFIRM</w:t>
       </w:r>
     </w:p>
     <w:p>
@@ -1139,34 +1139,34 @@
           <w:rFonts w:ascii="맑은 고딕" w:hAnsi="맑은 고딕" w:eastAsia="맑은 고딕"/>
           <w:sz w:val="21"/>
         </w:rPr>
-        <w:t>① DMON 프로세스 · 구성 파일 · DGMGRL</w:t>
-      </w:r>
-    </w:p>
-    <w:p>
-      <w:r>
-        <w:rPr>
-          <w:rFonts w:ascii="맑은 고딕" w:hAnsi="맑은 고딕" w:eastAsia="맑은 고딕"/>
-          <w:sz w:val="21"/>
-        </w:rPr>
-        <w:t>② MRP0 · SRL · 아카이브</w:t>
-      </w:r>
-    </w:p>
-    <w:p>
-      <w:r>
-        <w:rPr>
-          <w:rFonts w:ascii="맑은 고딕" w:hAnsi="맑은 고딕" w:eastAsia="맑은 고딕"/>
-          <w:sz w:val="21"/>
-        </w:rPr>
-        <w:t>③ 리스너 · tnsnames · SPFILE</w:t>
-      </w:r>
-    </w:p>
-    <w:p>
-      <w:r>
-        <w:rPr>
-          <w:rFonts w:ascii="맑은 고딕" w:hAnsi="맑은 고딕" w:eastAsia="맑은 고딕"/>
-          <w:sz w:val="21"/>
-        </w:rPr>
-        <w:t>④ Primary · Standby · Observer</w:t>
+        <w:t>① MRP0 · SRL · 아카이브</w:t>
+      </w:r>
+    </w:p>
+    <w:p>
+      <w:r>
+        <w:rPr>
+          <w:rFonts w:ascii="맑은 고딕" w:hAnsi="맑은 고딕" w:eastAsia="맑은 고딕"/>
+          <w:sz w:val="21"/>
+        </w:rPr>
+        <w:t>② DMON 프로세스 · 구성 파일 · DGMGRL</w:t>
+      </w:r>
+    </w:p>
+    <w:p>
+      <w:r>
+        <w:rPr>
+          <w:rFonts w:ascii="맑은 고딕" w:hAnsi="맑은 고딕" w:eastAsia="맑은 고딕"/>
+          <w:sz w:val="21"/>
+        </w:rPr>
+        <w:t>③ Primary · Standby · Observer</w:t>
+      </w:r>
+    </w:p>
+    <w:p>
+      <w:r>
+        <w:rPr>
+          <w:rFonts w:ascii="맑은 고딕" w:hAnsi="맑은 고딕" w:eastAsia="맑은 고딕"/>
+          <w:sz w:val="21"/>
+        </w:rPr>
+        <w:t>④ 리스너 · tnsnames · SPFILE</w:t>
       </w:r>
     </w:p>
     <w:p>
@@ -1211,16 +1211,16 @@
           <w:rFonts w:ascii="맑은 고딕" w:hAnsi="맑은 고딕" w:eastAsia="맑은 고딕"/>
           <w:sz w:val="21"/>
         </w:rPr>
-        <w:t>③ 둘은 같은 프로세스다</w:t>
-      </w:r>
-    </w:p>
-    <w:p>
-      <w:r>
-        <w:rPr>
-          <w:rFonts w:ascii="맑은 고딕" w:hAnsi="맑은 고딕" w:eastAsia="맑은 고딕"/>
-          <w:sz w:val="21"/>
-        </w:rPr>
-        <w:t>④ DMON이 DGMGRL을 호출한다</w:t>
+        <w:t>③ DMON이 DGMGRL을 호출한다</w:t>
+      </w:r>
+    </w:p>
+    <w:p>
+      <w:r>
+        <w:rPr>
+          <w:rFonts w:ascii="맑은 고딕" w:hAnsi="맑은 고딕" w:eastAsia="맑은 고딕"/>
+          <w:sz w:val="21"/>
+        </w:rPr>
+        <w:t>④ 둘은 같은 프로세스다</w:t>
       </w:r>
     </w:p>
     <w:p>
@@ -1256,25 +1256,25 @@
           <w:rFonts w:ascii="맑은 고딕" w:hAnsi="맑은 고딕" w:eastAsia="맑은 고딕"/>
           <w:sz w:val="21"/>
         </w:rPr>
-        <w:t>② 성능이 좋아지기 때문</w:t>
-      </w:r>
-    </w:p>
-    <w:p>
-      <w:r>
-        <w:rPr>
-          <w:rFonts w:ascii="맑은 고딕" w:hAnsi="맑은 고딕" w:eastAsia="맑은 고딕"/>
-          <w:sz w:val="21"/>
-        </w:rPr>
-        <w:t>③ 보안 요구사항이기 때문</w:t>
-      </w:r>
-    </w:p>
-    <w:p>
-      <w:r>
-        <w:rPr>
-          <w:rFonts w:ascii="맑은 고딕" w:hAnsi="맑은 고딕" w:eastAsia="맑은 고딕"/>
-          <w:sz w:val="21"/>
-        </w:rPr>
-        <w:t>④ 라이선스 조건이기 때문</w:t>
+        <w:t>② 라이선스 조건이기 때문</w:t>
+      </w:r>
+    </w:p>
+    <w:p>
+      <w:r>
+        <w:rPr>
+          <w:rFonts w:ascii="맑은 고딕" w:hAnsi="맑은 고딕" w:eastAsia="맑은 고딕"/>
+          <w:sz w:val="21"/>
+        </w:rPr>
+        <w:t>③ 성능이 좋아지기 때문</w:t>
+      </w:r>
+    </w:p>
+    <w:p>
+      <w:r>
+        <w:rPr>
+          <w:rFonts w:ascii="맑은 고딕" w:hAnsi="맑은 고딕" w:eastAsia="맑은 고딕"/>
+          <w:sz w:val="21"/>
+        </w:rPr>
+        <w:t>④ 보안 요구사항이기 때문</w:t>
       </w:r>
     </w:p>
     <w:p>
@@ -1301,16 +1301,16 @@
           <w:rFonts w:ascii="맑은 고딕" w:hAnsi="맑은 고딕" w:eastAsia="맑은 고딕"/>
           <w:sz w:val="21"/>
         </w:rPr>
-        <w:t>① StaticConnectIdentifier</w:t>
-      </w:r>
-    </w:p>
-    <w:p>
-      <w:r>
-        <w:rPr>
-          <w:rFonts w:ascii="맑은 고딕" w:hAnsi="맑은 고딕" w:eastAsia="맑은 고딕"/>
-          <w:sz w:val="21"/>
-        </w:rPr>
-        <w:t>② DGConnectIdentifier</w:t>
+        <w:t>① DGConnectIdentifier</w:t>
+      </w:r>
+    </w:p>
+    <w:p>
+      <w:r>
+        <w:rPr>
+          <w:rFonts w:ascii="맑은 고딕" w:hAnsi="맑은 고딕" w:eastAsia="맑은 고딕"/>
+          <w:sz w:val="21"/>
+        </w:rPr>
+        <w:t>② StaticConnectIdentifier</w:t>
       </w:r>
     </w:p>
     <w:p>
@@ -1355,34 +1355,34 @@
           <w:rFonts w:ascii="맑은 고딕" w:hAnsi="맑은 고딕" w:eastAsia="맑은 고딕"/>
           <w:sz w:val="21"/>
         </w:rPr>
-        <w:t>① Broker는 자기가 관리할 것을 자기가 만들려 하기 때문</w:t>
-      </w:r>
-    </w:p>
-    <w:p>
-      <w:r>
-        <w:rPr>
-          <w:rFonts w:ascii="맑은 고딕" w:hAnsi="맑은 고딕" w:eastAsia="맑은 고딕"/>
-          <w:sz w:val="21"/>
-        </w:rPr>
-        <w:t>② 파라미터 값이 틀렸기 때문</w:t>
-      </w:r>
-    </w:p>
-    <w:p>
-      <w:r>
-        <w:rPr>
-          <w:rFonts w:ascii="맑은 고딕" w:hAnsi="맑은 고딕" w:eastAsia="맑은 고딕"/>
-          <w:sz w:val="21"/>
-        </w:rPr>
-        <w:t>③ 네트워크가 끊겼기 때문</w:t>
-      </w:r>
-    </w:p>
-    <w:p>
-      <w:r>
-        <w:rPr>
-          <w:rFonts w:ascii="맑은 고딕" w:hAnsi="맑은 고딕" w:eastAsia="맑은 고딕"/>
-          <w:sz w:val="21"/>
-        </w:rPr>
-        <w:t>④ 권한이 없기 때문</w:t>
+        <w:t>① 파라미터 값이 틀렸기 때문</w:t>
+      </w:r>
+    </w:p>
+    <w:p>
+      <w:r>
+        <w:rPr>
+          <w:rFonts w:ascii="맑은 고딕" w:hAnsi="맑은 고딕" w:eastAsia="맑은 고딕"/>
+          <w:sz w:val="21"/>
+        </w:rPr>
+        <w:t>② Broker는 자기가 관리할 것을 자기가 만들려 하기 때문</w:t>
+      </w:r>
+    </w:p>
+    <w:p>
+      <w:r>
+        <w:rPr>
+          <w:rFonts w:ascii="맑은 고딕" w:hAnsi="맑은 고딕" w:eastAsia="맑은 고딕"/>
+          <w:sz w:val="21"/>
+        </w:rPr>
+        <w:t>③ 권한이 없기 때문</w:t>
+      </w:r>
+    </w:p>
+    <w:p>
+      <w:r>
+        <w:rPr>
+          <w:rFonts w:ascii="맑은 고딕" w:hAnsi="맑은 고딕" w:eastAsia="맑은 고딕"/>
+          <w:sz w:val="21"/>
+        </w:rPr>
+        <w:t>④ 네트워크가 끊겼기 때문</w:t>
       </w:r>
     </w:p>
     <w:p>
@@ -1409,34 +1409,34 @@
           <w:rFonts w:ascii="맑은 고딕" w:hAnsi="맑은 고딕" w:eastAsia="맑은 고딕"/>
           <w:sz w:val="21"/>
         </w:rPr>
-        <w:t>① 양쪽의 SERVICE 속성 있는 LOG_ARCHIVE_DEST_n을 비운다</w:t>
-      </w:r>
-    </w:p>
-    <w:p>
-      <w:r>
-        <w:rPr>
-          <w:rFonts w:ascii="맑은 고딕" w:hAnsi="맑은 고딕" w:eastAsia="맑은 고딕"/>
-          <w:sz w:val="21"/>
-        </w:rPr>
-        <w:t>② 값을 올바르게 고친다</w:t>
-      </w:r>
-    </w:p>
-    <w:p>
-      <w:r>
-        <w:rPr>
-          <w:rFonts w:ascii="맑은 고딕" w:hAnsi="맑은 고딕" w:eastAsia="맑은 고딕"/>
-          <w:sz w:val="21"/>
-        </w:rPr>
-        <w:t>③ 인스턴스를 재기동한다</w:t>
-      </w:r>
-    </w:p>
-    <w:p>
-      <w:r>
-        <w:rPr>
-          <w:rFonts w:ascii="맑은 고딕" w:hAnsi="맑은 고딕" w:eastAsia="맑은 고딕"/>
-          <w:sz w:val="21"/>
-        </w:rPr>
-        <w:t>④ 구성을 다시 만든다</w:t>
+        <w:t>① 인스턴스를 재기동한다</w:t>
+      </w:r>
+    </w:p>
+    <w:p>
+      <w:r>
+        <w:rPr>
+          <w:rFonts w:ascii="맑은 고딕" w:hAnsi="맑은 고딕" w:eastAsia="맑은 고딕"/>
+          <w:sz w:val="21"/>
+        </w:rPr>
+        <w:t>② 양쪽의 SERVICE 속성 있는 LOG_ARCHIVE_DEST_n을 비운다</w:t>
+      </w:r>
+    </w:p>
+    <w:p>
+      <w:r>
+        <w:rPr>
+          <w:rFonts w:ascii="맑은 고딕" w:hAnsi="맑은 고딕" w:eastAsia="맑은 고딕"/>
+          <w:sz w:val="21"/>
+        </w:rPr>
+        <w:t>③ 구성을 다시 만든다</w:t>
+      </w:r>
+    </w:p>
+    <w:p>
+      <w:r>
+        <w:rPr>
+          <w:rFonts w:ascii="맑은 고딕" w:hAnsi="맑은 고딕" w:eastAsia="맑은 고딕"/>
+          <w:sz w:val="21"/>
+        </w:rPr>
+        <w:t>④ 값을 올바르게 고친다</w:t>
       </w:r>
     </w:p>
     <w:p>
@@ -1463,34 +1463,34 @@
           <w:rFonts w:ascii="맑은 고딕" w:hAnsi="맑은 고딕" w:eastAsia="맑은 고딕"/>
           <w:sz w:val="21"/>
         </w:rPr>
-        <w:t>① 목적지를 비우는 단계</w:t>
-      </w:r>
-    </w:p>
-    <w:p>
-      <w:r>
-        <w:rPr>
-          <w:rFonts w:ascii="맑은 고딕" w:hAnsi="맑은 고딕" w:eastAsia="맑은 고딕"/>
-          <w:sz w:val="21"/>
-        </w:rPr>
-        <w:t>② DG_BROKER_START를 켜는 단계</w:t>
-      </w:r>
-    </w:p>
-    <w:p>
-      <w:r>
-        <w:rPr>
-          <w:rFonts w:ascii="맑은 고딕" w:hAnsi="맑은 고딕" w:eastAsia="맑은 고딕"/>
-          <w:sz w:val="21"/>
-        </w:rPr>
-        <w:t>③ CREATE CONFIGURATION</w:t>
-      </w:r>
-    </w:p>
-    <w:p>
-      <w:r>
-        <w:rPr>
-          <w:rFonts w:ascii="맑은 고딕" w:hAnsi="맑은 고딕" w:eastAsia="맑은 고딕"/>
-          <w:sz w:val="21"/>
-        </w:rPr>
-        <w:t>④ SHOW CONFIGURATION</w:t>
+        <w:t>① SHOW CONFIGURATION</w:t>
+      </w:r>
+    </w:p>
+    <w:p>
+      <w:r>
+        <w:rPr>
+          <w:rFonts w:ascii="맑은 고딕" w:hAnsi="맑은 고딕" w:eastAsia="맑은 고딕"/>
+          <w:sz w:val="21"/>
+        </w:rPr>
+        <w:t>② CREATE CONFIGURATION</w:t>
+      </w:r>
+    </w:p>
+    <w:p>
+      <w:r>
+        <w:rPr>
+          <w:rFonts w:ascii="맑은 고딕" w:hAnsi="맑은 고딕" w:eastAsia="맑은 고딕"/>
+          <w:sz w:val="21"/>
+        </w:rPr>
+        <w:t>③ 목적지를 비우는 단계</w:t>
+      </w:r>
+    </w:p>
+    <w:p>
+      <w:r>
+        <w:rPr>
+          <w:rFonts w:ascii="맑은 고딕" w:hAnsi="맑은 고딕" w:eastAsia="맑은 고딕"/>
+          <w:sz w:val="21"/>
+        </w:rPr>
+        <w:t>④ DG_BROKER_START를 켜는 단계</w:t>
       </w:r>
     </w:p>
     <w:p>
@@ -1535,16 +1535,16 @@
           <w:rFonts w:ascii="맑은 고딕" w:hAnsi="맑은 고딕" w:eastAsia="맑은 고딕"/>
           <w:sz w:val="21"/>
         </w:rPr>
-        <w:t>③ 상대 이름으로 다시 설정한다</w:t>
-      </w:r>
-    </w:p>
-    <w:p>
-      <w:r>
-        <w:rPr>
-          <w:rFonts w:ascii="맑은 고딕" w:hAnsi="맑은 고딕" w:eastAsia="맑은 고딕"/>
-          <w:sz w:val="21"/>
-        </w:rPr>
-        <w:t>④ 삭제하고 파라미터 자체를 없앤다</w:t>
+        <w:t>③ 삭제하고 파라미터 자체를 없앤다</w:t>
+      </w:r>
+    </w:p>
+    <w:p>
+      <w:r>
+        <w:rPr>
+          <w:rFonts w:ascii="맑은 고딕" w:hAnsi="맑은 고딕" w:eastAsia="맑은 고딕"/>
+          <w:sz w:val="21"/>
+        </w:rPr>
+        <w:t>④ 상대 이름으로 다시 설정한다</w:t>
       </w:r>
     </w:p>
     <w:p>
@@ -1571,16 +1571,16 @@
           <w:rFonts w:ascii="맑은 고딕" w:hAnsi="맑은 고딕" w:eastAsia="맑은 고딕"/>
           <w:sz w:val="21"/>
         </w:rPr>
-        <w:t>① (online_logfile, all_roles)</w:t>
-      </w:r>
-    </w:p>
-    <w:p>
-      <w:r>
-        <w:rPr>
-          <w:rFonts w:ascii="맑은 고딕" w:hAnsi="맑은 고딕" w:eastAsia="맑은 고딕"/>
-          <w:sz w:val="21"/>
-        </w:rPr>
-        <w:t>② (online_logfiles, primary_role)</w:t>
+        <w:t>① (online_logfiles, primary_role)</w:t>
+      </w:r>
+    </w:p>
+    <w:p>
+      <w:r>
+        <w:rPr>
+          <w:rFonts w:ascii="맑은 고딕" w:hAnsi="맑은 고딕" w:eastAsia="맑은 고딕"/>
+          <w:sz w:val="21"/>
+        </w:rPr>
+        <w:t>② (all_logfiles, all_roles)</w:t>
       </w:r>
     </w:p>
     <w:p>
@@ -1598,7 +1598,7 @@
           <w:rFonts w:ascii="맑은 고딕" w:hAnsi="맑은 고딕" w:eastAsia="맑은 고딕"/>
           <w:sz w:val="21"/>
         </w:rPr>
-        <w:t>④ (all_logfiles, all_roles)</w:t>
+        <w:t>④ (online_logfile, all_roles)</w:t>
       </w:r>
     </w:p>
     <w:p>
@@ -1625,16 +1625,16 @@
           <w:rFonts w:ascii="맑은 고딕" w:hAnsi="맑은 고딕" w:eastAsia="맑은 고딕"/>
           <w:sz w:val="21"/>
         </w:rPr>
-        <w:t>① 역할 전환 후에도 목적지가 유효하도록 미리 대비</w:t>
-      </w:r>
-    </w:p>
-    <w:p>
-      <w:r>
-        <w:rPr>
-          <w:rFonts w:ascii="맑은 고딕" w:hAnsi="맑은 고딕" w:eastAsia="맑은 고딕"/>
-          <w:sz w:val="21"/>
-        </w:rPr>
-        <w:t>② 성능 향상</w:t>
+        <w:t>① 성능 향상</w:t>
+      </w:r>
+    </w:p>
+    <w:p>
+      <w:r>
+        <w:rPr>
+          <w:rFonts w:ascii="맑은 고딕" w:hAnsi="맑은 고딕" w:eastAsia="맑은 고딕"/>
+          <w:sz w:val="21"/>
+        </w:rPr>
+        <w:t>② 리두 양을 줄이기 위해</w:t>
       </w:r>
     </w:p>
     <w:p>
@@ -1652,7 +1652,7 @@
           <w:rFonts w:ascii="맑은 고딕" w:hAnsi="맑은 고딕" w:eastAsia="맑은 고딕"/>
           <w:sz w:val="21"/>
         </w:rPr>
-        <w:t>④ 리두 양을 줄이기 위해</w:t>
+        <w:t>④ 역할 전환 후에도 목적지가 유효하도록 미리 대비</w:t>
       </w:r>
     </w:p>
     <w:p>
@@ -1679,34 +1679,34 @@
           <w:rFonts w:ascii="맑은 고딕" w:hAnsi="맑은 고딕" w:eastAsia="맑은 고딕"/>
           <w:sz w:val="21"/>
         </w:rPr>
-        <w:t>① 속성으로 바꿀 자리를 만들기 위해</w:t>
-      </w:r>
-    </w:p>
-    <w:p>
-      <w:r>
-        <w:rPr>
-          <w:rFonts w:ascii="맑은 고딕" w:hAnsi="맑은 고딕" w:eastAsia="맑은 고딕"/>
-          <w:sz w:val="21"/>
-        </w:rPr>
-        <w:t>② 문서화를 위해</w:t>
-      </w:r>
-    </w:p>
-    <w:p>
-      <w:r>
-        <w:rPr>
-          <w:rFonts w:ascii="맑은 고딕" w:hAnsi="맑은 고딕" w:eastAsia="맑은 고딕"/>
-          <w:sz w:val="21"/>
-        </w:rPr>
-        <w:t>③ 파싱 속도를 높이기 위해</w:t>
-      </w:r>
-    </w:p>
-    <w:p>
-      <w:r>
-        <w:rPr>
-          <w:rFonts w:ascii="맑은 고딕" w:hAnsi="맑은 고딕" w:eastAsia="맑은 고딕"/>
-          <w:sz w:val="21"/>
-        </w:rPr>
-        <w:t>④ 호환성 때문</w:t>
+        <w:t>① 호환성 때문</w:t>
+      </w:r>
+    </w:p>
+    <w:p>
+      <w:r>
+        <w:rPr>
+          <w:rFonts w:ascii="맑은 고딕" w:hAnsi="맑은 고딕" w:eastAsia="맑은 고딕"/>
+          <w:sz w:val="21"/>
+        </w:rPr>
+        <w:t>② 파싱 속도를 높이기 위해</w:t>
+      </w:r>
+    </w:p>
+    <w:p>
+      <w:r>
+        <w:rPr>
+          <w:rFonts w:ascii="맑은 고딕" w:hAnsi="맑은 고딕" w:eastAsia="맑은 고딕"/>
+          <w:sz w:val="21"/>
+        </w:rPr>
+        <w:t>③ 속성으로 바꿀 자리를 만들기 위해</w:t>
+      </w:r>
+    </w:p>
+    <w:p>
+      <w:r>
+        <w:rPr>
+          <w:rFonts w:ascii="맑은 고딕" w:hAnsi="맑은 고딕" w:eastAsia="맑은 고딕"/>
+          <w:sz w:val="21"/>
+        </w:rPr>
+        <w:t>④ 문서화를 위해</w:t>
       </w:r>
     </w:p>
     <w:p>
@@ -1733,34 +1733,34 @@
           <w:rFonts w:ascii="맑은 고딕" w:hAnsi="맑은 고딕" w:eastAsia="맑은 고딕"/>
           <w:sz w:val="21"/>
         </w:rPr>
-        <w:t>① 리두 경로</w:t>
-      </w:r>
-    </w:p>
-    <w:p>
-      <w:r>
-        <w:rPr>
-          <w:rFonts w:ascii="맑은 고딕" w:hAnsi="맑은 고딕" w:eastAsia="맑은 고딕"/>
-          <w:sz w:val="21"/>
-        </w:rPr>
-        <w:t>② 우선순위</w:t>
-      </w:r>
-    </w:p>
-    <w:p>
-      <w:r>
-        <w:rPr>
-          <w:rFonts w:ascii="맑은 고딕" w:hAnsi="맑은 고딕" w:eastAsia="맑은 고딕"/>
-          <w:sz w:val="21"/>
-        </w:rPr>
-        <w:t>③ 생성 순서</w:t>
-      </w:r>
-    </w:p>
-    <w:p>
-      <w:r>
-        <w:rPr>
-          <w:rFonts w:ascii="맑은 고딕" w:hAnsi="맑은 고딕" w:eastAsia="맑은 고딕"/>
-          <w:sz w:val="21"/>
-        </w:rPr>
-        <w:t>④ 보호 모드</w:t>
+        <w:t>① 보호 모드</w:t>
+      </w:r>
+    </w:p>
+    <w:p>
+      <w:r>
+        <w:rPr>
+          <w:rFonts w:ascii="맑은 고딕" w:hAnsi="맑은 고딕" w:eastAsia="맑은 고딕"/>
+          <w:sz w:val="21"/>
+        </w:rPr>
+        <w:t>② 리두 경로</w:t>
+      </w:r>
+    </w:p>
+    <w:p>
+      <w:r>
+        <w:rPr>
+          <w:rFonts w:ascii="맑은 고딕" w:hAnsi="맑은 고딕" w:eastAsia="맑은 고딕"/>
+          <w:sz w:val="21"/>
+        </w:rPr>
+        <w:t>③ 우선순위</w:t>
+      </w:r>
+    </w:p>
+    <w:p>
+      <w:r>
+        <w:rPr>
+          <w:rFonts w:ascii="맑은 고딕" w:hAnsi="맑은 고딕" w:eastAsia="맑은 고딕"/>
+          <w:sz w:val="21"/>
+        </w:rPr>
+        <w:t>④ 생성 순서</w:t>
       </w:r>
     </w:p>
     <w:p>
@@ -1787,25 +1787,25 @@
           <w:rFonts w:ascii="맑은 고딕" w:hAnsi="맑은 고딕" w:eastAsia="맑은 고딕"/>
           <w:sz w:val="21"/>
         </w:rPr>
-        <w:t>① Broker 판정은 주기적이며 실시간이 아니다</w:t>
-      </w:r>
-    </w:p>
-    <w:p>
-      <w:r>
-        <w:rPr>
-          <w:rFonts w:ascii="맑은 고딕" w:hAnsi="맑은 고딕" w:eastAsia="맑은 고딕"/>
-          <w:sz w:val="21"/>
-        </w:rPr>
-        <w:t>② 마지막 접속 시각</w:t>
-      </w:r>
-    </w:p>
-    <w:p>
-      <w:r>
-        <w:rPr>
-          <w:rFonts w:ascii="맑은 고딕" w:hAnsi="맑은 고딕" w:eastAsia="맑은 고딕"/>
-          <w:sz w:val="21"/>
-        </w:rPr>
-        <w:t>③ 구성 생성 시각</w:t>
+        <w:t>① 마지막 접속 시각</w:t>
+      </w:r>
+    </w:p>
+    <w:p>
+      <w:r>
+        <w:rPr>
+          <w:rFonts w:ascii="맑은 고딕" w:hAnsi="맑은 고딕" w:eastAsia="맑은 고딕"/>
+          <w:sz w:val="21"/>
+        </w:rPr>
+        <w:t>② 구성 생성 시각</w:t>
+      </w:r>
+    </w:p>
+    <w:p>
+      <w:r>
+        <w:rPr>
+          <w:rFonts w:ascii="맑은 고딕" w:hAnsi="맑은 고딕" w:eastAsia="맑은 고딕"/>
+          <w:sz w:val="21"/>
+        </w:rPr>
+        <w:t>③ Broker 판정은 주기적이며 실시간이 아니다</w:t>
       </w:r>
     </w:p>
     <w:p>
@@ -1841,34 +1841,34 @@
           <w:rFonts w:ascii="맑은 고딕" w:hAnsi="맑은 고딕" w:eastAsia="맑은 고딕"/>
           <w:sz w:val="21"/>
         </w:rPr>
-        <w:t>① Broker가 기억하는 목표 상태</w:t>
-      </w:r>
-    </w:p>
-    <w:p>
-      <w:r>
-        <w:rPr>
-          <w:rFonts w:ascii="맑은 고딕" w:hAnsi="맑은 고딕" w:eastAsia="맑은 고딕"/>
-          <w:sz w:val="21"/>
-        </w:rPr>
-        <w:t>② 현재 실제 상태</w:t>
-      </w:r>
-    </w:p>
-    <w:p>
-      <w:r>
-        <w:rPr>
-          <w:rFonts w:ascii="맑은 고딕" w:hAnsi="맑은 고딕" w:eastAsia="맑은 고딕"/>
-          <w:sz w:val="21"/>
-        </w:rPr>
-        <w:t>③ 다음 재기동 후 상태</w:t>
-      </w:r>
-    </w:p>
-    <w:p>
-      <w:r>
-        <w:rPr>
-          <w:rFonts w:ascii="맑은 고딕" w:hAnsi="맑은 고딕" w:eastAsia="맑은 고딕"/>
-          <w:sz w:val="21"/>
-        </w:rPr>
-        <w:t>④ 역할 전환 후 예상 상태</w:t>
+        <w:t>① 역할 전환 후 예상 상태</w:t>
+      </w:r>
+    </w:p>
+    <w:p>
+      <w:r>
+        <w:rPr>
+          <w:rFonts w:ascii="맑은 고딕" w:hAnsi="맑은 고딕" w:eastAsia="맑은 고딕"/>
+          <w:sz w:val="21"/>
+        </w:rPr>
+        <w:t>② Broker가 기억하는 목표 상태</w:t>
+      </w:r>
+    </w:p>
+    <w:p>
+      <w:r>
+        <w:rPr>
+          <w:rFonts w:ascii="맑은 고딕" w:hAnsi="맑은 고딕" w:eastAsia="맑은 고딕"/>
+          <w:sz w:val="21"/>
+        </w:rPr>
+        <w:t>③ 현재 실제 상태</w:t>
+      </w:r>
+    </w:p>
+    <w:p>
+      <w:r>
+        <w:rPr>
+          <w:rFonts w:ascii="맑은 고딕" w:hAnsi="맑은 고딕" w:eastAsia="맑은 고딕"/>
+          <w:sz w:val="21"/>
+        </w:rPr>
+        <w:t>④ 다음 재기동 후 상태</w:t>
       </w:r>
     </w:p>
     <w:p>
@@ -1895,16 +1895,16 @@
           <w:rFonts w:ascii="맑은 고딕" w:hAnsi="맑은 고딕" w:eastAsia="맑은 고딕"/>
           <w:sz w:val="21"/>
         </w:rPr>
-        <w:t>① APPLY-ON / APPLY-OFF</w:t>
-      </w:r>
-    </w:p>
-    <w:p>
-      <w:r>
-        <w:rPr>
-          <w:rFonts w:ascii="맑은 고딕" w:hAnsi="맑은 고딕" w:eastAsia="맑은 고딕"/>
-          <w:sz w:val="21"/>
-        </w:rPr>
-        <w:t>② TRANSPORT-ON / TRANSPORT-OFF</w:t>
+        <w:t>① TRANSPORT-ON / TRANSPORT-OFF</w:t>
+      </w:r>
+    </w:p>
+    <w:p>
+      <w:r>
+        <w:rPr>
+          <w:rFonts w:ascii="맑은 고딕" w:hAnsi="맑은 고딕" w:eastAsia="맑은 고딕"/>
+          <w:sz w:val="21"/>
+        </w:rPr>
+        <w:t>② APPLY-ON / APPLY-OFF</w:t>
       </w:r>
     </w:p>
     <w:p>
@@ -1949,7 +1949,7 @@
           <w:rFonts w:ascii="맑은 고딕" w:hAnsi="맑은 고딕" w:eastAsia="맑은 고딕"/>
           <w:sz w:val="21"/>
         </w:rPr>
-        <w:t>① 9장의 ADG가 동작 중이다</w:t>
+        <w:t>① Fast-Start Failover가 켜져 있다</w:t>
       </w:r>
     </w:p>
     <w:p>
@@ -1976,7 +1976,7 @@
           <w:rFonts w:ascii="맑은 고딕" w:hAnsi="맑은 고딕" w:eastAsia="맑은 고딕"/>
           <w:sz w:val="21"/>
         </w:rPr>
-        <w:t>④ Fast-Start Failover가 켜져 있다</w:t>
+        <w:t>④ 9장의 ADG가 동작 중이다</w:t>
       </w:r>
     </w:p>
     <w:p>
@@ -2003,34 +2003,34 @@
           <w:rFonts w:ascii="맑은 고딕" w:hAnsi="맑은 고딕" w:eastAsia="맑은 고딕"/>
           <w:sz w:val="21"/>
         </w:rPr>
-        <w:t>① SUCCESS — Intended State도 함께 바뀌었기 때문</w:t>
-      </w:r>
-    </w:p>
-    <w:p>
-      <w:r>
-        <w:rPr>
-          <w:rFonts w:ascii="맑은 고딕" w:hAnsi="맑은 고딕" w:eastAsia="맑은 고딕"/>
-          <w:sz w:val="21"/>
-        </w:rPr>
-        <w:t>② ERROR</w:t>
-      </w:r>
-    </w:p>
-    <w:p>
-      <w:r>
-        <w:rPr>
-          <w:rFonts w:ascii="맑은 고딕" w:hAnsi="맑은 고딕" w:eastAsia="맑은 고딕"/>
-          <w:sz w:val="21"/>
-        </w:rPr>
-        <w:t>③ WARNING</w:t>
-      </w:r>
-    </w:p>
-    <w:p>
-      <w:r>
-        <w:rPr>
-          <w:rFonts w:ascii="맑은 고딕" w:hAnsi="맑은 고딕" w:eastAsia="맑은 고딕"/>
-          <w:sz w:val="21"/>
-        </w:rPr>
-        <w:t>④ DISABLED</w:t>
+        <w:t>① ERROR</w:t>
+      </w:r>
+    </w:p>
+    <w:p>
+      <w:r>
+        <w:rPr>
+          <w:rFonts w:ascii="맑은 고딕" w:hAnsi="맑은 고딕" w:eastAsia="맑은 고딕"/>
+          <w:sz w:val="21"/>
+        </w:rPr>
+        <w:t>② DISABLED</w:t>
+      </w:r>
+    </w:p>
+    <w:p>
+      <w:r>
+        <w:rPr>
+          <w:rFonts w:ascii="맑은 고딕" w:hAnsi="맑은 고딕" w:eastAsia="맑은 고딕"/>
+          <w:sz w:val="21"/>
+        </w:rPr>
+        <w:t>③ SUCCESS — Intended State도 함께 바뀌었기 때문</w:t>
+      </w:r>
+    </w:p>
+    <w:p>
+      <w:r>
+        <w:rPr>
+          <w:rFonts w:ascii="맑은 고딕" w:hAnsi="맑은 고딕" w:eastAsia="맑은 고딕"/>
+          <w:sz w:val="21"/>
+        </w:rPr>
+        <w:t>④ WARNING</w:t>
       </w:r>
     </w:p>
     <w:p>
@@ -2066,25 +2066,25 @@
           <w:rFonts w:ascii="맑은 고딕" w:hAnsi="맑은 고딕" w:eastAsia="맑은 고딕"/>
           <w:sz w:val="21"/>
         </w:rPr>
-        <w:t>② 정상으로 본다</w:t>
-      </w:r>
-    </w:p>
-    <w:p>
-      <w:r>
-        <w:rPr>
-          <w:rFonts w:ascii="맑은 고딕" w:hAnsi="맑은 고딕" w:eastAsia="맑은 고딕"/>
-          <w:sz w:val="21"/>
-        </w:rPr>
-        <w:t>③ 자동으로 다시 띄운다</w:t>
-      </w:r>
-    </w:p>
-    <w:p>
-      <w:r>
-        <w:rPr>
-          <w:rFonts w:ascii="맑은 고딕" w:hAnsi="맑은 고딕" w:eastAsia="맑은 고딕"/>
-          <w:sz w:val="21"/>
-        </w:rPr>
-        <w:t>④ 구성을 비활성화한다</w:t>
+        <w:t>② 자동으로 다시 띄운다</w:t>
+      </w:r>
+    </w:p>
+    <w:p>
+      <w:r>
+        <w:rPr>
+          <w:rFonts w:ascii="맑은 고딕" w:hAnsi="맑은 고딕" w:eastAsia="맑은 고딕"/>
+          <w:sz w:val="21"/>
+        </w:rPr>
+        <w:t>③ 구성을 비활성화한다</w:t>
+      </w:r>
+    </w:p>
+    <w:p>
+      <w:r>
+        <w:rPr>
+          <w:rFonts w:ascii="맑은 고딕" w:hAnsi="맑은 고딕" w:eastAsia="맑은 고딕"/>
+          <w:sz w:val="21"/>
+        </w:rPr>
+        <w:t>④ 정상으로 본다</w:t>
       </w:r>
     </w:p>
     <w:p>
@@ -2120,25 +2120,25 @@
           <w:rFonts w:ascii="맑은 고딕" w:hAnsi="맑은 고딕" w:eastAsia="맑은 고딕"/>
           <w:sz w:val="21"/>
         </w:rPr>
-        <w:t>② SYNC NOAFFIRM</w:t>
-      </w:r>
-    </w:p>
-    <w:p>
-      <w:r>
-        <w:rPr>
-          <w:rFonts w:ascii="맑은 고딕" w:hAnsi="맑은 고딕" w:eastAsia="맑은 고딕"/>
-          <w:sz w:val="21"/>
-        </w:rPr>
-        <w:t>③ ASYNC AFFIRM</w:t>
-      </w:r>
-    </w:p>
-    <w:p>
-      <w:r>
-        <w:rPr>
-          <w:rFonts w:ascii="맑은 고딕" w:hAnsi="맑은 고딕" w:eastAsia="맑은 고딕"/>
-          <w:sz w:val="21"/>
-        </w:rPr>
-        <w:t>④ 변화 없음</w:t>
+        <w:t>② ASYNC AFFIRM</w:t>
+      </w:r>
+    </w:p>
+    <w:p>
+      <w:r>
+        <w:rPr>
+          <w:rFonts w:ascii="맑은 고딕" w:hAnsi="맑은 고딕" w:eastAsia="맑은 고딕"/>
+          <w:sz w:val="21"/>
+        </w:rPr>
+        <w:t>③ 변화 없음</w:t>
+      </w:r>
+    </w:p>
+    <w:p>
+      <w:r>
+        <w:rPr>
+          <w:rFonts w:ascii="맑은 고딕" w:hAnsi="맑은 고딕" w:eastAsia="맑은 고딕"/>
+          <w:sz w:val="21"/>
+        </w:rPr>
+        <w:t>④ SYNC NOAFFIRM</w:t>
       </w:r>
     </w:p>
     <w:p>
@@ -2165,34 +2165,34 @@
           <w:rFonts w:ascii="맑은 고딕" w:hAnsi="맑은 고딕" w:eastAsia="맑은 고딕"/>
           <w:sz w:val="21"/>
         </w:rPr>
-        <w:t>① 보호 모드를 내린 뒤 전송 방식을 바꾼다</w:t>
-      </w:r>
-    </w:p>
-    <w:p>
-      <w:r>
-        <w:rPr>
-          <w:rFonts w:ascii="맑은 고딕" w:hAnsi="맑은 고딕" w:eastAsia="맑은 고딕"/>
-          <w:sz w:val="21"/>
-        </w:rPr>
-        <w:t>② 전송 방식을 바꾼 뒤 보호 모드를 내린다</w:t>
-      </w:r>
-    </w:p>
-    <w:p>
-      <w:r>
-        <w:rPr>
-          <w:rFonts w:ascii="맑은 고딕" w:hAnsi="맑은 고딕" w:eastAsia="맑은 고딕"/>
-          <w:sz w:val="21"/>
-        </w:rPr>
-        <w:t>③ 순서는 상관없다</w:t>
-      </w:r>
-    </w:p>
-    <w:p>
-      <w:r>
-        <w:rPr>
-          <w:rFonts w:ascii="맑은 고딕" w:hAnsi="맑은 고딕" w:eastAsia="맑은 고딕"/>
-          <w:sz w:val="21"/>
-        </w:rPr>
-        <w:t>④ 재기동이 필요하다</w:t>
+        <w:t>① 재기동이 필요하다</w:t>
+      </w:r>
+    </w:p>
+    <w:p>
+      <w:r>
+        <w:rPr>
+          <w:rFonts w:ascii="맑은 고딕" w:hAnsi="맑은 고딕" w:eastAsia="맑은 고딕"/>
+          <w:sz w:val="21"/>
+        </w:rPr>
+        <w:t>② 보호 모드를 내린 뒤 전송 방식을 바꾼다</w:t>
+      </w:r>
+    </w:p>
+    <w:p>
+      <w:r>
+        <w:rPr>
+          <w:rFonts w:ascii="맑은 고딕" w:hAnsi="맑은 고딕" w:eastAsia="맑은 고딕"/>
+          <w:sz w:val="21"/>
+        </w:rPr>
+        <w:t>③ 전송 방식을 바꾼 뒤 보호 모드를 내린다</w:t>
+      </w:r>
+    </w:p>
+    <w:p>
+      <w:r>
+        <w:rPr>
+          <w:rFonts w:ascii="맑은 고딕" w:hAnsi="맑은 고딕" w:eastAsia="맑은 고딕"/>
+          <w:sz w:val="21"/>
+        </w:rPr>
+        <w:t>④ 순서는 상관없다</w:t>
       </w:r>
     </w:p>
     <w:p>
@@ -2245,16 +2245,16 @@
           <w:rFonts w:ascii="맑은 고딕" w:hAnsi="맑은 고딕" w:eastAsia="맑은 고딕"/>
           <w:sz w:val="21"/>
         </w:rPr>
-        <w:t>③ 즉시 경고가 뜬다</w:t>
-      </w:r>
-    </w:p>
-    <w:p>
-      <w:r>
-        <w:rPr>
-          <w:rFonts w:ascii="맑은 고딕" w:hAnsi="맑은 고딕" w:eastAsia="맑은 고딕"/>
-          <w:sz w:val="21"/>
-        </w:rPr>
-        <w:t>④ 구성이 비활성화된다</w:t>
+        <w:t>③ 구성이 비활성화된다</w:t>
+      </w:r>
+    </w:p>
+    <w:p>
+      <w:r>
+        <w:rPr>
+          <w:rFonts w:ascii="맑은 고딕" w:hAnsi="맑은 고딕" w:eastAsia="맑은 고딕"/>
+          <w:sz w:val="21"/>
+        </w:rPr>
+        <w:t>④ 즉시 경고가 뜬다</w:t>
       </w:r>
     </w:p>
     <w:p>
@@ -2290,25 +2290,25 @@
           <w:rFonts w:ascii="맑은 고딕" w:hAnsi="맑은 고딕" w:eastAsia="맑은 고딕"/>
           <w:sz w:val="21"/>
         </w:rPr>
-        <w:t>② 어긋난 항목이 표시됐다</w:t>
-      </w:r>
-    </w:p>
-    <w:p>
-      <w:r>
-        <w:rPr>
-          <w:rFonts w:ascii="맑은 고딕" w:hAnsi="맑은 고딕" w:eastAsia="맑은 고딕"/>
-          <w:sz w:val="21"/>
-        </w:rPr>
-        <w:t>③ 조회할 수 없다</w:t>
-      </w:r>
-    </w:p>
-    <w:p>
-      <w:r>
-        <w:rPr>
-          <w:rFonts w:ascii="맑은 고딕" w:hAnsi="맑은 고딕" w:eastAsia="맑은 고딕"/>
-          <w:sz w:val="21"/>
-        </w:rPr>
-        <w:t>④ 오류가 발생한다</w:t>
+        <w:t>② 조회할 수 없다</w:t>
+      </w:r>
+    </w:p>
+    <w:p>
+      <w:r>
+        <w:rPr>
+          <w:rFonts w:ascii="맑은 고딕" w:hAnsi="맑은 고딕" w:eastAsia="맑은 고딕"/>
+          <w:sz w:val="21"/>
+        </w:rPr>
+        <w:t>③ 오류가 발생한다</w:t>
+      </w:r>
+    </w:p>
+    <w:p>
+      <w:r>
+        <w:rPr>
+          <w:rFonts w:ascii="맑은 고딕" w:hAnsi="맑은 고딕" w:eastAsia="맑은 고딕"/>
+          <w:sz w:val="21"/>
+        </w:rPr>
+        <w:t>④ 어긋난 항목이 표시됐다</w:t>
       </w:r>
     </w:p>
     <w:p>
@@ -2335,34 +2335,34 @@
           <w:rFonts w:ascii="맑은 고딕" w:hAnsi="맑은 고딕" w:eastAsia="맑은 고딕"/>
           <w:sz w:val="21"/>
         </w:rPr>
-        <w:t>① 아무 속성이나 다시 적용하면 문자열 전체가 재생성된다</w:t>
-      </w:r>
-    </w:p>
-    <w:p>
-      <w:r>
-        <w:rPr>
-          <w:rFonts w:ascii="맑은 고딕" w:hAnsi="맑은 고딕" w:eastAsia="맑은 고딕"/>
-          <w:sz w:val="21"/>
-        </w:rPr>
-        <w:t>② 구성을 다시 만든다</w:t>
-      </w:r>
-    </w:p>
-    <w:p>
-      <w:r>
-        <w:rPr>
-          <w:rFonts w:ascii="맑은 고딕" w:hAnsi="맑은 고딕" w:eastAsia="맑은 고딕"/>
-          <w:sz w:val="21"/>
-        </w:rPr>
-        <w:t>③ 인스턴스를 재기동한다</w:t>
-      </w:r>
-    </w:p>
-    <w:p>
-      <w:r>
-        <w:rPr>
-          <w:rFonts w:ascii="맑은 고딕" w:hAnsi="맑은 고딕" w:eastAsia="맑은 고딕"/>
-          <w:sz w:val="21"/>
-        </w:rPr>
-        <w:t>④ 구성 파일을 삭제한다</w:t>
+        <w:t>① 인스턴스를 재기동한다</w:t>
+      </w:r>
+    </w:p>
+    <w:p>
+      <w:r>
+        <w:rPr>
+          <w:rFonts w:ascii="맑은 고딕" w:hAnsi="맑은 고딕" w:eastAsia="맑은 고딕"/>
+          <w:sz w:val="21"/>
+        </w:rPr>
+        <w:t>② 구성 파일을 삭제한다</w:t>
+      </w:r>
+    </w:p>
+    <w:p>
+      <w:r>
+        <w:rPr>
+          <w:rFonts w:ascii="맑은 고딕" w:hAnsi="맑은 고딕" w:eastAsia="맑은 고딕"/>
+          <w:sz w:val="21"/>
+        </w:rPr>
+        <w:t>③ 아무 속성이나 다시 적용하면 문자열 전체가 재생성된다</w:t>
+      </w:r>
+    </w:p>
+    <w:p>
+      <w:r>
+        <w:rPr>
+          <w:rFonts w:ascii="맑은 고딕" w:hAnsi="맑은 고딕" w:eastAsia="맑은 고딕"/>
+          <w:sz w:val="21"/>
+        </w:rPr>
+        <w:t>④ 구성을 다시 만든다</w:t>
       </w:r>
     </w:p>
     <w:p>
@@ -2389,34 +2389,34 @@
           <w:rFonts w:ascii="맑은 고딕" w:hAnsi="맑은 고딕" w:eastAsia="맑은 고딕"/>
           <w:sz w:val="21"/>
         </w:rPr>
-        <w:t>① chicago_CFG</w:t>
-      </w:r>
-    </w:p>
-    <w:p>
-      <w:r>
-        <w:rPr>
-          <w:rFonts w:ascii="맑은 고딕" w:hAnsi="맑은 고딕" w:eastAsia="맑은 고딕"/>
-          <w:sz w:val="21"/>
-        </w:rPr>
-        <w:t>② chicago_DGMGRL</w:t>
-      </w:r>
-    </w:p>
-    <w:p>
-      <w:r>
-        <w:rPr>
-          <w:rFonts w:ascii="맑은 고딕" w:hAnsi="맑은 고딕" w:eastAsia="맑은 고딕"/>
-          <w:sz w:val="21"/>
-        </w:rPr>
-        <w:t>③ dg_chicago</w:t>
-      </w:r>
-    </w:p>
-    <w:p>
-      <w:r>
-        <w:rPr>
-          <w:rFonts w:ascii="맑은 고딕" w:hAnsi="맑은 고딕" w:eastAsia="맑은 고딕"/>
-          <w:sz w:val="21"/>
-        </w:rPr>
-        <w:t>④ chicago_BROKER</w:t>
+        <w:t>① dg_chicago</w:t>
+      </w:r>
+    </w:p>
+    <w:p>
+      <w:r>
+        <w:rPr>
+          <w:rFonts w:ascii="맑은 고딕" w:hAnsi="맑은 고딕" w:eastAsia="맑은 고딕"/>
+          <w:sz w:val="21"/>
+        </w:rPr>
+        <w:t>② chicago_BROKER</w:t>
+      </w:r>
+    </w:p>
+    <w:p>
+      <w:r>
+        <w:rPr>
+          <w:rFonts w:ascii="맑은 고딕" w:hAnsi="맑은 고딕" w:eastAsia="맑은 고딕"/>
+          <w:sz w:val="21"/>
+        </w:rPr>
+        <w:t>③ chicago_DGMGRL</w:t>
+      </w:r>
+    </w:p>
+    <w:p>
+      <w:r>
+        <w:rPr>
+          <w:rFonts w:ascii="맑은 고딕" w:hAnsi="맑은 고딕" w:eastAsia="맑은 고딕"/>
+          <w:sz w:val="21"/>
+        </w:rPr>
+        <w:t>④ chicago_CFG</w:t>
       </w:r>
     </w:p>
     <w:p>
@@ -2443,34 +2443,34 @@
           <w:rFonts w:ascii="맑은 고딕" w:hAnsi="맑은 고딕" w:eastAsia="맑은 고딕"/>
           <w:sz w:val="21"/>
         </w:rPr>
-        <w:t>① Broker가 `ALTER SYSTEM REGISTER`를 실행해 스스로 등록한다</w:t>
-      </w:r>
-    </w:p>
-    <w:p>
-      <w:r>
-        <w:rPr>
-          <w:rFonts w:ascii="맑은 고딕" w:hAnsi="맑은 고딕" w:eastAsia="맑은 고딕"/>
-          <w:sz w:val="21"/>
-        </w:rPr>
-        <w:t>② listener.ora에 적어야 한다</w:t>
-      </w:r>
-    </w:p>
-    <w:p>
-      <w:r>
-        <w:rPr>
-          <w:rFonts w:ascii="맑은 고딕" w:hAnsi="맑은 고딕" w:eastAsia="맑은 고딕"/>
-          <w:sz w:val="21"/>
-        </w:rPr>
-        <w:t>③ tnsnames.ora에 적어야 한다</w:t>
-      </w:r>
-    </w:p>
-    <w:p>
-      <w:r>
-        <w:rPr>
-          <w:rFonts w:ascii="맑은 고딕" w:hAnsi="맑은 고딕" w:eastAsia="맑은 고딕"/>
-          <w:sz w:val="21"/>
-        </w:rPr>
-        <w:t>④ 자동 등록되지 않는다</w:t>
+        <w:t>① tnsnames.ora에 적어야 한다</w:t>
+      </w:r>
+    </w:p>
+    <w:p>
+      <w:r>
+        <w:rPr>
+          <w:rFonts w:ascii="맑은 고딕" w:hAnsi="맑은 고딕" w:eastAsia="맑은 고딕"/>
+          <w:sz w:val="21"/>
+        </w:rPr>
+        <w:t>② 자동 등록되지 않는다</w:t>
+      </w:r>
+    </w:p>
+    <w:p>
+      <w:r>
+        <w:rPr>
+          <w:rFonts w:ascii="맑은 고딕" w:hAnsi="맑은 고딕" w:eastAsia="맑은 고딕"/>
+          <w:sz w:val="21"/>
+        </w:rPr>
+        <w:t>③ Broker가 `ALTER SYSTEM REGISTER`를 실행해 스스로 등록한다</w:t>
+      </w:r>
+    </w:p>
+    <w:p>
+      <w:r>
+        <w:rPr>
+          <w:rFonts w:ascii="맑은 고딕" w:hAnsi="맑은 고딕" w:eastAsia="맑은 고딕"/>
+          <w:sz w:val="21"/>
+        </w:rPr>
+        <w:t>④ listener.ora에 적어야 한다</w:t>
       </w:r>
     </w:p>
     <w:p>
@@ -2497,34 +2497,34 @@
           <w:rFonts w:ascii="맑은 고딕" w:hAnsi="맑은 고딕" w:eastAsia="맑은 고딕"/>
           <w:sz w:val="21"/>
         </w:rPr>
-        <w:t>① 14</w:t>
-      </w:r>
-    </w:p>
-    <w:p>
-      <w:r>
-        <w:rPr>
-          <w:rFonts w:ascii="맑은 고딕" w:hAnsi="맑은 고딕" w:eastAsia="맑은 고딕"/>
-          <w:sz w:val="21"/>
-        </w:rPr>
-        <w:t>② 3</w:t>
-      </w:r>
-    </w:p>
-    <w:p>
-      <w:r>
-        <w:rPr>
-          <w:rFonts w:ascii="맑은 고딕" w:hAnsi="맑은 고딕" w:eastAsia="맑은 고딕"/>
-          <w:sz w:val="21"/>
-        </w:rPr>
-        <w:t>③ 20</w:t>
-      </w:r>
-    </w:p>
-    <w:p>
-      <w:r>
-        <w:rPr>
-          <w:rFonts w:ascii="맑은 고딕" w:hAnsi="맑은 고딕" w:eastAsia="맑은 고딕"/>
-          <w:sz w:val="21"/>
-        </w:rPr>
-        <w:t>④ 40</w:t>
+        <w:t>① 20</w:t>
+      </w:r>
+    </w:p>
+    <w:p>
+      <w:r>
+        <w:rPr>
+          <w:rFonts w:ascii="맑은 고딕" w:hAnsi="맑은 고딕" w:eastAsia="맑은 고딕"/>
+          <w:sz w:val="21"/>
+        </w:rPr>
+        <w:t>② 40</w:t>
+      </w:r>
+    </w:p>
+    <w:p>
+      <w:r>
+        <w:rPr>
+          <w:rFonts w:ascii="맑은 고딕" w:hAnsi="맑은 고딕" w:eastAsia="맑은 고딕"/>
+          <w:sz w:val="21"/>
+        </w:rPr>
+        <w:t>③ 3</w:t>
+      </w:r>
+    </w:p>
+    <w:p>
+      <w:r>
+        <w:rPr>
+          <w:rFonts w:ascii="맑은 고딕" w:hAnsi="맑은 고딕" w:eastAsia="맑은 고딕"/>
+          <w:sz w:val="21"/>
+        </w:rPr>
+        <w:t>④ 14</w:t>
       </w:r>
     </w:p>
     <w:p>
@@ -2560,25 +2560,25 @@
           <w:rFonts w:ascii="맑은 고딕" w:hAnsi="맑은 고딕" w:eastAsia="맑은 고딕"/>
           <w:sz w:val="21"/>
         </w:rPr>
-        <w:t>② 근본 원인이다</w:t>
-      </w:r>
-    </w:p>
-    <w:p>
-      <w:r>
-        <w:rPr>
-          <w:rFonts w:ascii="맑은 고딕" w:hAnsi="맑은 고딕" w:eastAsia="맑은 고딕"/>
-          <w:sz w:val="21"/>
-        </w:rPr>
-        <w:t>③ 치명적 오류다</w:t>
-      </w:r>
-    </w:p>
-    <w:p>
-      <w:r>
-        <w:rPr>
-          <w:rFonts w:ascii="맑은 고딕" w:hAnsi="맑은 고딕" w:eastAsia="맑은 고딕"/>
-          <w:sz w:val="21"/>
-        </w:rPr>
-        <w:t>④ 정상 상태 메시지다</w:t>
+        <w:t>② 치명적 오류다</w:t>
+      </w:r>
+    </w:p>
+    <w:p>
+      <w:r>
+        <w:rPr>
+          <w:rFonts w:ascii="맑은 고딕" w:hAnsi="맑은 고딕" w:eastAsia="맑은 고딕"/>
+          <w:sz w:val="21"/>
+        </w:rPr>
+        <w:t>③ 정상 상태 메시지다</w:t>
+      </w:r>
+    </w:p>
+    <w:p>
+      <w:r>
+        <w:rPr>
+          <w:rFonts w:ascii="맑은 고딕" w:hAnsi="맑은 고딕" w:eastAsia="맑은 고딕"/>
+          <w:sz w:val="21"/>
+        </w:rPr>
+        <w:t>④ 근본 원인이다</w:t>
       </w:r>
     </w:p>
     <w:p>
@@ -2659,16 +2659,16 @@
           <w:rFonts w:ascii="맑은 고딕" w:hAnsi="맑은 고딕" w:eastAsia="맑은 고딕"/>
           <w:sz w:val="21"/>
         </w:rPr>
-        <w:t>① 적용이 멈춘 구체적 이유 — 알림 로그를 봐야 한다</w:t>
-      </w:r>
-    </w:p>
-    <w:p>
-      <w:r>
-        <w:rPr>
-          <w:rFonts w:ascii="맑은 고딕" w:hAnsi="맑은 고딕" w:eastAsia="맑은 고딕"/>
-          <w:sz w:val="21"/>
-        </w:rPr>
-        <w:t>② 적용이 멈췄다는 사실</w:t>
+        <w:t>① 적용이 멈췄다는 사실</w:t>
+      </w:r>
+    </w:p>
+    <w:p>
+      <w:r>
+        <w:rPr>
+          <w:rFonts w:ascii="맑은 고딕" w:hAnsi="맑은 고딕" w:eastAsia="맑은 고딕"/>
+          <w:sz w:val="21"/>
+        </w:rPr>
+        <w:t>② 역할</w:t>
       </w:r>
     </w:p>
     <w:p>
@@ -2686,7 +2686,7 @@
           <w:rFonts w:ascii="맑은 고딕" w:hAnsi="맑은 고딕" w:eastAsia="맑은 고딕"/>
           <w:sz w:val="21"/>
         </w:rPr>
-        <w:t>④ 역할</w:t>
+        <w:t>④ 적용이 멈춘 구체적 이유 — 알림 로그를 봐야 한다</w:t>
       </w:r>
     </w:p>
     <w:p>
@@ -2713,34 +2713,34 @@
           <w:rFonts w:ascii="맑은 고딕" w:hAnsi="맑은 고딕" w:eastAsia="맑은 고딕"/>
           <w:sz w:val="21"/>
         </w:rPr>
-        <w:t>① SCOPE=BOTH로 설정한 DG_BROKER_START와 디스크의 구성 파일</w:t>
-      </w:r>
-    </w:p>
-    <w:p>
-      <w:r>
-        <w:rPr>
-          <w:rFonts w:ascii="맑은 고딕" w:hAnsi="맑은 고딕" w:eastAsia="맑은 고딕"/>
-          <w:sz w:val="21"/>
-        </w:rPr>
-        <w:t>② SPFILE과 컨트롤 파일</w:t>
-      </w:r>
-    </w:p>
-    <w:p>
-      <w:r>
-        <w:rPr>
-          <w:rFonts w:ascii="맑은 고딕" w:hAnsi="맑은 고딕" w:eastAsia="맑은 고딕"/>
-          <w:sz w:val="21"/>
-        </w:rPr>
-        <w:t>③ 리스너와 tnsnames</w:t>
-      </w:r>
-    </w:p>
-    <w:p>
-      <w:r>
-        <w:rPr>
-          <w:rFonts w:ascii="맑은 고딕" w:hAnsi="맑은 고딕" w:eastAsia="맑은 고딕"/>
-          <w:sz w:val="21"/>
-        </w:rPr>
-        <w:t>④ 아카이브 로그와 SRL</w:t>
+        <w:t>① SPFILE과 컨트롤 파일</w:t>
+      </w:r>
+    </w:p>
+    <w:p>
+      <w:r>
+        <w:rPr>
+          <w:rFonts w:ascii="맑은 고딕" w:hAnsi="맑은 고딕" w:eastAsia="맑은 고딕"/>
+          <w:sz w:val="21"/>
+        </w:rPr>
+        <w:t>② 리스너와 tnsnames</w:t>
+      </w:r>
+    </w:p>
+    <w:p>
+      <w:r>
+        <w:rPr>
+          <w:rFonts w:ascii="맑은 고딕" w:hAnsi="맑은 고딕" w:eastAsia="맑은 고딕"/>
+          <w:sz w:val="21"/>
+        </w:rPr>
+        <w:t>③ 아카이브 로그와 SRL</w:t>
+      </w:r>
+    </w:p>
+    <w:p>
+      <w:r>
+        <w:rPr>
+          <w:rFonts w:ascii="맑은 고딕" w:hAnsi="맑은 고딕" w:eastAsia="맑은 고딕"/>
+          <w:sz w:val="21"/>
+        </w:rPr>
+        <w:t>④ SCOPE=BOTH로 설정한 DG_BROKER_START와 디스크의 구성 파일</w:t>
       </w:r>
     </w:p>
     <w:sectPr>

--- a/ADG/13장/13장_실습문제.docx
+++ b/ADG/13장/13장_실습문제.docx
@@ -528,7 +528,21 @@
           <w:rFonts w:ascii="맑은 고딕" w:hAnsi="맑은 고딕" w:eastAsia="맑은 고딕"/>
           <w:sz w:val="21"/>
         </w:rPr>
-        <w:t>[하-10] `CONNECT IDENTIFIER`에 적는 것은?</w:t>
+        <w:t xml:space="preserve">[하-10] </w:t>
+      </w:r>
+      <w:r>
+        <w:rPr>
+          <w:rFonts w:ascii="Consolas" w:hAnsi="Consolas" w:eastAsia="맑은 고딕"/>
+          <w:sz w:val="21"/>
+        </w:rPr>
+        <w:t xml:space="preserve">CONNECT IDENTIFIER</w:t>
+      </w:r>
+      <w:r>
+        <w:rPr>
+          <w:rFonts w:ascii="맑은 고딕" w:hAnsi="맑은 고딕" w:eastAsia="맑은 고딕"/>
+          <w:sz w:val="21"/>
+        </w:rPr>
+        <w:t xml:space="preserve">에 적는 것은?</w:t>
       </w:r>
     </w:p>
     <w:p>
@@ -582,7 +596,21 @@
           <w:rFonts w:ascii="맑은 고딕" w:hAnsi="맑은 고딕" w:eastAsia="맑은 고딕"/>
           <w:sz w:val="21"/>
         </w:rPr>
-        <w:t>[하-11] 구성을 만든 직후 `Configuration Status` 값은?</w:t>
+        <w:t xml:space="preserve">[하-11] 구성을 만든 직후 </w:t>
+      </w:r>
+      <w:r>
+        <w:rPr>
+          <w:rFonts w:ascii="Consolas" w:hAnsi="Consolas" w:eastAsia="맑은 고딕"/>
+          <w:sz w:val="21"/>
+        </w:rPr>
+        <w:t xml:space="preserve">Configuration Status</w:t>
+      </w:r>
+      <w:r>
+        <w:rPr>
+          <w:rFonts w:ascii="맑은 고딕" w:hAnsi="맑은 고딕" w:eastAsia="맑은 고딕"/>
+          <w:sz w:val="21"/>
+        </w:rPr>
+        <w:t xml:space="preserve"> 값은?</w:t>
       </w:r>
     </w:p>
     <w:p>
@@ -690,7 +718,35 @@
           <w:rFonts w:ascii="맑은 고딕" w:hAnsi="맑은 고딕" w:eastAsia="맑은 고딕"/>
           <w:sz w:val="21"/>
         </w:rPr>
-        <w:t>[하-13] 손으로 설정한 `LOG_ARCHIVE_DEST_n`이 있을 때 `ADD DATABASE`의 결과는?</w:t>
+        <w:t xml:space="preserve">[하-13] 손으로 설정한 </w:t>
+      </w:r>
+      <w:r>
+        <w:rPr>
+          <w:rFonts w:ascii="Consolas" w:hAnsi="Consolas" w:eastAsia="맑은 고딕"/>
+          <w:sz w:val="21"/>
+        </w:rPr>
+        <w:t xml:space="preserve">LOG_ARCHIVE_DEST_n</w:t>
+      </w:r>
+      <w:r>
+        <w:rPr>
+          <w:rFonts w:ascii="맑은 고딕" w:hAnsi="맑은 고딕" w:eastAsia="맑은 고딕"/>
+          <w:sz w:val="21"/>
+        </w:rPr>
+        <w:t xml:space="preserve">이 있을 때 </w:t>
+      </w:r>
+      <w:r>
+        <w:rPr>
+          <w:rFonts w:ascii="Consolas" w:hAnsi="Consolas" w:eastAsia="맑은 고딕"/>
+          <w:sz w:val="21"/>
+        </w:rPr>
+        <w:t xml:space="preserve">ADD DATABASE</w:t>
+      </w:r>
+      <w:r>
+        <w:rPr>
+          <w:rFonts w:ascii="맑은 고딕" w:hAnsi="맑은 고딕" w:eastAsia="맑은 고딕"/>
+          <w:sz w:val="21"/>
+        </w:rPr>
+        <w:t xml:space="preserve">의 결과는?</w:t>
       </w:r>
     </w:p>
     <w:p>
@@ -1238,7 +1294,21 @@
           <w:rFonts w:ascii="맑은 고딕" w:hAnsi="맑은 고딕" w:eastAsia="맑은 고딕"/>
           <w:sz w:val="21"/>
         </w:rPr>
-        <w:t>[중-03] `_DGMGRL` 정적 등록이 필수인 이유는?</w:t>
+        <w:t xml:space="preserve">[중-03] </w:t>
+      </w:r>
+      <w:r>
+        <w:rPr>
+          <w:rFonts w:ascii="Consolas" w:hAnsi="Consolas" w:eastAsia="맑은 고딕"/>
+          <w:sz w:val="21"/>
+        </w:rPr>
+        <w:t xml:space="preserve">_DGMGRL</w:t>
+      </w:r>
+      <w:r>
+        <w:rPr>
+          <w:rFonts w:ascii="맑은 고딕" w:hAnsi="맑은 고딕" w:eastAsia="맑은 고딕"/>
+          <w:sz w:val="21"/>
+        </w:rPr>
+        <w:t xml:space="preserve"> 정적 등록이 필수인 이유는?</w:t>
       </w:r>
     </w:p>
     <w:p>
@@ -1508,7 +1578,21 @@
           <w:rFonts w:ascii="맑은 고딕" w:hAnsi="맑은 고딕" w:eastAsia="맑은 고딕"/>
           <w:sz w:val="21"/>
         </w:rPr>
-        <w:t>[중-08] 활성화 후 Broker가 `FAL_SERVER`를 어떻게 하는가?</w:t>
+        <w:t xml:space="preserve">[중-08] 활성화 후 Broker가 </w:t>
+      </w:r>
+      <w:r>
+        <w:rPr>
+          <w:rFonts w:ascii="Consolas" w:hAnsi="Consolas" w:eastAsia="맑은 고딕"/>
+          <w:sz w:val="21"/>
+        </w:rPr>
+        <w:t xml:space="preserve">FAL_SERVER</w:t>
+      </w:r>
+      <w:r>
+        <w:rPr>
+          <w:rFonts w:ascii="맑은 고딕" w:hAnsi="맑은 고딕" w:eastAsia="맑은 고딕"/>
+          <w:sz w:val="21"/>
+        </w:rPr>
+        <w:t xml:space="preserve">를 어떻게 하는가?</w:t>
       </w:r>
     </w:p>
     <w:p>
@@ -1562,7 +1646,21 @@
           <w:rFonts w:ascii="맑은 고딕" w:hAnsi="맑은 고딕" w:eastAsia="맑은 고딕"/>
           <w:sz w:val="21"/>
         </w:rPr>
-        <w:t>[중-09] Broker가 목적지의 `VALID_FOR`를 무엇으로 바꾸는가?</w:t>
+        <w:t xml:space="preserve">[중-09] Broker가 목적지의 </w:t>
+      </w:r>
+      <w:r>
+        <w:rPr>
+          <w:rFonts w:ascii="Consolas" w:hAnsi="Consolas" w:eastAsia="맑은 고딕"/>
+          <w:sz w:val="21"/>
+        </w:rPr>
+        <w:t xml:space="preserve">VALID_FOR</w:t>
+      </w:r>
+      <w:r>
+        <w:rPr>
+          <w:rFonts w:ascii="맑은 고딕" w:hAnsi="맑은 고딕" w:eastAsia="맑은 고딕"/>
+          <w:sz w:val="21"/>
+        </w:rPr>
+        <w:t xml:space="preserve">를 무엇으로 바꾸는가?</w:t>
       </w:r>
     </w:p>
     <w:p>
@@ -1724,7 +1822,21 @@
           <w:rFonts w:ascii="맑은 고딕" w:hAnsi="맑은 고딕" w:eastAsia="맑은 고딕"/>
           <w:sz w:val="21"/>
         </w:rPr>
-        <w:t>[중-12] `SHOW CONFIGURATION`의 들여쓰기가 나타내는 것은?</w:t>
+        <w:t xml:space="preserve">[중-12] </w:t>
+      </w:r>
+      <w:r>
+        <w:rPr>
+          <w:rFonts w:ascii="Consolas" w:hAnsi="Consolas" w:eastAsia="맑은 고딕"/>
+          <w:sz w:val="21"/>
+        </w:rPr>
+        <w:t xml:space="preserve">SHOW CONFIGURATION</w:t>
+      </w:r>
+      <w:r>
+        <w:rPr>
+          <w:rFonts w:ascii="맑은 고딕" w:hAnsi="맑은 고딕" w:eastAsia="맑은 고딕"/>
+          <w:sz w:val="21"/>
+        </w:rPr>
+        <w:t xml:space="preserve">의 들여쓰기가 나타내는 것은?</w:t>
       </w:r>
     </w:p>
     <w:p>
@@ -1778,7 +1890,21 @@
           <w:rFonts w:ascii="맑은 고딕" w:hAnsi="맑은 고딕" w:eastAsia="맑은 고딕"/>
           <w:sz w:val="21"/>
         </w:rPr>
-        <w:t>[중-13] `status updated N seconds ago`가 뜻하는 것은?</w:t>
+        <w:t xml:space="preserve">[중-13] </w:t>
+      </w:r>
+      <w:r>
+        <w:rPr>
+          <w:rFonts w:ascii="Consolas" w:hAnsi="Consolas" w:eastAsia="맑은 고딕"/>
+          <w:sz w:val="21"/>
+        </w:rPr>
+        <w:t xml:space="preserve">status updated N seconds ago</w:t>
+      </w:r>
+      <w:r>
+        <w:rPr>
+          <w:rFonts w:ascii="맑은 고딕" w:hAnsi="맑은 고딕" w:eastAsia="맑은 고딕"/>
+          <w:sz w:val="21"/>
+        </w:rPr>
+        <w:t xml:space="preserve">가 뜻하는 것은?</w:t>
       </w:r>
     </w:p>
     <w:p>
@@ -1832,7 +1958,21 @@
           <w:rFonts w:ascii="맑은 고딕" w:hAnsi="맑은 고딕" w:eastAsia="맑은 고딕"/>
           <w:sz w:val="21"/>
         </w:rPr>
-        <w:t>[중-14] `Intended State`의 뜻은?</w:t>
+        <w:t xml:space="preserve">[중-14] </w:t>
+      </w:r>
+      <w:r>
+        <w:rPr>
+          <w:rFonts w:ascii="Consolas" w:hAnsi="Consolas" w:eastAsia="맑은 고딕"/>
+          <w:sz w:val="21"/>
+        </w:rPr>
+        <w:t xml:space="preserve">Intended State</w:t>
+      </w:r>
+      <w:r>
+        <w:rPr>
+          <w:rFonts w:ascii="맑은 고딕" w:hAnsi="맑은 고딕" w:eastAsia="맑은 고딕"/>
+          <w:sz w:val="21"/>
+        </w:rPr>
+        <w:t xml:space="preserve">의 뜻은?</w:t>
       </w:r>
     </w:p>
     <w:p>
@@ -1886,7 +2026,21 @@
           <w:rFonts w:ascii="맑은 고딕" w:hAnsi="맑은 고딕" w:eastAsia="맑은 고딕"/>
           <w:sz w:val="21"/>
         </w:rPr>
-        <w:t>[중-15] Standby의 `Intended State` 값 두 가지는?</w:t>
+        <w:t xml:space="preserve">[중-15] Standby의 </w:t>
+      </w:r>
+      <w:r>
+        <w:rPr>
+          <w:rFonts w:ascii="Consolas" w:hAnsi="Consolas" w:eastAsia="맑은 고딕"/>
+          <w:sz w:val="21"/>
+        </w:rPr>
+        <w:t xml:space="preserve">Intended State</w:t>
+      </w:r>
+      <w:r>
+        <w:rPr>
+          <w:rFonts w:ascii="맑은 고딕" w:hAnsi="맑은 고딕" w:eastAsia="맑은 고딕"/>
+          <w:sz w:val="21"/>
+        </w:rPr>
+        <w:t xml:space="preserve"> 값 두 가지는?</w:t>
       </w:r>
     </w:p>
     <w:p>
@@ -1940,7 +2094,21 @@
           <w:rFonts w:ascii="맑은 고딕" w:hAnsi="맑은 고딕" w:eastAsia="맑은 고딕"/>
           <w:sz w:val="21"/>
         </w:rPr>
-        <w:t>[중-16] `Real Time Query: ON`이 뜻하는 것은?</w:t>
+        <w:t xml:space="preserve">[중-16] </w:t>
+      </w:r>
+      <w:r>
+        <w:rPr>
+          <w:rFonts w:ascii="Consolas" w:hAnsi="Consolas" w:eastAsia="맑은 고딕"/>
+          <w:sz w:val="21"/>
+        </w:rPr>
+        <w:t xml:space="preserve">Real Time Query: ON</w:t>
+      </w:r>
+      <w:r>
+        <w:rPr>
+          <w:rFonts w:ascii="맑은 고딕" w:hAnsi="맑은 고딕" w:eastAsia="맑은 고딕"/>
+          <w:sz w:val="21"/>
+        </w:rPr>
+        <w:t xml:space="preserve">이 뜻하는 것은?</w:t>
       </w:r>
     </w:p>
     <w:p>
@@ -1994,7 +2162,35 @@
           <w:rFonts w:ascii="맑은 고딕" w:hAnsi="맑은 고딕" w:eastAsia="맑은 고딕"/>
           <w:sz w:val="21"/>
         </w:rPr>
-        <w:t>[중-17] `SET STATE='APPLY-OFF'` 후 `Database Status`는?</w:t>
+        <w:t xml:space="preserve">[중-17] </w:t>
+      </w:r>
+      <w:r>
+        <w:rPr>
+          <w:rFonts w:ascii="Consolas" w:hAnsi="Consolas" w:eastAsia="맑은 고딕"/>
+          <w:sz w:val="21"/>
+        </w:rPr>
+        <w:t xml:space="preserve">SET STATE='APPLY-OFF'</w:t>
+      </w:r>
+      <w:r>
+        <w:rPr>
+          <w:rFonts w:ascii="맑은 고딕" w:hAnsi="맑은 고딕" w:eastAsia="맑은 고딕"/>
+          <w:sz w:val="21"/>
+        </w:rPr>
+        <w:t xml:space="preserve"> 후 </w:t>
+      </w:r>
+      <w:r>
+        <w:rPr>
+          <w:rFonts w:ascii="Consolas" w:hAnsi="Consolas" w:eastAsia="맑은 고딕"/>
+          <w:sz w:val="21"/>
+        </w:rPr>
+        <w:t xml:space="preserve">Database Status</w:t>
+      </w:r>
+      <w:r>
+        <w:rPr>
+          <w:rFonts w:ascii="맑은 고딕" w:hAnsi="맑은 고딕" w:eastAsia="맑은 고딕"/>
+          <w:sz w:val="21"/>
+        </w:rPr>
+        <w:t xml:space="preserve">는?</w:t>
       </w:r>
     </w:p>
     <w:p>
@@ -2102,7 +2298,35 @@
           <w:rFonts w:ascii="맑은 고딕" w:hAnsi="맑은 고딕" w:eastAsia="맑은 고딕"/>
           <w:sz w:val="21"/>
         </w:rPr>
-        <w:t>[중-19] `LogXptMode`를 `SYNC`로 바꾸면 목적지 문자열은?</w:t>
+        <w:t xml:space="preserve">[중-19] </w:t>
+      </w:r>
+      <w:r>
+        <w:rPr>
+          <w:rFonts w:ascii="Consolas" w:hAnsi="Consolas" w:eastAsia="맑은 고딕"/>
+          <w:sz w:val="21"/>
+        </w:rPr>
+        <w:t xml:space="preserve">LogXptMode</w:t>
+      </w:r>
+      <w:r>
+        <w:rPr>
+          <w:rFonts w:ascii="맑은 고딕" w:hAnsi="맑은 고딕" w:eastAsia="맑은 고딕"/>
+          <w:sz w:val="21"/>
+        </w:rPr>
+        <w:t xml:space="preserve">를 </w:t>
+      </w:r>
+      <w:r>
+        <w:rPr>
+          <w:rFonts w:ascii="Consolas" w:hAnsi="Consolas" w:eastAsia="맑은 고딕"/>
+          <w:sz w:val="21"/>
+        </w:rPr>
+        <w:t xml:space="preserve">SYNC</w:t>
+      </w:r>
+      <w:r>
+        <w:rPr>
+          <w:rFonts w:ascii="맑은 고딕" w:hAnsi="맑은 고딕" w:eastAsia="맑은 고딕"/>
+          <w:sz w:val="21"/>
+        </w:rPr>
+        <w:t xml:space="preserve">로 바꾸면 목적지 문자열은?</w:t>
       </w:r>
     </w:p>
     <w:p>
@@ -2272,7 +2496,21 @@
           <w:rFonts w:ascii="맑은 고딕" w:hAnsi="맑은 고딕" w:eastAsia="맑은 고딕"/>
           <w:sz w:val="21"/>
         </w:rPr>
-        <w:t>[상-02] 그때 `InconsistentProperties`의 내용은?</w:t>
+        <w:t xml:space="preserve">[상-02] 그때 </w:t>
+      </w:r>
+      <w:r>
+        <w:rPr>
+          <w:rFonts w:ascii="Consolas" w:hAnsi="Consolas" w:eastAsia="맑은 고딕"/>
+          <w:sz w:val="21"/>
+        </w:rPr>
+        <w:t xml:space="preserve">InconsistentProperties</w:t>
+      </w:r>
+      <w:r>
+        <w:rPr>
+          <w:rFonts w:ascii="맑은 고딕" w:hAnsi="맑은 고딕" w:eastAsia="맑은 고딕"/>
+          <w:sz w:val="21"/>
+        </w:rPr>
+        <w:t xml:space="preserve">의 내용은?</w:t>
       </w:r>
     </w:p>
     <w:p>
@@ -2380,7 +2618,21 @@
           <w:rFonts w:ascii="맑은 고딕" w:hAnsi="맑은 고딕" w:eastAsia="맑은 고딕"/>
           <w:sz w:val="21"/>
         </w:rPr>
-        <w:t>[상-04] `ConfigurationWideServiceName`의 실측값은?</w:t>
+        <w:t xml:space="preserve">[상-04] </w:t>
+      </w:r>
+      <w:r>
+        <w:rPr>
+          <w:rFonts w:ascii="Consolas" w:hAnsi="Consolas" w:eastAsia="맑은 고딕"/>
+          <w:sz w:val="21"/>
+        </w:rPr>
+        <w:t xml:space="preserve">ConfigurationWideServiceName</w:t>
+      </w:r>
+      <w:r>
+        <w:rPr>
+          <w:rFonts w:ascii="맑은 고딕" w:hAnsi="맑은 고딕" w:eastAsia="맑은 고딕"/>
+          <w:sz w:val="21"/>
+        </w:rPr>
+        <w:t xml:space="preserve">의 실측값은?</w:t>
       </w:r>
     </w:p>
     <w:p>
@@ -2461,7 +2713,21 @@
           <w:rFonts w:ascii="맑은 고딕" w:hAnsi="맑은 고딕" w:eastAsia="맑은 고딕"/>
           <w:sz w:val="21"/>
         </w:rPr>
-        <w:t>③ Broker가 `ALTER SYSTEM REGISTER`를 실행해 스스로 등록한다</w:t>
+        <w:t xml:space="preserve">③ Broker가 </w:t>
+      </w:r>
+      <w:r>
+        <w:rPr>
+          <w:rFonts w:ascii="Consolas" w:hAnsi="Consolas" w:eastAsia="맑은 고딕"/>
+          <w:sz w:val="21"/>
+        </w:rPr>
+        <w:t xml:space="preserve">ALTER SYSTEM REGISTER</w:t>
+      </w:r>
+      <w:r>
+        <w:rPr>
+          <w:rFonts w:ascii="맑은 고딕" w:hAnsi="맑은 고딕" w:eastAsia="맑은 고딕"/>
+          <w:sz w:val="21"/>
+        </w:rPr>
+        <w:t xml:space="preserve">를 실행해 스스로 등록한다</w:t>
       </w:r>
     </w:p>
     <w:p>
@@ -2488,7 +2754,21 @@
           <w:rFonts w:ascii="맑은 고딕" w:hAnsi="맑은 고딕" w:eastAsia="맑은 고딕"/>
           <w:sz w:val="21"/>
         </w:rPr>
-        <w:t>[상-06] `SHOW CONFIGURATION VERBOSE`의 구성 속성 개수는?</w:t>
+        <w:t xml:space="preserve">[상-06] </w:t>
+      </w:r>
+      <w:r>
+        <w:rPr>
+          <w:rFonts w:ascii="Consolas" w:hAnsi="Consolas" w:eastAsia="맑은 고딕"/>
+          <w:sz w:val="21"/>
+        </w:rPr>
+        <w:t xml:space="preserve">SHOW CONFIGURATION VERBOSE</w:t>
+      </w:r>
+      <w:r>
+        <w:rPr>
+          <w:rFonts w:ascii="맑은 고딕" w:hAnsi="맑은 고딕" w:eastAsia="맑은 고딕"/>
+          <w:sz w:val="21"/>
+        </w:rPr>
+        <w:t xml:space="preserve">의 구성 속성 개수는?</w:t>
       </w:r>
     </w:p>
     <w:p>
@@ -2596,7 +2876,35 @@
           <w:rFonts w:ascii="맑은 고딕" w:hAnsi="맑은 고딕" w:eastAsia="맑은 고딕"/>
           <w:sz w:val="21"/>
         </w:rPr>
-        <w:t>[상-08] `ORA-16766`과 `ORA-16853`의 관계는?</w:t>
+        <w:t xml:space="preserve">[상-08] </w:t>
+      </w:r>
+      <w:r>
+        <w:rPr>
+          <w:rFonts w:ascii="Consolas" w:hAnsi="Consolas" w:eastAsia="맑은 고딕"/>
+          <w:sz w:val="21"/>
+        </w:rPr>
+        <w:t xml:space="preserve">ORA-16766</w:t>
+      </w:r>
+      <w:r>
+        <w:rPr>
+          <w:rFonts w:ascii="맑은 고딕" w:hAnsi="맑은 고딕" w:eastAsia="맑은 고딕"/>
+          <w:sz w:val="21"/>
+        </w:rPr>
+        <w:t xml:space="preserve">과 </w:t>
+      </w:r>
+      <w:r>
+        <w:rPr>
+          <w:rFonts w:ascii="Consolas" w:hAnsi="Consolas" w:eastAsia="맑은 고딕"/>
+          <w:sz w:val="21"/>
+        </w:rPr>
+        <w:t xml:space="preserve">ORA-16853</w:t>
+      </w:r>
+      <w:r>
+        <w:rPr>
+          <w:rFonts w:ascii="맑은 고딕" w:hAnsi="맑은 고딕" w:eastAsia="맑은 고딕"/>
+          <w:sz w:val="21"/>
+        </w:rPr>
+        <w:t xml:space="preserve">의 관계는?</w:t>
       </w:r>
     </w:p>
     <w:p>
@@ -2744,6 +3052,8 @@
       </w:r>
     </w:p>
     <w:sectPr>
+      <w:headerReference w:type="default" r:id="rId9"/>
+      <w:footerReference w:type="default" r:id="rId10"/>
       <w:pgSz w:w="12240" w:h="15840"/>
       <w:pgMar w:top="1440" w:right="1800" w:bottom="1440" w:left="1800" w:header="720" w:footer="720" w:gutter="0"/>
       <w:cols w:space="720"/>
@@ -2751,6 +3061,26 @@
     </w:sectPr>
   </w:body>
 </w:document>
+</file>
+
+<file path=word/footer1.xml><?xml version="1.0" encoding="utf-8"?>
+<w:ftr xmlns:m="http://schemas.openxmlformats.org/officeDocument/2006/math" xmlns:mc="http://schemas.openxmlformats.org/markup-compatibility/2006" xmlns:mo="http://schemas.microsoft.com/office/mac/office/2008/main" xmlns:mv="urn:schemas-microsoft-com:mac:vml" xmlns:o="urn:schemas-microsoft-com:office:office" xmlns:r="http://schemas.openxmlformats.org/officeDocument/2006/relationships" xmlns:v="urn:schemas-microsoft-com:vml" xmlns:w10="urn:schemas-microsoft-com:office:word" xmlns:w14="http://schemas.microsoft.com/office/word/2010/wordml" xmlns:w="http://schemas.openxmlformats.org/wordprocessingml/2006/main" xmlns:wne="http://schemas.microsoft.com/office/word/2006/wordml" xmlns:wp14="http://schemas.microsoft.com/office/word/2010/wordprocessingDrawing" xmlns:wp="http://schemas.openxmlformats.org/drawingml/2006/wordprocessingDrawing" xmlns:wpc="http://schemas.microsoft.com/office/word/2010/wordprocessingCanvas" xmlns:wpg="http://schemas.microsoft.com/office/word/2010/wordprocessingGroup" xmlns:wpi="http://schemas.microsoft.com/office/word/2010/wordprocessingInk" xmlns:wps="http://schemas.microsoft.com/office/word/2010/wordprocessingShape" mc:Ignorable="w14 wp14">
+  <w:p>
+    <w:pPr>
+      <w:pStyle w:val="Footer"/>
+    </w:pPr>
+  </w:p>
+</w:ftr>
+</file>
+
+<file path=word/header1.xml><?xml version="1.0" encoding="utf-8"?>
+<w:hdr xmlns:m="http://schemas.openxmlformats.org/officeDocument/2006/math" xmlns:mc="http://schemas.openxmlformats.org/markup-compatibility/2006" xmlns:mo="http://schemas.microsoft.com/office/mac/office/2008/main" xmlns:mv="urn:schemas-microsoft-com:mac:vml" xmlns:o="urn:schemas-microsoft-com:office:office" xmlns:r="http://schemas.openxmlformats.org/officeDocument/2006/relationships" xmlns:v="urn:schemas-microsoft-com:vml" xmlns:w10="urn:schemas-microsoft-com:office:word" xmlns:w14="http://schemas.microsoft.com/office/word/2010/wordml" xmlns:w="http://schemas.openxmlformats.org/wordprocessingml/2006/main" xmlns:wne="http://schemas.microsoft.com/office/word/2006/wordml" xmlns:wp14="http://schemas.microsoft.com/office/word/2010/wordprocessingDrawing" xmlns:wp="http://schemas.openxmlformats.org/drawingml/2006/wordprocessingDrawing" xmlns:wpc="http://schemas.microsoft.com/office/word/2010/wordprocessingCanvas" xmlns:wpg="http://schemas.microsoft.com/office/word/2010/wordprocessingGroup" xmlns:wpi="http://schemas.microsoft.com/office/word/2010/wordprocessingInk" xmlns:wps="http://schemas.microsoft.com/office/word/2010/wordprocessingShape" mc:Ignorable="w14 wp14">
+  <w:p>
+    <w:pPr>
+      <w:pStyle w:val="Header"/>
+    </w:pPr>
+  </w:p>
+</w:hdr>
 </file>
 
 <file path=word/numbering.xml><?xml version="1.0" encoding="utf-8"?>

--- a/ADG/13장/13장_실습문제.docx
+++ b/ADG/13장/13장_실습문제.docx
@@ -51,34 +51,34 @@
           <w:rFonts w:ascii="맑은 고딕" w:hAnsi="맑은 고딕" w:eastAsia="맑은 고딕"/>
           <w:sz w:val="21"/>
         </w:rPr>
-        <w:t>① DG_BROKER_START</w:t>
-      </w:r>
-    </w:p>
-    <w:p>
-      <w:r>
-        <w:rPr>
-          <w:rFonts w:ascii="맑은 고딕" w:hAnsi="맑은 고딕" w:eastAsia="맑은 고딕"/>
-          <w:sz w:val="21"/>
-        </w:rPr>
-        <w:t>② DG_BROKER_ENABLE</w:t>
-      </w:r>
-    </w:p>
-    <w:p>
-      <w:r>
-        <w:rPr>
-          <w:rFonts w:ascii="맑은 고딕" w:hAnsi="맑은 고딕" w:eastAsia="맑은 고딕"/>
-          <w:sz w:val="21"/>
-        </w:rPr>
-        <w:t>③ DATA_GUARD_BROKER</w:t>
-      </w:r>
-    </w:p>
-    <w:p>
-      <w:r>
-        <w:rPr>
-          <w:rFonts w:ascii="맑은 고딕" w:hAnsi="맑은 고딕" w:eastAsia="맑은 고딕"/>
-          <w:sz w:val="21"/>
-        </w:rPr>
-        <w:t>④ BROKER_START</w:t>
+        <w:t>① DATA_GUARD_BROKER</w:t>
+      </w:r>
+    </w:p>
+    <w:p>
+      <w:r>
+        <w:rPr>
+          <w:rFonts w:ascii="맑은 고딕" w:hAnsi="맑은 고딕" w:eastAsia="맑은 고딕"/>
+          <w:sz w:val="21"/>
+        </w:rPr>
+        <w:t>② DG_BROKER_START</w:t>
+      </w:r>
+    </w:p>
+    <w:p>
+      <w:r>
+        <w:rPr>
+          <w:rFonts w:ascii="맑은 고딕" w:hAnsi="맑은 고딕" w:eastAsia="맑은 고딕"/>
+          <w:sz w:val="21"/>
+        </w:rPr>
+        <w:t>③ BROKER_START</w:t>
+      </w:r>
+    </w:p>
+    <w:p>
+      <w:r>
+        <w:rPr>
+          <w:rFonts w:ascii="맑은 고딕" w:hAnsi="맑은 고딕" w:eastAsia="맑은 고딕"/>
+          <w:sz w:val="21"/>
+        </w:rPr>
+        <w:t>④ DG_BROKER_ENABLE</w:t>
       </w:r>
     </w:p>
     <w:p>
@@ -105,34 +105,34 @@
           <w:rFonts w:ascii="맑은 고딕" w:hAnsi="맑은 고딕" w:eastAsia="맑은 고딕"/>
           <w:sz w:val="21"/>
         </w:rPr>
-        <w:t>① FALSE</w:t>
-      </w:r>
-    </w:p>
-    <w:p>
-      <w:r>
-        <w:rPr>
-          <w:rFonts w:ascii="맑은 고딕" w:hAnsi="맑은 고딕" w:eastAsia="맑은 고딕"/>
-          <w:sz w:val="21"/>
-        </w:rPr>
-        <w:t>② TRUE</w:t>
-      </w:r>
-    </w:p>
-    <w:p>
-      <w:r>
-        <w:rPr>
-          <w:rFonts w:ascii="맑은 고딕" w:hAnsi="맑은 고딕" w:eastAsia="맑은 고딕"/>
-          <w:sz w:val="21"/>
-        </w:rPr>
-        <w:t>③ AUTO</w:t>
-      </w:r>
-    </w:p>
-    <w:p>
-      <w:r>
-        <w:rPr>
-          <w:rFonts w:ascii="맑은 고딕" w:hAnsi="맑은 고딕" w:eastAsia="맑은 고딕"/>
-          <w:sz w:val="21"/>
-        </w:rPr>
-        <w:t>④ NULL</w:t>
+        <w:t>① NULL</w:t>
+      </w:r>
+    </w:p>
+    <w:p>
+      <w:r>
+        <w:rPr>
+          <w:rFonts w:ascii="맑은 고딕" w:hAnsi="맑은 고딕" w:eastAsia="맑은 고딕"/>
+          <w:sz w:val="21"/>
+        </w:rPr>
+        <w:t>② AUTO</w:t>
+      </w:r>
+    </w:p>
+    <w:p>
+      <w:r>
+        <w:rPr>
+          <w:rFonts w:ascii="맑은 고딕" w:hAnsi="맑은 고딕" w:eastAsia="맑은 고딕"/>
+          <w:sz w:val="21"/>
+        </w:rPr>
+        <w:t>③ FALSE</w:t>
+      </w:r>
+    </w:p>
+    <w:p>
+      <w:r>
+        <w:rPr>
+          <w:rFonts w:ascii="맑은 고딕" w:hAnsi="맑은 고딕" w:eastAsia="맑은 고딕"/>
+          <w:sz w:val="21"/>
+        </w:rPr>
+        <w:t>④ TRUE</w:t>
       </w:r>
     </w:p>
     <w:p>
@@ -159,16 +159,16 @@
           <w:rFonts w:ascii="맑은 고딕" w:hAnsi="맑은 고딕" w:eastAsia="맑은 고딕"/>
           <w:sz w:val="21"/>
         </w:rPr>
-        <w:t>① DMON</w:t>
-      </w:r>
-    </w:p>
-    <w:p>
-      <w:r>
-        <w:rPr>
-          <w:rFonts w:ascii="맑은 고딕" w:hAnsi="맑은 고딕" w:eastAsia="맑은 고딕"/>
-          <w:sz w:val="21"/>
-        </w:rPr>
-        <w:t>② MRP0</w:t>
+        <w:t>① MRP0</w:t>
+      </w:r>
+    </w:p>
+    <w:p>
+      <w:r>
+        <w:rPr>
+          <w:rFonts w:ascii="맑은 고딕" w:hAnsi="맑은 고딕" w:eastAsia="맑은 고딕"/>
+          <w:sz w:val="21"/>
+        </w:rPr>
+        <w:t>② LSP0</w:t>
       </w:r>
     </w:p>
     <w:p>
@@ -186,7 +186,7 @@
           <w:rFonts w:ascii="맑은 고딕" w:hAnsi="맑은 고딕" w:eastAsia="맑은 고딕"/>
           <w:sz w:val="21"/>
         </w:rPr>
-        <w:t>④ LSP0</w:t>
+        <w:t>④ DMON</w:t>
       </w:r>
     </w:p>
     <w:p>
@@ -222,16 +222,16 @@
           <w:rFonts w:ascii="맑은 고딕" w:hAnsi="맑은 고딕" w:eastAsia="맑은 고딕"/>
           <w:sz w:val="21"/>
         </w:rPr>
-        <w:t>② broker1.dat / broker2.dat</w:t>
-      </w:r>
-    </w:p>
-    <w:p>
-      <w:r>
-        <w:rPr>
-          <w:rFonts w:ascii="맑은 고딕" w:hAnsi="맑은 고딕" w:eastAsia="맑은 고딕"/>
-          <w:sz w:val="21"/>
-        </w:rPr>
-        <w:t>③ dg1.dat / dg2.dat</w:t>
+        <w:t>② dg1.dat / dg2.dat</w:t>
+      </w:r>
+    </w:p>
+    <w:p>
+      <w:r>
+        <w:rPr>
+          <w:rFonts w:ascii="맑은 고딕" w:hAnsi="맑은 고딕" w:eastAsia="맑은 고딕"/>
+          <w:sz w:val="21"/>
+        </w:rPr>
+        <w:t>③ broker1.dat / broker2.dat</w:t>
       </w:r>
     </w:p>
     <w:p>
@@ -267,16 +267,16 @@
           <w:rFonts w:ascii="맑은 고딕" w:hAnsi="맑은 고딕" w:eastAsia="맑은 고딕"/>
           <w:sz w:val="21"/>
         </w:rPr>
-        <w:t>① 다중화 — 하나가 손상돼도 다른 하나로 복구</w:t>
-      </w:r>
-    </w:p>
-    <w:p>
-      <w:r>
-        <w:rPr>
-          <w:rFonts w:ascii="맑은 고딕" w:hAnsi="맑은 고딕" w:eastAsia="맑은 고딕"/>
-          <w:sz w:val="21"/>
-        </w:rPr>
-        <w:t>② 읽기용과 쓰기용</w:t>
+        <w:t>① 읽기용과 쓰기용</w:t>
+      </w:r>
+    </w:p>
+    <w:p>
+      <w:r>
+        <w:rPr>
+          <w:rFonts w:ascii="맑은 고딕" w:hAnsi="맑은 고딕" w:eastAsia="맑은 고딕"/>
+          <w:sz w:val="21"/>
+        </w:rPr>
+        <w:t>② 백업용</w:t>
       </w:r>
     </w:p>
     <w:p>
@@ -294,7 +294,7 @@
           <w:rFonts w:ascii="맑은 고딕" w:hAnsi="맑은 고딕" w:eastAsia="맑은 고딕"/>
           <w:sz w:val="21"/>
         </w:rPr>
-        <w:t>④ 백업용</w:t>
+        <w:t>④ 다중화 — 하나가 손상돼도 다른 하나로 복구</w:t>
       </w:r>
     </w:p>
     <w:p>
@@ -321,6 +321,440 @@
           <w:rFonts w:ascii="맑은 고딕" w:hAnsi="맑은 고딕" w:eastAsia="맑은 고딕"/>
           <w:sz w:val="21"/>
         </w:rPr>
+        <w:t>① ORA-16905</w:t>
+      </w:r>
+    </w:p>
+    <w:p>
+      <w:r>
+        <w:rPr>
+          <w:rFonts w:ascii="맑은 고딕" w:hAnsi="맑은 고딕" w:eastAsia="맑은 고딕"/>
+          <w:sz w:val="21"/>
+        </w:rPr>
+        <w:t>② ORA-16698</w:t>
+      </w:r>
+    </w:p>
+    <w:p>
+      <w:r>
+        <w:rPr>
+          <w:rFonts w:ascii="맑은 고딕" w:hAnsi="맑은 고딕" w:eastAsia="맑은 고딕"/>
+          <w:sz w:val="21"/>
+        </w:rPr>
+        <w:t>③ ORA-16532</w:t>
+      </w:r>
+    </w:p>
+    <w:p>
+      <w:r>
+        <w:rPr>
+          <w:rFonts w:ascii="맑은 고딕" w:hAnsi="맑은 고딕" w:eastAsia="맑은 고딕"/>
+          <w:sz w:val="21"/>
+        </w:rPr>
+        <w:t>④ ORA-16525</w:t>
+      </w:r>
+    </w:p>
+    <w:p>
+      <w:r>
+        <w:rPr>
+          <w:rFonts w:ascii="맑은 고딕" w:hAnsi="맑은 고딕" w:eastAsia="맑은 고딕"/>
+          <w:sz w:val="21"/>
+        </w:rPr>
+        <w:t>하-07 · 객관식</w:t>
+      </w:r>
+    </w:p>
+    <w:p>
+      <w:r>
+        <w:rPr>
+          <w:rFonts w:ascii="맑은 고딕" w:hAnsi="맑은 고딕" w:eastAsia="맑은 고딕"/>
+          <w:sz w:val="21"/>
+        </w:rPr>
+        <w:t>[하-07] Broker는 켰는데 구성이 없으면?</w:t>
+      </w:r>
+    </w:p>
+    <w:p>
+      <w:r>
+        <w:rPr>
+          <w:rFonts w:ascii="맑은 고딕" w:hAnsi="맑은 고딕" w:eastAsia="맑은 고딕"/>
+          <w:sz w:val="21"/>
+        </w:rPr>
+        <w:t>① ORA-16809</w:t>
+      </w:r>
+    </w:p>
+    <w:p>
+      <w:r>
+        <w:rPr>
+          <w:rFonts w:ascii="맑은 고딕" w:hAnsi="맑은 고딕" w:eastAsia="맑은 고딕"/>
+          <w:sz w:val="21"/>
+        </w:rPr>
+        <w:t>② ORA-16766</w:t>
+      </w:r>
+    </w:p>
+    <w:p>
+      <w:r>
+        <w:rPr>
+          <w:rFonts w:ascii="맑은 고딕" w:hAnsi="맑은 고딕" w:eastAsia="맑은 고딕"/>
+          <w:sz w:val="21"/>
+        </w:rPr>
+        <w:t>③ ORA-16525</w:t>
+      </w:r>
+    </w:p>
+    <w:p>
+      <w:r>
+        <w:rPr>
+          <w:rFonts w:ascii="맑은 고딕" w:hAnsi="맑은 고딕" w:eastAsia="맑은 고딕"/>
+          <w:sz w:val="21"/>
+        </w:rPr>
+        <w:t>④ ORA-16532</w:t>
+      </w:r>
+    </w:p>
+    <w:p>
+      <w:r>
+        <w:rPr>
+          <w:rFonts w:ascii="맑은 고딕" w:hAnsi="맑은 고딕" w:eastAsia="맑은 고딕"/>
+          <w:sz w:val="21"/>
+        </w:rPr>
+        <w:t>하-08 · 객관식</w:t>
+      </w:r>
+    </w:p>
+    <w:p>
+      <w:r>
+        <w:rPr>
+          <w:rFonts w:ascii="맑은 고딕" w:hAnsi="맑은 고딕" w:eastAsia="맑은 고딕"/>
+          <w:sz w:val="21"/>
+        </w:rPr>
+        <w:t>[하-08] 구성을 만드는 명령은?</w:t>
+      </w:r>
+    </w:p>
+    <w:p>
+      <w:r>
+        <w:rPr>
+          <w:rFonts w:ascii="맑은 고딕" w:hAnsi="맑은 고딕" w:eastAsia="맑은 고딕"/>
+          <w:sz w:val="21"/>
+        </w:rPr>
+        <w:t>① ENABLE CONFIGURATION</w:t>
+      </w:r>
+    </w:p>
+    <w:p>
+      <w:r>
+        <w:rPr>
+          <w:rFonts w:ascii="맑은 고딕" w:hAnsi="맑은 고딕" w:eastAsia="맑은 고딕"/>
+          <w:sz w:val="21"/>
+        </w:rPr>
+        <w:t>② CREATE CONFIGURATION</w:t>
+      </w:r>
+    </w:p>
+    <w:p>
+      <w:r>
+        <w:rPr>
+          <w:rFonts w:ascii="맑은 고딕" w:hAnsi="맑은 고딕" w:eastAsia="맑은 고딕"/>
+          <w:sz w:val="21"/>
+        </w:rPr>
+        <w:t>③ ADD CONFIGURATION</w:t>
+      </w:r>
+    </w:p>
+    <w:p>
+      <w:r>
+        <w:rPr>
+          <w:rFonts w:ascii="맑은 고딕" w:hAnsi="맑은 고딕" w:eastAsia="맑은 고딕"/>
+          <w:sz w:val="21"/>
+        </w:rPr>
+        <w:t>④ NEW CONFIGURATION</w:t>
+      </w:r>
+    </w:p>
+    <w:p>
+      <w:r>
+        <w:rPr>
+          <w:rFonts w:ascii="맑은 고딕" w:hAnsi="맑은 고딕" w:eastAsia="맑은 고딕"/>
+          <w:sz w:val="21"/>
+        </w:rPr>
+        <w:t>하-09 · 객관식</w:t>
+      </w:r>
+    </w:p>
+    <w:p>
+      <w:r>
+        <w:rPr>
+          <w:rFonts w:ascii="맑은 고딕" w:hAnsi="맑은 고딕" w:eastAsia="맑은 고딕"/>
+          <w:sz w:val="21"/>
+        </w:rPr>
+        <w:t>[하-09] Standby를 구성에 더하는 명령은?</w:t>
+      </w:r>
+    </w:p>
+    <w:p>
+      <w:r>
+        <w:rPr>
+          <w:rFonts w:ascii="맑은 고딕" w:hAnsi="맑은 고딕" w:eastAsia="맑은 고딕"/>
+          <w:sz w:val="21"/>
+        </w:rPr>
+        <w:t>① ATTACH DATABASE</w:t>
+      </w:r>
+    </w:p>
+    <w:p>
+      <w:r>
+        <w:rPr>
+          <w:rFonts w:ascii="맑은 고딕" w:hAnsi="맑은 고딕" w:eastAsia="맑은 고딕"/>
+          <w:sz w:val="21"/>
+        </w:rPr>
+        <w:t>② ADD DATABASE</w:t>
+      </w:r>
+    </w:p>
+    <w:p>
+      <w:r>
+        <w:rPr>
+          <w:rFonts w:ascii="맑은 고딕" w:hAnsi="맑은 고딕" w:eastAsia="맑은 고딕"/>
+          <w:sz w:val="21"/>
+        </w:rPr>
+        <w:t>③ JOIN DATABASE</w:t>
+      </w:r>
+    </w:p>
+    <w:p>
+      <w:r>
+        <w:rPr>
+          <w:rFonts w:ascii="맑은 고딕" w:hAnsi="맑은 고딕" w:eastAsia="맑은 고딕"/>
+          <w:sz w:val="21"/>
+        </w:rPr>
+        <w:t>④ CREATE DATABASE</w:t>
+      </w:r>
+    </w:p>
+    <w:p>
+      <w:r>
+        <w:rPr>
+          <w:rFonts w:ascii="맑은 고딕" w:hAnsi="맑은 고딕" w:eastAsia="맑은 고딕"/>
+          <w:sz w:val="21"/>
+        </w:rPr>
+        <w:t>하-10 · 객관식</w:t>
+      </w:r>
+    </w:p>
+    <w:p>
+      <w:r>
+        <w:rPr>
+          <w:rFonts w:ascii="맑은 고딕" w:hAnsi="맑은 고딕" w:eastAsia="맑은 고딕"/>
+          <w:sz w:val="21"/>
+        </w:rPr>
+        <w:t xml:space="preserve">[하-10] </w:t>
+      </w:r>
+      <w:r>
+        <w:rPr>
+          <w:rFonts w:ascii="Consolas" w:hAnsi="Consolas" w:eastAsia="맑은 고딕"/>
+          <w:sz w:val="21"/>
+        </w:rPr>
+        <w:t xml:space="preserve">CONNECT IDENTIFIER</w:t>
+      </w:r>
+      <w:r>
+        <w:rPr>
+          <w:rFonts w:ascii="맑은 고딕" w:hAnsi="맑은 고딕" w:eastAsia="맑은 고딕"/>
+          <w:sz w:val="21"/>
+        </w:rPr>
+        <w:t xml:space="preserve">에 적는 것은?</w:t>
+      </w:r>
+    </w:p>
+    <w:p>
+      <w:r>
+        <w:rPr>
+          <w:rFonts w:ascii="맑은 고딕" w:hAnsi="맑은 고딕" w:eastAsia="맑은 고딕"/>
+          <w:sz w:val="21"/>
+        </w:rPr>
+        <w:t>① tnsnames 별칭</w:t>
+      </w:r>
+    </w:p>
+    <w:p>
+      <w:r>
+        <w:rPr>
+          <w:rFonts w:ascii="맑은 고딕" w:hAnsi="맑은 고딕" w:eastAsia="맑은 고딕"/>
+          <w:sz w:val="21"/>
+        </w:rPr>
+        <w:t>② DB_UNIQUE_NAME</w:t>
+      </w:r>
+    </w:p>
+    <w:p>
+      <w:r>
+        <w:rPr>
+          <w:rFonts w:ascii="맑은 고딕" w:hAnsi="맑은 고딕" w:eastAsia="맑은 고딕"/>
+          <w:sz w:val="21"/>
+        </w:rPr>
+        <w:t>③ SID</w:t>
+      </w:r>
+    </w:p>
+    <w:p>
+      <w:r>
+        <w:rPr>
+          <w:rFonts w:ascii="맑은 고딕" w:hAnsi="맑은 고딕" w:eastAsia="맑은 고딕"/>
+          <w:sz w:val="21"/>
+        </w:rPr>
+        <w:t>④ 호스트 이름</w:t>
+      </w:r>
+    </w:p>
+    <w:p>
+      <w:r>
+        <w:rPr>
+          <w:rFonts w:ascii="맑은 고딕" w:hAnsi="맑은 고딕" w:eastAsia="맑은 고딕"/>
+          <w:sz w:val="21"/>
+        </w:rPr>
+        <w:t>하-11 · 객관식</w:t>
+      </w:r>
+    </w:p>
+    <w:p>
+      <w:r>
+        <w:rPr>
+          <w:rFonts w:ascii="맑은 고딕" w:hAnsi="맑은 고딕" w:eastAsia="맑은 고딕"/>
+          <w:sz w:val="21"/>
+        </w:rPr>
+        <w:t xml:space="preserve">[하-11] 구성을 만든 직후 </w:t>
+      </w:r>
+      <w:r>
+        <w:rPr>
+          <w:rFonts w:ascii="Consolas" w:hAnsi="Consolas" w:eastAsia="맑은 고딕"/>
+          <w:sz w:val="21"/>
+        </w:rPr>
+        <w:t xml:space="preserve">Configuration Status</w:t>
+      </w:r>
+      <w:r>
+        <w:rPr>
+          <w:rFonts w:ascii="맑은 고딕" w:hAnsi="맑은 고딕" w:eastAsia="맑은 고딕"/>
+          <w:sz w:val="21"/>
+        </w:rPr>
+        <w:t xml:space="preserve"> 값은?</w:t>
+      </w:r>
+    </w:p>
+    <w:p>
+      <w:r>
+        <w:rPr>
+          <w:rFonts w:ascii="맑은 고딕" w:hAnsi="맑은 고딕" w:eastAsia="맑은 고딕"/>
+          <w:sz w:val="21"/>
+        </w:rPr>
+        <w:t>① DISABLED</w:t>
+      </w:r>
+    </w:p>
+    <w:p>
+      <w:r>
+        <w:rPr>
+          <w:rFonts w:ascii="맑은 고딕" w:hAnsi="맑은 고딕" w:eastAsia="맑은 고딕"/>
+          <w:sz w:val="21"/>
+        </w:rPr>
+        <w:t>② SUCCESS</w:t>
+      </w:r>
+    </w:p>
+    <w:p>
+      <w:r>
+        <w:rPr>
+          <w:rFonts w:ascii="맑은 고딕" w:hAnsi="맑은 고딕" w:eastAsia="맑은 고딕"/>
+          <w:sz w:val="21"/>
+        </w:rPr>
+        <w:t>③ WARNING</w:t>
+      </w:r>
+    </w:p>
+    <w:p>
+      <w:r>
+        <w:rPr>
+          <w:rFonts w:ascii="맑은 고딕" w:hAnsi="맑은 고딕" w:eastAsia="맑은 고딕"/>
+          <w:sz w:val="21"/>
+        </w:rPr>
+        <w:t>④ ERROR</w:t>
+      </w:r>
+    </w:p>
+    <w:p>
+      <w:r>
+        <w:rPr>
+          <w:rFonts w:ascii="맑은 고딕" w:hAnsi="맑은 고딕" w:eastAsia="맑은 고딕"/>
+          <w:sz w:val="21"/>
+        </w:rPr>
+        <w:t>하-12 · 객관식</w:t>
+      </w:r>
+    </w:p>
+    <w:p>
+      <w:r>
+        <w:rPr>
+          <w:rFonts w:ascii="맑은 고딕" w:hAnsi="맑은 고딕" w:eastAsia="맑은 고딕"/>
+          <w:sz w:val="21"/>
+        </w:rPr>
+        <w:t>[하-12] Broker에서 필수인 리스너 서비스 이름은?</w:t>
+      </w:r>
+    </w:p>
+    <w:p>
+      <w:r>
+        <w:rPr>
+          <w:rFonts w:ascii="맑은 고딕" w:hAnsi="맑은 고딕" w:eastAsia="맑은 고딕"/>
+          <w:sz w:val="21"/>
+        </w:rPr>
+        <w:t>① &lt;db_unique_name&gt;_CFG</w:t>
+      </w:r>
+    </w:p>
+    <w:p>
+      <w:r>
+        <w:rPr>
+          <w:rFonts w:ascii="맑은 고딕" w:hAnsi="맑은 고딕" w:eastAsia="맑은 고딕"/>
+          <w:sz w:val="21"/>
+        </w:rPr>
+        <w:t>② &lt;db_unique_name&gt;_BROKER</w:t>
+      </w:r>
+    </w:p>
+    <w:p>
+      <w:r>
+        <w:rPr>
+          <w:rFonts w:ascii="맑은 고딕" w:hAnsi="맑은 고딕" w:eastAsia="맑은 고딕"/>
+          <w:sz w:val="21"/>
+        </w:rPr>
+        <w:t>③ &lt;db_unique_name&gt;_DGMGRL</w:t>
+      </w:r>
+    </w:p>
+    <w:p>
+      <w:r>
+        <w:rPr>
+          <w:rFonts w:ascii="맑은 고딕" w:hAnsi="맑은 고딕" w:eastAsia="맑은 고딕"/>
+          <w:sz w:val="21"/>
+        </w:rPr>
+        <w:t>④ &lt;db_unique_name&gt;_DG</w:t>
+      </w:r>
+    </w:p>
+    <w:p>
+      <w:r>
+        <w:rPr>
+          <w:rFonts w:ascii="맑은 고딕" w:hAnsi="맑은 고딕" w:eastAsia="맑은 고딕"/>
+          <w:sz w:val="21"/>
+        </w:rPr>
+        <w:t>하-13 · 객관식</w:t>
+      </w:r>
+    </w:p>
+    <w:p>
+      <w:r>
+        <w:rPr>
+          <w:rFonts w:ascii="맑은 고딕" w:hAnsi="맑은 고딕" w:eastAsia="맑은 고딕"/>
+          <w:sz w:val="21"/>
+        </w:rPr>
+        <w:t xml:space="preserve">[하-13] 손으로 설정한 </w:t>
+      </w:r>
+      <w:r>
+        <w:rPr>
+          <w:rFonts w:ascii="Consolas" w:hAnsi="Consolas" w:eastAsia="맑은 고딕"/>
+          <w:sz w:val="21"/>
+        </w:rPr>
+        <w:t xml:space="preserve">LOG_ARCHIVE_DEST_n</w:t>
+      </w:r>
+      <w:r>
+        <w:rPr>
+          <w:rFonts w:ascii="맑은 고딕" w:hAnsi="맑은 고딕" w:eastAsia="맑은 고딕"/>
+          <w:sz w:val="21"/>
+        </w:rPr>
+        <w:t xml:space="preserve">이 있을 때 </w:t>
+      </w:r>
+      <w:r>
+        <w:rPr>
+          <w:rFonts w:ascii="Consolas" w:hAnsi="Consolas" w:eastAsia="맑은 고딕"/>
+          <w:sz w:val="21"/>
+        </w:rPr>
+        <w:t xml:space="preserve">ADD DATABASE</w:t>
+      </w:r>
+      <w:r>
+        <w:rPr>
+          <w:rFonts w:ascii="맑은 고딕" w:hAnsi="맑은 고딕" w:eastAsia="맑은 고딕"/>
+          <w:sz w:val="21"/>
+        </w:rPr>
+        <w:t xml:space="preserve">의 결과는?</w:t>
+      </w:r>
+    </w:p>
+    <w:p>
+      <w:r>
+        <w:rPr>
+          <w:rFonts w:ascii="맑은 고딕" w:hAnsi="맑은 고딕" w:eastAsia="맑은 고딕"/>
+          <w:sz w:val="21"/>
+        </w:rPr>
         <w:t>① ORA-16525</w:t>
       </w:r>
     </w:p>
@@ -330,115 +764,115 @@
           <w:rFonts w:ascii="맑은 고딕" w:hAnsi="맑은 고딕" w:eastAsia="맑은 고딕"/>
           <w:sz w:val="21"/>
         </w:rPr>
-        <w:t>② ORA-16532</w:t>
-      </w:r>
-    </w:p>
-    <w:p>
-      <w:r>
-        <w:rPr>
-          <w:rFonts w:ascii="맑은 고딕" w:hAnsi="맑은 고딕" w:eastAsia="맑은 고딕"/>
-          <w:sz w:val="21"/>
-        </w:rPr>
-        <w:t>③ ORA-16698</w:t>
-      </w:r>
-    </w:p>
-    <w:p>
-      <w:r>
-        <w:rPr>
-          <w:rFonts w:ascii="맑은 고딕" w:hAnsi="맑은 고딕" w:eastAsia="맑은 고딕"/>
-          <w:sz w:val="21"/>
-        </w:rPr>
-        <w:t>④ ORA-16905</w:t>
-      </w:r>
-    </w:p>
-    <w:p>
-      <w:r>
-        <w:rPr>
-          <w:rFonts w:ascii="맑은 고딕" w:hAnsi="맑은 고딕" w:eastAsia="맑은 고딕"/>
-          <w:sz w:val="21"/>
-        </w:rPr>
-        <w:t>하-07 · 객관식</w:t>
-      </w:r>
-    </w:p>
-    <w:p>
-      <w:r>
-        <w:rPr>
-          <w:rFonts w:ascii="맑은 고딕" w:hAnsi="맑은 고딕" w:eastAsia="맑은 고딕"/>
-          <w:sz w:val="21"/>
-        </w:rPr>
-        <w:t>[하-07] Broker는 켰는데 구성이 없으면?</w:t>
-      </w:r>
-    </w:p>
-    <w:p>
-      <w:r>
-        <w:rPr>
-          <w:rFonts w:ascii="맑은 고딕" w:hAnsi="맑은 고딕" w:eastAsia="맑은 고딕"/>
-          <w:sz w:val="21"/>
-        </w:rPr>
-        <w:t>① ORA-16532</w:t>
-      </w:r>
-    </w:p>
-    <w:p>
-      <w:r>
-        <w:rPr>
-          <w:rFonts w:ascii="맑은 고딕" w:hAnsi="맑은 고딕" w:eastAsia="맑은 고딕"/>
-          <w:sz w:val="21"/>
-        </w:rPr>
-        <w:t>② ORA-16525</w:t>
-      </w:r>
-    </w:p>
-    <w:p>
-      <w:r>
-        <w:rPr>
-          <w:rFonts w:ascii="맑은 고딕" w:hAnsi="맑은 고딕" w:eastAsia="맑은 고딕"/>
-          <w:sz w:val="21"/>
-        </w:rPr>
-        <w:t>③ ORA-16809</w:t>
-      </w:r>
-    </w:p>
-    <w:p>
-      <w:r>
-        <w:rPr>
-          <w:rFonts w:ascii="맑은 고딕" w:hAnsi="맑은 고딕" w:eastAsia="맑은 고딕"/>
-          <w:sz w:val="21"/>
-        </w:rPr>
-        <w:t>④ ORA-16766</w:t>
-      </w:r>
-    </w:p>
-    <w:p>
-      <w:r>
-        <w:rPr>
-          <w:rFonts w:ascii="맑은 고딕" w:hAnsi="맑은 고딕" w:eastAsia="맑은 고딕"/>
-          <w:sz w:val="21"/>
-        </w:rPr>
-        <w:t>하-08 · 객관식</w:t>
-      </w:r>
-    </w:p>
-    <w:p>
-      <w:r>
-        <w:rPr>
-          <w:rFonts w:ascii="맑은 고딕" w:hAnsi="맑은 고딕" w:eastAsia="맑은 고딕"/>
-          <w:sz w:val="21"/>
-        </w:rPr>
-        <w:t>[하-08] 구성을 만드는 명령은?</w:t>
-      </w:r>
-    </w:p>
-    <w:p>
-      <w:r>
-        <w:rPr>
-          <w:rFonts w:ascii="맑은 고딕" w:hAnsi="맑은 고딕" w:eastAsia="맑은 고딕"/>
-          <w:sz w:val="21"/>
-        </w:rPr>
-        <w:t>① CREATE CONFIGURATION</w:t>
-      </w:r>
-    </w:p>
-    <w:p>
-      <w:r>
-        <w:rPr>
-          <w:rFonts w:ascii="맑은 고딕" w:hAnsi="맑은 고딕" w:eastAsia="맑은 고딕"/>
-          <w:sz w:val="21"/>
-        </w:rPr>
-        <w:t>② ADD CONFIGURATION</w:t>
+        <w:t>② 정상 추가된다</w:t>
+      </w:r>
+    </w:p>
+    <w:p>
+      <w:r>
+        <w:rPr>
+          <w:rFonts w:ascii="맑은 고딕" w:hAnsi="맑은 고딕" w:eastAsia="맑은 고딕"/>
+          <w:sz w:val="21"/>
+        </w:rPr>
+        <w:t>③ ORA-16905</w:t>
+      </w:r>
+    </w:p>
+    <w:p>
+      <w:r>
+        <w:rPr>
+          <w:rFonts w:ascii="맑은 고딕" w:hAnsi="맑은 고딕" w:eastAsia="맑은 고딕"/>
+          <w:sz w:val="21"/>
+        </w:rPr>
+        <w:t>④ ORA-16698</w:t>
+      </w:r>
+    </w:p>
+    <w:p>
+      <w:r>
+        <w:rPr>
+          <w:rFonts w:ascii="맑은 고딕" w:hAnsi="맑은 고딕" w:eastAsia="맑은 고딕"/>
+          <w:sz w:val="21"/>
+        </w:rPr>
+        <w:t>하-14 · 객관식</w:t>
+      </w:r>
+    </w:p>
+    <w:p>
+      <w:r>
+        <w:rPr>
+          <w:rFonts w:ascii="맑은 고딕" w:hAnsi="맑은 고딕" w:eastAsia="맑은 고딕"/>
+          <w:sz w:val="21"/>
+        </w:rPr>
+        <w:t>[하-14] 활성화 전 멤버에 표시되는 것은?</w:t>
+      </w:r>
+    </w:p>
+    <w:p>
+      <w:r>
+        <w:rPr>
+          <w:rFonts w:ascii="맑은 고딕" w:hAnsi="맑은 고딕" w:eastAsia="맑은 고딕"/>
+          <w:sz w:val="21"/>
+        </w:rPr>
+        <w:t>① 아무 표시 없음</w:t>
+      </w:r>
+    </w:p>
+    <w:p>
+      <w:r>
+        <w:rPr>
+          <w:rFonts w:ascii="맑은 고딕" w:hAnsi="맑은 고딕" w:eastAsia="맑은 고딕"/>
+          <w:sz w:val="21"/>
+        </w:rPr>
+        <w:t>② ORA-16766</w:t>
+      </w:r>
+    </w:p>
+    <w:p>
+      <w:r>
+        <w:rPr>
+          <w:rFonts w:ascii="맑은 고딕" w:hAnsi="맑은 고딕" w:eastAsia="맑은 고딕"/>
+          <w:sz w:val="21"/>
+        </w:rPr>
+        <w:t>③ ORA-16905와 (disabled)</w:t>
+      </w:r>
+    </w:p>
+    <w:p>
+      <w:r>
+        <w:rPr>
+          <w:rFonts w:ascii="맑은 고딕" w:hAnsi="맑은 고딕" w:eastAsia="맑은 고딕"/>
+          <w:sz w:val="21"/>
+        </w:rPr>
+        <w:t>④ ORA-16809</w:t>
+      </w:r>
+    </w:p>
+    <w:p>
+      <w:r>
+        <w:rPr>
+          <w:rFonts w:ascii="맑은 고딕" w:hAnsi="맑은 고딕" w:eastAsia="맑은 고딕"/>
+          <w:sz w:val="21"/>
+        </w:rPr>
+        <w:t>하-15 · 객관식</w:t>
+      </w:r>
+    </w:p>
+    <w:p>
+      <w:r>
+        <w:rPr>
+          <w:rFonts w:ascii="맑은 고딕" w:hAnsi="맑은 고딕" w:eastAsia="맑은 고딕"/>
+          <w:sz w:val="21"/>
+        </w:rPr>
+        <w:t>[하-15] 구성을 활성화하는 명령은?</w:t>
+      </w:r>
+    </w:p>
+    <w:p>
+      <w:r>
+        <w:rPr>
+          <w:rFonts w:ascii="맑은 고딕" w:hAnsi="맑은 고딕" w:eastAsia="맑은 고딕"/>
+          <w:sz w:val="21"/>
+        </w:rPr>
+        <w:t>① ACTIVATE CONFIGURATION</w:t>
+      </w:r>
+    </w:p>
+    <w:p>
+      <w:r>
+        <w:rPr>
+          <w:rFonts w:ascii="맑은 고딕" w:hAnsi="맑은 고딕" w:eastAsia="맑은 고딕"/>
+          <w:sz w:val="21"/>
+        </w:rPr>
+        <w:t>② OPEN CONFIGURATION</w:t>
       </w:r>
     </w:p>
     <w:p>
@@ -456,385 +890,7 @@
           <w:rFonts w:ascii="맑은 고딕" w:hAnsi="맑은 고딕" w:eastAsia="맑은 고딕"/>
           <w:sz w:val="21"/>
         </w:rPr>
-        <w:t>④ NEW CONFIGURATION</w:t>
-      </w:r>
-    </w:p>
-    <w:p>
-      <w:r>
-        <w:rPr>
-          <w:rFonts w:ascii="맑은 고딕" w:hAnsi="맑은 고딕" w:eastAsia="맑은 고딕"/>
-          <w:sz w:val="21"/>
-        </w:rPr>
-        <w:t>하-09 · 객관식</w:t>
-      </w:r>
-    </w:p>
-    <w:p>
-      <w:r>
-        <w:rPr>
-          <w:rFonts w:ascii="맑은 고딕" w:hAnsi="맑은 고딕" w:eastAsia="맑은 고딕"/>
-          <w:sz w:val="21"/>
-        </w:rPr>
-        <w:t>[하-09] Standby를 구성에 더하는 명령은?</w:t>
-      </w:r>
-    </w:p>
-    <w:p>
-      <w:r>
-        <w:rPr>
-          <w:rFonts w:ascii="맑은 고딕" w:hAnsi="맑은 고딕" w:eastAsia="맑은 고딕"/>
-          <w:sz w:val="21"/>
-        </w:rPr>
-        <w:t>① ADD DATABASE</w:t>
-      </w:r>
-    </w:p>
-    <w:p>
-      <w:r>
-        <w:rPr>
-          <w:rFonts w:ascii="맑은 고딕" w:hAnsi="맑은 고딕" w:eastAsia="맑은 고딕"/>
-          <w:sz w:val="21"/>
-        </w:rPr>
-        <w:t>② CREATE DATABASE</w:t>
-      </w:r>
-    </w:p>
-    <w:p>
-      <w:r>
-        <w:rPr>
-          <w:rFonts w:ascii="맑은 고딕" w:hAnsi="맑은 고딕" w:eastAsia="맑은 고딕"/>
-          <w:sz w:val="21"/>
-        </w:rPr>
-        <w:t>③ ATTACH DATABASE</w:t>
-      </w:r>
-    </w:p>
-    <w:p>
-      <w:r>
-        <w:rPr>
-          <w:rFonts w:ascii="맑은 고딕" w:hAnsi="맑은 고딕" w:eastAsia="맑은 고딕"/>
-          <w:sz w:val="21"/>
-        </w:rPr>
-        <w:t>④ JOIN DATABASE</w:t>
-      </w:r>
-    </w:p>
-    <w:p>
-      <w:r>
-        <w:rPr>
-          <w:rFonts w:ascii="맑은 고딕" w:hAnsi="맑은 고딕" w:eastAsia="맑은 고딕"/>
-          <w:sz w:val="21"/>
-        </w:rPr>
-        <w:t>하-10 · 객관식</w:t>
-      </w:r>
-    </w:p>
-    <w:p>
-      <w:r>
-        <w:rPr>
-          <w:rFonts w:ascii="맑은 고딕" w:hAnsi="맑은 고딕" w:eastAsia="맑은 고딕"/>
-          <w:sz w:val="21"/>
-        </w:rPr>
-        <w:t>[하-10] `CONNECT IDENTIFIER`에 적는 것은?</w:t>
-      </w:r>
-    </w:p>
-    <w:p>
-      <w:r>
-        <w:rPr>
-          <w:rFonts w:ascii="맑은 고딕" w:hAnsi="맑은 고딕" w:eastAsia="맑은 고딕"/>
-          <w:sz w:val="21"/>
-        </w:rPr>
-        <w:t>① tnsnames 별칭</w:t>
-      </w:r>
-    </w:p>
-    <w:p>
-      <w:r>
-        <w:rPr>
-          <w:rFonts w:ascii="맑은 고딕" w:hAnsi="맑은 고딕" w:eastAsia="맑은 고딕"/>
-          <w:sz w:val="21"/>
-        </w:rPr>
-        <w:t>② DB_UNIQUE_NAME</w:t>
-      </w:r>
-    </w:p>
-    <w:p>
-      <w:r>
-        <w:rPr>
-          <w:rFonts w:ascii="맑은 고딕" w:hAnsi="맑은 고딕" w:eastAsia="맑은 고딕"/>
-          <w:sz w:val="21"/>
-        </w:rPr>
-        <w:t>③ 호스트 이름</w:t>
-      </w:r>
-    </w:p>
-    <w:p>
-      <w:r>
-        <w:rPr>
-          <w:rFonts w:ascii="맑은 고딕" w:hAnsi="맑은 고딕" w:eastAsia="맑은 고딕"/>
-          <w:sz w:val="21"/>
-        </w:rPr>
-        <w:t>④ SID</w:t>
-      </w:r>
-    </w:p>
-    <w:p>
-      <w:r>
-        <w:rPr>
-          <w:rFonts w:ascii="맑은 고딕" w:hAnsi="맑은 고딕" w:eastAsia="맑은 고딕"/>
-          <w:sz w:val="21"/>
-        </w:rPr>
-        <w:t>하-11 · 객관식</w:t>
-      </w:r>
-    </w:p>
-    <w:p>
-      <w:r>
-        <w:rPr>
-          <w:rFonts w:ascii="맑은 고딕" w:hAnsi="맑은 고딕" w:eastAsia="맑은 고딕"/>
-          <w:sz w:val="21"/>
-        </w:rPr>
-        <w:t>[하-11] 구성을 만든 직후 `Configuration Status` 값은?</w:t>
-      </w:r>
-    </w:p>
-    <w:p>
-      <w:r>
-        <w:rPr>
-          <w:rFonts w:ascii="맑은 고딕" w:hAnsi="맑은 고딕" w:eastAsia="맑은 고딕"/>
-          <w:sz w:val="21"/>
-        </w:rPr>
-        <w:t>① DISABLED</w:t>
-      </w:r>
-    </w:p>
-    <w:p>
-      <w:r>
-        <w:rPr>
-          <w:rFonts w:ascii="맑은 고딕" w:hAnsi="맑은 고딕" w:eastAsia="맑은 고딕"/>
-          <w:sz w:val="21"/>
-        </w:rPr>
-        <w:t>② SUCCESS</w:t>
-      </w:r>
-    </w:p>
-    <w:p>
-      <w:r>
-        <w:rPr>
-          <w:rFonts w:ascii="맑은 고딕" w:hAnsi="맑은 고딕" w:eastAsia="맑은 고딕"/>
-          <w:sz w:val="21"/>
-        </w:rPr>
-        <w:t>③ WARNING</w:t>
-      </w:r>
-    </w:p>
-    <w:p>
-      <w:r>
-        <w:rPr>
-          <w:rFonts w:ascii="맑은 고딕" w:hAnsi="맑은 고딕" w:eastAsia="맑은 고딕"/>
-          <w:sz w:val="21"/>
-        </w:rPr>
-        <w:t>④ ERROR</w:t>
-      </w:r>
-    </w:p>
-    <w:p>
-      <w:r>
-        <w:rPr>
-          <w:rFonts w:ascii="맑은 고딕" w:hAnsi="맑은 고딕" w:eastAsia="맑은 고딕"/>
-          <w:sz w:val="21"/>
-        </w:rPr>
-        <w:t>하-12 · 객관식</w:t>
-      </w:r>
-    </w:p>
-    <w:p>
-      <w:r>
-        <w:rPr>
-          <w:rFonts w:ascii="맑은 고딕" w:hAnsi="맑은 고딕" w:eastAsia="맑은 고딕"/>
-          <w:sz w:val="21"/>
-        </w:rPr>
-        <w:t>[하-12] Broker에서 필수인 리스너 서비스 이름은?</w:t>
-      </w:r>
-    </w:p>
-    <w:p>
-      <w:r>
-        <w:rPr>
-          <w:rFonts w:ascii="맑은 고딕" w:hAnsi="맑은 고딕" w:eastAsia="맑은 고딕"/>
-          <w:sz w:val="21"/>
-        </w:rPr>
-        <w:t>① &lt;db_unique_name&gt;_DGMGRL</w:t>
-      </w:r>
-    </w:p>
-    <w:p>
-      <w:r>
-        <w:rPr>
-          <w:rFonts w:ascii="맑은 고딕" w:hAnsi="맑은 고딕" w:eastAsia="맑은 고딕"/>
-          <w:sz w:val="21"/>
-        </w:rPr>
-        <w:t>② &lt;db_unique_name&gt;_BROKER</w:t>
-      </w:r>
-    </w:p>
-    <w:p>
-      <w:r>
-        <w:rPr>
-          <w:rFonts w:ascii="맑은 고딕" w:hAnsi="맑은 고딕" w:eastAsia="맑은 고딕"/>
-          <w:sz w:val="21"/>
-        </w:rPr>
-        <w:t>③ &lt;db_unique_name&gt;_DG</w:t>
-      </w:r>
-    </w:p>
-    <w:p>
-      <w:r>
-        <w:rPr>
-          <w:rFonts w:ascii="맑은 고딕" w:hAnsi="맑은 고딕" w:eastAsia="맑은 고딕"/>
-          <w:sz w:val="21"/>
-        </w:rPr>
-        <w:t>④ &lt;db_unique_name&gt;_CFG</w:t>
-      </w:r>
-    </w:p>
-    <w:p>
-      <w:r>
-        <w:rPr>
-          <w:rFonts w:ascii="맑은 고딕" w:hAnsi="맑은 고딕" w:eastAsia="맑은 고딕"/>
-          <w:sz w:val="21"/>
-        </w:rPr>
-        <w:t>하-13 · 객관식</w:t>
-      </w:r>
-    </w:p>
-    <w:p>
-      <w:r>
-        <w:rPr>
-          <w:rFonts w:ascii="맑은 고딕" w:hAnsi="맑은 고딕" w:eastAsia="맑은 고딕"/>
-          <w:sz w:val="21"/>
-        </w:rPr>
-        <w:t>[하-13] 손으로 설정한 `LOG_ARCHIVE_DEST_n`이 있을 때 `ADD DATABASE`의 결과는?</w:t>
-      </w:r>
-    </w:p>
-    <w:p>
-      <w:r>
-        <w:rPr>
-          <w:rFonts w:ascii="맑은 고딕" w:hAnsi="맑은 고딕" w:eastAsia="맑은 고딕"/>
-          <w:sz w:val="21"/>
-        </w:rPr>
-        <w:t>① ORA-16698</w:t>
-      </w:r>
-    </w:p>
-    <w:p>
-      <w:r>
-        <w:rPr>
-          <w:rFonts w:ascii="맑은 고딕" w:hAnsi="맑은 고딕" w:eastAsia="맑은 고딕"/>
-          <w:sz w:val="21"/>
-        </w:rPr>
-        <w:t>② ORA-16525</w:t>
-      </w:r>
-    </w:p>
-    <w:p>
-      <w:r>
-        <w:rPr>
-          <w:rFonts w:ascii="맑은 고딕" w:hAnsi="맑은 고딕" w:eastAsia="맑은 고딕"/>
-          <w:sz w:val="21"/>
-        </w:rPr>
-        <w:t>③ ORA-16905</w:t>
-      </w:r>
-    </w:p>
-    <w:p>
-      <w:r>
-        <w:rPr>
-          <w:rFonts w:ascii="맑은 고딕" w:hAnsi="맑은 고딕" w:eastAsia="맑은 고딕"/>
-          <w:sz w:val="21"/>
-        </w:rPr>
-        <w:t>④ 정상 추가된다</w:t>
-      </w:r>
-    </w:p>
-    <w:p>
-      <w:r>
-        <w:rPr>
-          <w:rFonts w:ascii="맑은 고딕" w:hAnsi="맑은 고딕" w:eastAsia="맑은 고딕"/>
-          <w:sz w:val="21"/>
-        </w:rPr>
-        <w:t>하-14 · 객관식</w:t>
-      </w:r>
-    </w:p>
-    <w:p>
-      <w:r>
-        <w:rPr>
-          <w:rFonts w:ascii="맑은 고딕" w:hAnsi="맑은 고딕" w:eastAsia="맑은 고딕"/>
-          <w:sz w:val="21"/>
-        </w:rPr>
-        <w:t>[하-14] 활성화 전 멤버에 표시되는 것은?</w:t>
-      </w:r>
-    </w:p>
-    <w:p>
-      <w:r>
-        <w:rPr>
-          <w:rFonts w:ascii="맑은 고딕" w:hAnsi="맑은 고딕" w:eastAsia="맑은 고딕"/>
-          <w:sz w:val="21"/>
-        </w:rPr>
-        <w:t>① ORA-16905와 (disabled)</w:t>
-      </w:r>
-    </w:p>
-    <w:p>
-      <w:r>
-        <w:rPr>
-          <w:rFonts w:ascii="맑은 고딕" w:hAnsi="맑은 고딕" w:eastAsia="맑은 고딕"/>
-          <w:sz w:val="21"/>
-        </w:rPr>
-        <w:t>② ORA-16809</w:t>
-      </w:r>
-    </w:p>
-    <w:p>
-      <w:r>
-        <w:rPr>
-          <w:rFonts w:ascii="맑은 고딕" w:hAnsi="맑은 고딕" w:eastAsia="맑은 고딕"/>
-          <w:sz w:val="21"/>
-        </w:rPr>
-        <w:t>③ ORA-16766</w:t>
-      </w:r>
-    </w:p>
-    <w:p>
-      <w:r>
-        <w:rPr>
-          <w:rFonts w:ascii="맑은 고딕" w:hAnsi="맑은 고딕" w:eastAsia="맑은 고딕"/>
-          <w:sz w:val="21"/>
-        </w:rPr>
-        <w:t>④ 아무 표시 없음</w:t>
-      </w:r>
-    </w:p>
-    <w:p>
-      <w:r>
-        <w:rPr>
-          <w:rFonts w:ascii="맑은 고딕" w:hAnsi="맑은 고딕" w:eastAsia="맑은 고딕"/>
-          <w:sz w:val="21"/>
-        </w:rPr>
-        <w:t>하-15 · 객관식</w:t>
-      </w:r>
-    </w:p>
-    <w:p>
-      <w:r>
-        <w:rPr>
-          <w:rFonts w:ascii="맑은 고딕" w:hAnsi="맑은 고딕" w:eastAsia="맑은 고딕"/>
-          <w:sz w:val="21"/>
-        </w:rPr>
-        <w:t>[하-15] 구성을 활성화하는 명령은?</w:t>
-      </w:r>
-    </w:p>
-    <w:p>
-      <w:r>
-        <w:rPr>
-          <w:rFonts w:ascii="맑은 고딕" w:hAnsi="맑은 고딕" w:eastAsia="맑은 고딕"/>
-          <w:sz w:val="21"/>
-        </w:rPr>
-        <w:t>① ENABLE CONFIGURATION</w:t>
-      </w:r>
-    </w:p>
-    <w:p>
-      <w:r>
-        <w:rPr>
-          <w:rFonts w:ascii="맑은 고딕" w:hAnsi="맑은 고딕" w:eastAsia="맑은 고딕"/>
-          <w:sz w:val="21"/>
-        </w:rPr>
-        <w:t>② START CONFIGURATION</w:t>
-      </w:r>
-    </w:p>
-    <w:p>
-      <w:r>
-        <w:rPr>
-          <w:rFonts w:ascii="맑은 고딕" w:hAnsi="맑은 고딕" w:eastAsia="맑은 고딕"/>
-          <w:sz w:val="21"/>
-        </w:rPr>
-        <w:t>③ ACTIVATE CONFIGURATION</w:t>
-      </w:r>
-    </w:p>
-    <w:p>
-      <w:r>
-        <w:rPr>
-          <w:rFonts w:ascii="맑은 고딕" w:hAnsi="맑은 고딕" w:eastAsia="맑은 고딕"/>
-          <w:sz w:val="21"/>
-        </w:rPr>
-        <w:t>④ OPEN CONFIGURATION</w:t>
+        <w:t>④ START CONFIGURATION</w:t>
       </w:r>
     </w:p>
     <w:p>
@@ -861,7 +917,7 @@
           <w:rFonts w:ascii="맑은 고딕" w:hAnsi="맑은 고딕" w:eastAsia="맑은 고딕"/>
           <w:sz w:val="21"/>
         </w:rPr>
-        <w:t>① drc&lt;db_unique_name&gt;.log</w:t>
+        <w:t>① dg&lt;db_unique_name&gt;.log</w:t>
       </w:r>
     </w:p>
     <w:p>
@@ -879,7 +935,7 @@
           <w:rFonts w:ascii="맑은 고딕" w:hAnsi="맑은 고딕" w:eastAsia="맑은 고딕"/>
           <w:sz w:val="21"/>
         </w:rPr>
-        <w:t>③ dg&lt;db_unique_name&gt;.log</w:t>
+        <w:t>③ drc&lt;db_unique_name&gt;.log</w:t>
       </w:r>
     </w:p>
     <w:p>
@@ -915,7 +971,7 @@
           <w:rFonts w:ascii="맑은 고딕" w:hAnsi="맑은 고딕" w:eastAsia="맑은 고딕"/>
           <w:sz w:val="21"/>
         </w:rPr>
-        <w:t>① EDIT DATABASE ... SET STATE='APPLY-OFF'</w:t>
+        <w:t>① EDIT DATABASE ... SET PROPERTY 'Apply'='OFF'</w:t>
       </w:r>
     </w:p>
     <w:p>
@@ -933,16 +989,16 @@
           <w:rFonts w:ascii="맑은 고딕" w:hAnsi="맑은 고딕" w:eastAsia="맑은 고딕"/>
           <w:sz w:val="21"/>
         </w:rPr>
-        <w:t>③ STOP APPLY</w:t>
-      </w:r>
-    </w:p>
-    <w:p>
-      <w:r>
-        <w:rPr>
-          <w:rFonts w:ascii="맑은 고딕" w:hAnsi="맑은 고딕" w:eastAsia="맑은 고딕"/>
-          <w:sz w:val="21"/>
-        </w:rPr>
-        <w:t>④ EDIT DATABASE ... SET PROPERTY 'Apply'='OFF'</w:t>
+        <w:t>③ EDIT DATABASE ... SET STATE='APPLY-OFF'</w:t>
+      </w:r>
+    </w:p>
+    <w:p>
+      <w:r>
+        <w:rPr>
+          <w:rFonts w:ascii="맑은 고딕" w:hAnsi="맑은 고딕" w:eastAsia="맑은 고딕"/>
+          <w:sz w:val="21"/>
+        </w:rPr>
+        <w:t>④ STOP APPLY</w:t>
       </w:r>
     </w:p>
     <w:p>
@@ -969,34 +1025,34 @@
           <w:rFonts w:ascii="맑은 고딕" w:hAnsi="맑은 고딕" w:eastAsia="맑은 고딕"/>
           <w:sz w:val="21"/>
         </w:rPr>
-        <w:t>① LogXptMode</w:t>
-      </w:r>
-    </w:p>
-    <w:p>
-      <w:r>
-        <w:rPr>
-          <w:rFonts w:ascii="맑은 고딕" w:hAnsi="맑은 고딕" w:eastAsia="맑은 고딕"/>
-          <w:sz w:val="21"/>
-        </w:rPr>
-        <w:t>② TransportMode</w:t>
-      </w:r>
-    </w:p>
-    <w:p>
-      <w:r>
-        <w:rPr>
-          <w:rFonts w:ascii="맑은 고딕" w:hAnsi="맑은 고딕" w:eastAsia="맑은 고딕"/>
-          <w:sz w:val="21"/>
-        </w:rPr>
-        <w:t>③ LogShipping</w:t>
-      </w:r>
-    </w:p>
-    <w:p>
-      <w:r>
-        <w:rPr>
-          <w:rFonts w:ascii="맑은 고딕" w:hAnsi="맑은 고딕" w:eastAsia="맑은 고딕"/>
-          <w:sz w:val="21"/>
-        </w:rPr>
-        <w:t>④ RedoMode</w:t>
+        <w:t>① RedoMode</w:t>
+      </w:r>
+    </w:p>
+    <w:p>
+      <w:r>
+        <w:rPr>
+          <w:rFonts w:ascii="맑은 고딕" w:hAnsi="맑은 고딕" w:eastAsia="맑은 고딕"/>
+          <w:sz w:val="21"/>
+        </w:rPr>
+        <w:t>② LogShipping</w:t>
+      </w:r>
+    </w:p>
+    <w:p>
+      <w:r>
+        <w:rPr>
+          <w:rFonts w:ascii="맑은 고딕" w:hAnsi="맑은 고딕" w:eastAsia="맑은 고딕"/>
+          <w:sz w:val="21"/>
+        </w:rPr>
+        <w:t>③ TransportMode</w:t>
+      </w:r>
+    </w:p>
+    <w:p>
+      <w:r>
+        <w:rPr>
+          <w:rFonts w:ascii="맑은 고딕" w:hAnsi="맑은 고딕" w:eastAsia="맑은 고딕"/>
+          <w:sz w:val="21"/>
+        </w:rPr>
+        <w:t>④ LogXptMode</w:t>
       </w:r>
     </w:p>
     <w:p>
@@ -1023,34 +1079,34 @@
           <w:rFonts w:ascii="맑은 고딕" w:hAnsi="맑은 고딕" w:eastAsia="맑은 고딕"/>
           <w:sz w:val="21"/>
         </w:rPr>
-        <w:t>① EDIT CONFIGURATION SET PROTECTION MODE AS ...</w:t>
-      </w:r>
-    </w:p>
-    <w:p>
-      <w:r>
-        <w:rPr>
-          <w:rFonts w:ascii="맑은 고딕" w:hAnsi="맑은 고딕" w:eastAsia="맑은 고딕"/>
-          <w:sz w:val="21"/>
-        </w:rPr>
-        <w:t>② ALTER CONFIGURATION PROTECTION ...</w:t>
-      </w:r>
-    </w:p>
-    <w:p>
-      <w:r>
-        <w:rPr>
-          <w:rFonts w:ascii="맑은 고딕" w:hAnsi="맑은 고딕" w:eastAsia="맑은 고딕"/>
-          <w:sz w:val="21"/>
-        </w:rPr>
-        <w:t>③ EDIT DATABASE SET PROTECTION ...</w:t>
-      </w:r>
-    </w:p>
-    <w:p>
-      <w:r>
-        <w:rPr>
-          <w:rFonts w:ascii="맑은 고딕" w:hAnsi="맑은 고딕" w:eastAsia="맑은 고딕"/>
-          <w:sz w:val="21"/>
-        </w:rPr>
-        <w:t>④ SET PROTECTION MODE ...</w:t>
+        <w:t>① ALTER CONFIGURATION PROTECTION ...</w:t>
+      </w:r>
+    </w:p>
+    <w:p>
+      <w:r>
+        <w:rPr>
+          <w:rFonts w:ascii="맑은 고딕" w:hAnsi="맑은 고딕" w:eastAsia="맑은 고딕"/>
+          <w:sz w:val="21"/>
+        </w:rPr>
+        <w:t>② EDIT CONFIGURATION SET PROTECTION MODE AS ...</w:t>
+      </w:r>
+    </w:p>
+    <w:p>
+      <w:r>
+        <w:rPr>
+          <w:rFonts w:ascii="맑은 고딕" w:hAnsi="맑은 고딕" w:eastAsia="맑은 고딕"/>
+          <w:sz w:val="21"/>
+        </w:rPr>
+        <w:t>③ SET PROTECTION MODE ...</w:t>
+      </w:r>
+    </w:p>
+    <w:p>
+      <w:r>
+        <w:rPr>
+          <w:rFonts w:ascii="맑은 고딕" w:hAnsi="맑은 고딕" w:eastAsia="맑은 고딕"/>
+          <w:sz w:val="21"/>
+        </w:rPr>
+        <w:t>④ EDIT DATABASE SET PROTECTION ...</w:t>
       </w:r>
     </w:p>
     <w:p>
@@ -1086,25 +1142,25 @@
           <w:rFonts w:ascii="맑은 고딕" w:hAnsi="맑은 고딕" w:eastAsia="맑은 고딕"/>
           <w:sz w:val="21"/>
         </w:rPr>
-        <w:t>② MAXIMUM PERFORMANCE / MAXIMUM AVAILABILITY / MAXIMUM PROTECTION</w:t>
-      </w:r>
-    </w:p>
-    <w:p>
-      <w:r>
-        <w:rPr>
-          <w:rFonts w:ascii="맑은 고딕" w:hAnsi="맑은 고딕" w:eastAsia="맑은 고딕"/>
-          <w:sz w:val="21"/>
-        </w:rPr>
-        <w:t>③ ASYNC / SYNC / SYNC AFFIRM</w:t>
-      </w:r>
-    </w:p>
-    <w:p>
-      <w:r>
-        <w:rPr>
-          <w:rFonts w:ascii="맑은 고딕" w:hAnsi="맑은 고딕" w:eastAsia="맑은 고딕"/>
-          <w:sz w:val="21"/>
-        </w:rPr>
-        <w:t>④ LOW / MEDIUM / HIGH</w:t>
+        <w:t>② LOW / MEDIUM / HIGH</w:t>
+      </w:r>
+    </w:p>
+    <w:p>
+      <w:r>
+        <w:rPr>
+          <w:rFonts w:ascii="맑은 고딕" w:hAnsi="맑은 고딕" w:eastAsia="맑은 고딕"/>
+          <w:sz w:val="21"/>
+        </w:rPr>
+        <w:t>③ MAXIMUM PERFORMANCE / MAXIMUM AVAILABILITY / MAXIMUM PROTECTION</w:t>
+      </w:r>
+    </w:p>
+    <w:p>
+      <w:r>
+        <w:rPr>
+          <w:rFonts w:ascii="맑은 고딕" w:hAnsi="맑은 고딕" w:eastAsia="맑은 고딕"/>
+          <w:sz w:val="21"/>
+        </w:rPr>
+        <w:t>④ ASYNC / SYNC / SYNC AFFIRM</w:t>
       </w:r>
     </w:p>
     <w:p>
@@ -1139,34 +1195,34 @@
           <w:rFonts w:ascii="맑은 고딕" w:hAnsi="맑은 고딕" w:eastAsia="맑은 고딕"/>
           <w:sz w:val="21"/>
         </w:rPr>
-        <w:t>① DMON 프로세스 · 구성 파일 · DGMGRL</w:t>
-      </w:r>
-    </w:p>
-    <w:p>
-      <w:r>
-        <w:rPr>
-          <w:rFonts w:ascii="맑은 고딕" w:hAnsi="맑은 고딕" w:eastAsia="맑은 고딕"/>
-          <w:sz w:val="21"/>
-        </w:rPr>
-        <w:t>② MRP0 · SRL · 아카이브</w:t>
-      </w:r>
-    </w:p>
-    <w:p>
-      <w:r>
-        <w:rPr>
-          <w:rFonts w:ascii="맑은 고딕" w:hAnsi="맑은 고딕" w:eastAsia="맑은 고딕"/>
-          <w:sz w:val="21"/>
-        </w:rPr>
-        <w:t>③ 리스너 · tnsnames · SPFILE</w:t>
-      </w:r>
-    </w:p>
-    <w:p>
-      <w:r>
-        <w:rPr>
-          <w:rFonts w:ascii="맑은 고딕" w:hAnsi="맑은 고딕" w:eastAsia="맑은 고딕"/>
-          <w:sz w:val="21"/>
-        </w:rPr>
-        <w:t>④ Primary · Standby · Observer</w:t>
+        <w:t>① MRP0 · SRL · 아카이브</w:t>
+      </w:r>
+    </w:p>
+    <w:p>
+      <w:r>
+        <w:rPr>
+          <w:rFonts w:ascii="맑은 고딕" w:hAnsi="맑은 고딕" w:eastAsia="맑은 고딕"/>
+          <w:sz w:val="21"/>
+        </w:rPr>
+        <w:t>② DMON 프로세스 · 구성 파일 · DGMGRL</w:t>
+      </w:r>
+    </w:p>
+    <w:p>
+      <w:r>
+        <w:rPr>
+          <w:rFonts w:ascii="맑은 고딕" w:hAnsi="맑은 고딕" w:eastAsia="맑은 고딕"/>
+          <w:sz w:val="21"/>
+        </w:rPr>
+        <w:t>③ Primary · Standby · Observer</w:t>
+      </w:r>
+    </w:p>
+    <w:p>
+      <w:r>
+        <w:rPr>
+          <w:rFonts w:ascii="맑은 고딕" w:hAnsi="맑은 고딕" w:eastAsia="맑은 고딕"/>
+          <w:sz w:val="21"/>
+        </w:rPr>
+        <w:t>④ 리스너 · tnsnames · SPFILE</w:t>
       </w:r>
     </w:p>
     <w:p>
@@ -1211,16 +1267,16 @@
           <w:rFonts w:ascii="맑은 고딕" w:hAnsi="맑은 고딕" w:eastAsia="맑은 고딕"/>
           <w:sz w:val="21"/>
         </w:rPr>
-        <w:t>③ 둘은 같은 프로세스다</w:t>
-      </w:r>
-    </w:p>
-    <w:p>
-      <w:r>
-        <w:rPr>
-          <w:rFonts w:ascii="맑은 고딕" w:hAnsi="맑은 고딕" w:eastAsia="맑은 고딕"/>
-          <w:sz w:val="21"/>
-        </w:rPr>
-        <w:t>④ DMON이 DGMGRL을 호출한다</w:t>
+        <w:t>③ DMON이 DGMGRL을 호출한다</w:t>
+      </w:r>
+    </w:p>
+    <w:p>
+      <w:r>
+        <w:rPr>
+          <w:rFonts w:ascii="맑은 고딕" w:hAnsi="맑은 고딕" w:eastAsia="맑은 고딕"/>
+          <w:sz w:val="21"/>
+        </w:rPr>
+        <w:t>④ 둘은 같은 프로세스다</w:t>
       </w:r>
     </w:p>
     <w:p>
@@ -1238,7 +1294,21 @@
           <w:rFonts w:ascii="맑은 고딕" w:hAnsi="맑은 고딕" w:eastAsia="맑은 고딕"/>
           <w:sz w:val="21"/>
         </w:rPr>
-        <w:t>[중-03] `_DGMGRL` 정적 등록이 필수인 이유는?</w:t>
+        <w:t xml:space="preserve">[중-03] </w:t>
+      </w:r>
+      <w:r>
+        <w:rPr>
+          <w:rFonts w:ascii="Consolas" w:hAnsi="Consolas" w:eastAsia="맑은 고딕"/>
+          <w:sz w:val="21"/>
+        </w:rPr>
+        <w:t xml:space="preserve">_DGMGRL</w:t>
+      </w:r>
+      <w:r>
+        <w:rPr>
+          <w:rFonts w:ascii="맑은 고딕" w:hAnsi="맑은 고딕" w:eastAsia="맑은 고딕"/>
+          <w:sz w:val="21"/>
+        </w:rPr>
+        <w:t xml:space="preserve"> 정적 등록이 필수인 이유는?</w:t>
       </w:r>
     </w:p>
     <w:p>
@@ -1256,25 +1326,25 @@
           <w:rFonts w:ascii="맑은 고딕" w:hAnsi="맑은 고딕" w:eastAsia="맑은 고딕"/>
           <w:sz w:val="21"/>
         </w:rPr>
-        <w:t>② 성능이 좋아지기 때문</w:t>
-      </w:r>
-    </w:p>
-    <w:p>
-      <w:r>
-        <w:rPr>
-          <w:rFonts w:ascii="맑은 고딕" w:hAnsi="맑은 고딕" w:eastAsia="맑은 고딕"/>
-          <w:sz w:val="21"/>
-        </w:rPr>
-        <w:t>③ 보안 요구사항이기 때문</w:t>
-      </w:r>
-    </w:p>
-    <w:p>
-      <w:r>
-        <w:rPr>
-          <w:rFonts w:ascii="맑은 고딕" w:hAnsi="맑은 고딕" w:eastAsia="맑은 고딕"/>
-          <w:sz w:val="21"/>
-        </w:rPr>
-        <w:t>④ 라이선스 조건이기 때문</w:t>
+        <w:t>② 라이선스 조건이기 때문</w:t>
+      </w:r>
+    </w:p>
+    <w:p>
+      <w:r>
+        <w:rPr>
+          <w:rFonts w:ascii="맑은 고딕" w:hAnsi="맑은 고딕" w:eastAsia="맑은 고딕"/>
+          <w:sz w:val="21"/>
+        </w:rPr>
+        <w:t>③ 성능이 좋아지기 때문</w:t>
+      </w:r>
+    </w:p>
+    <w:p>
+      <w:r>
+        <w:rPr>
+          <w:rFonts w:ascii="맑은 고딕" w:hAnsi="맑은 고딕" w:eastAsia="맑은 고딕"/>
+          <w:sz w:val="21"/>
+        </w:rPr>
+        <w:t>④ 보안 요구사항이기 때문</w:t>
       </w:r>
     </w:p>
     <w:p>
@@ -1301,16 +1371,16 @@
           <w:rFonts w:ascii="맑은 고딕" w:hAnsi="맑은 고딕" w:eastAsia="맑은 고딕"/>
           <w:sz w:val="21"/>
         </w:rPr>
-        <w:t>① StaticConnectIdentifier</w:t>
-      </w:r>
-    </w:p>
-    <w:p>
-      <w:r>
-        <w:rPr>
-          <w:rFonts w:ascii="맑은 고딕" w:hAnsi="맑은 고딕" w:eastAsia="맑은 고딕"/>
-          <w:sz w:val="21"/>
-        </w:rPr>
-        <w:t>② DGConnectIdentifier</w:t>
+        <w:t>① DGConnectIdentifier</w:t>
+      </w:r>
+    </w:p>
+    <w:p>
+      <w:r>
+        <w:rPr>
+          <w:rFonts w:ascii="맑은 고딕" w:hAnsi="맑은 고딕" w:eastAsia="맑은 고딕"/>
+          <w:sz w:val="21"/>
+        </w:rPr>
+        <w:t>② StaticConnectIdentifier</w:t>
       </w:r>
     </w:p>
     <w:p>
@@ -1355,34 +1425,34 @@
           <w:rFonts w:ascii="맑은 고딕" w:hAnsi="맑은 고딕" w:eastAsia="맑은 고딕"/>
           <w:sz w:val="21"/>
         </w:rPr>
-        <w:t>① Broker는 자기가 관리할 것을 자기가 만들려 하기 때문</w:t>
-      </w:r>
-    </w:p>
-    <w:p>
-      <w:r>
-        <w:rPr>
-          <w:rFonts w:ascii="맑은 고딕" w:hAnsi="맑은 고딕" w:eastAsia="맑은 고딕"/>
-          <w:sz w:val="21"/>
-        </w:rPr>
-        <w:t>② 파라미터 값이 틀렸기 때문</w:t>
-      </w:r>
-    </w:p>
-    <w:p>
-      <w:r>
-        <w:rPr>
-          <w:rFonts w:ascii="맑은 고딕" w:hAnsi="맑은 고딕" w:eastAsia="맑은 고딕"/>
-          <w:sz w:val="21"/>
-        </w:rPr>
-        <w:t>③ 네트워크가 끊겼기 때문</w:t>
-      </w:r>
-    </w:p>
-    <w:p>
-      <w:r>
-        <w:rPr>
-          <w:rFonts w:ascii="맑은 고딕" w:hAnsi="맑은 고딕" w:eastAsia="맑은 고딕"/>
-          <w:sz w:val="21"/>
-        </w:rPr>
-        <w:t>④ 권한이 없기 때문</w:t>
+        <w:t>① 파라미터 값이 틀렸기 때문</w:t>
+      </w:r>
+    </w:p>
+    <w:p>
+      <w:r>
+        <w:rPr>
+          <w:rFonts w:ascii="맑은 고딕" w:hAnsi="맑은 고딕" w:eastAsia="맑은 고딕"/>
+          <w:sz w:val="21"/>
+        </w:rPr>
+        <w:t>② Broker는 자기가 관리할 것을 자기가 만들려 하기 때문</w:t>
+      </w:r>
+    </w:p>
+    <w:p>
+      <w:r>
+        <w:rPr>
+          <w:rFonts w:ascii="맑은 고딕" w:hAnsi="맑은 고딕" w:eastAsia="맑은 고딕"/>
+          <w:sz w:val="21"/>
+        </w:rPr>
+        <w:t>③ 권한이 없기 때문</w:t>
+      </w:r>
+    </w:p>
+    <w:p>
+      <w:r>
+        <w:rPr>
+          <w:rFonts w:ascii="맑은 고딕" w:hAnsi="맑은 고딕" w:eastAsia="맑은 고딕"/>
+          <w:sz w:val="21"/>
+        </w:rPr>
+        <w:t>④ 네트워크가 끊겼기 때문</w:t>
       </w:r>
     </w:p>
     <w:p>
@@ -1409,34 +1479,34 @@
           <w:rFonts w:ascii="맑은 고딕" w:hAnsi="맑은 고딕" w:eastAsia="맑은 고딕"/>
           <w:sz w:val="21"/>
         </w:rPr>
-        <w:t>① 양쪽의 SERVICE 속성 있는 LOG_ARCHIVE_DEST_n을 비운다</w:t>
-      </w:r>
-    </w:p>
-    <w:p>
-      <w:r>
-        <w:rPr>
-          <w:rFonts w:ascii="맑은 고딕" w:hAnsi="맑은 고딕" w:eastAsia="맑은 고딕"/>
-          <w:sz w:val="21"/>
-        </w:rPr>
-        <w:t>② 값을 올바르게 고친다</w:t>
-      </w:r>
-    </w:p>
-    <w:p>
-      <w:r>
-        <w:rPr>
-          <w:rFonts w:ascii="맑은 고딕" w:hAnsi="맑은 고딕" w:eastAsia="맑은 고딕"/>
-          <w:sz w:val="21"/>
-        </w:rPr>
-        <w:t>③ 인스턴스를 재기동한다</w:t>
-      </w:r>
-    </w:p>
-    <w:p>
-      <w:r>
-        <w:rPr>
-          <w:rFonts w:ascii="맑은 고딕" w:hAnsi="맑은 고딕" w:eastAsia="맑은 고딕"/>
-          <w:sz w:val="21"/>
-        </w:rPr>
-        <w:t>④ 구성을 다시 만든다</w:t>
+        <w:t>① 인스턴스를 재기동한다</w:t>
+      </w:r>
+    </w:p>
+    <w:p>
+      <w:r>
+        <w:rPr>
+          <w:rFonts w:ascii="맑은 고딕" w:hAnsi="맑은 고딕" w:eastAsia="맑은 고딕"/>
+          <w:sz w:val="21"/>
+        </w:rPr>
+        <w:t>② 양쪽의 SERVICE 속성 있는 LOG_ARCHIVE_DEST_n을 비운다</w:t>
+      </w:r>
+    </w:p>
+    <w:p>
+      <w:r>
+        <w:rPr>
+          <w:rFonts w:ascii="맑은 고딕" w:hAnsi="맑은 고딕" w:eastAsia="맑은 고딕"/>
+          <w:sz w:val="21"/>
+        </w:rPr>
+        <w:t>③ 구성을 다시 만든다</w:t>
+      </w:r>
+    </w:p>
+    <w:p>
+      <w:r>
+        <w:rPr>
+          <w:rFonts w:ascii="맑은 고딕" w:hAnsi="맑은 고딕" w:eastAsia="맑은 고딕"/>
+          <w:sz w:val="21"/>
+        </w:rPr>
+        <w:t>④ 값을 올바르게 고친다</w:t>
       </w:r>
     </w:p>
     <w:p>
@@ -1463,34 +1533,34 @@
           <w:rFonts w:ascii="맑은 고딕" w:hAnsi="맑은 고딕" w:eastAsia="맑은 고딕"/>
           <w:sz w:val="21"/>
         </w:rPr>
-        <w:t>① 목적지를 비우는 단계</w:t>
-      </w:r>
-    </w:p>
-    <w:p>
-      <w:r>
-        <w:rPr>
-          <w:rFonts w:ascii="맑은 고딕" w:hAnsi="맑은 고딕" w:eastAsia="맑은 고딕"/>
-          <w:sz w:val="21"/>
-        </w:rPr>
-        <w:t>② DG_BROKER_START를 켜는 단계</w:t>
-      </w:r>
-    </w:p>
-    <w:p>
-      <w:r>
-        <w:rPr>
-          <w:rFonts w:ascii="맑은 고딕" w:hAnsi="맑은 고딕" w:eastAsia="맑은 고딕"/>
-          <w:sz w:val="21"/>
-        </w:rPr>
-        <w:t>③ CREATE CONFIGURATION</w:t>
-      </w:r>
-    </w:p>
-    <w:p>
-      <w:r>
-        <w:rPr>
-          <w:rFonts w:ascii="맑은 고딕" w:hAnsi="맑은 고딕" w:eastAsia="맑은 고딕"/>
-          <w:sz w:val="21"/>
-        </w:rPr>
-        <w:t>④ SHOW CONFIGURATION</w:t>
+        <w:t>① SHOW CONFIGURATION</w:t>
+      </w:r>
+    </w:p>
+    <w:p>
+      <w:r>
+        <w:rPr>
+          <w:rFonts w:ascii="맑은 고딕" w:hAnsi="맑은 고딕" w:eastAsia="맑은 고딕"/>
+          <w:sz w:val="21"/>
+        </w:rPr>
+        <w:t>② CREATE CONFIGURATION</w:t>
+      </w:r>
+    </w:p>
+    <w:p>
+      <w:r>
+        <w:rPr>
+          <w:rFonts w:ascii="맑은 고딕" w:hAnsi="맑은 고딕" w:eastAsia="맑은 고딕"/>
+          <w:sz w:val="21"/>
+        </w:rPr>
+        <w:t>③ 목적지를 비우는 단계</w:t>
+      </w:r>
+    </w:p>
+    <w:p>
+      <w:r>
+        <w:rPr>
+          <w:rFonts w:ascii="맑은 고딕" w:hAnsi="맑은 고딕" w:eastAsia="맑은 고딕"/>
+          <w:sz w:val="21"/>
+        </w:rPr>
+        <w:t>④ DG_BROKER_START를 켜는 단계</w:t>
       </w:r>
     </w:p>
     <w:p>
@@ -1508,7 +1578,21 @@
           <w:rFonts w:ascii="맑은 고딕" w:hAnsi="맑은 고딕" w:eastAsia="맑은 고딕"/>
           <w:sz w:val="21"/>
         </w:rPr>
-        <w:t>[중-08] 활성화 후 Broker가 `FAL_SERVER`를 어떻게 하는가?</w:t>
+        <w:t xml:space="preserve">[중-08] 활성화 후 Broker가 </w:t>
+      </w:r>
+      <w:r>
+        <w:rPr>
+          <w:rFonts w:ascii="Consolas" w:hAnsi="Consolas" w:eastAsia="맑은 고딕"/>
+          <w:sz w:val="21"/>
+        </w:rPr>
+        <w:t xml:space="preserve">FAL_SERVER</w:t>
+      </w:r>
+      <w:r>
+        <w:rPr>
+          <w:rFonts w:ascii="맑은 고딕" w:hAnsi="맑은 고딕" w:eastAsia="맑은 고딕"/>
+          <w:sz w:val="21"/>
+        </w:rPr>
+        <w:t xml:space="preserve">를 어떻게 하는가?</w:t>
       </w:r>
     </w:p>
     <w:p>
@@ -1535,16 +1619,16 @@
           <w:rFonts w:ascii="맑은 고딕" w:hAnsi="맑은 고딕" w:eastAsia="맑은 고딕"/>
           <w:sz w:val="21"/>
         </w:rPr>
-        <w:t>③ 상대 이름으로 다시 설정한다</w:t>
-      </w:r>
-    </w:p>
-    <w:p>
-      <w:r>
-        <w:rPr>
-          <w:rFonts w:ascii="맑은 고딕" w:hAnsi="맑은 고딕" w:eastAsia="맑은 고딕"/>
-          <w:sz w:val="21"/>
-        </w:rPr>
-        <w:t>④ 삭제하고 파라미터 자체를 없앤다</w:t>
+        <w:t>③ 삭제하고 파라미터 자체를 없앤다</w:t>
+      </w:r>
+    </w:p>
+    <w:p>
+      <w:r>
+        <w:rPr>
+          <w:rFonts w:ascii="맑은 고딕" w:hAnsi="맑은 고딕" w:eastAsia="맑은 고딕"/>
+          <w:sz w:val="21"/>
+        </w:rPr>
+        <w:t>④ 상대 이름으로 다시 설정한다</w:t>
       </w:r>
     </w:p>
     <w:p>
@@ -1562,25 +1646,39 @@
           <w:rFonts w:ascii="맑은 고딕" w:hAnsi="맑은 고딕" w:eastAsia="맑은 고딕"/>
           <w:sz w:val="21"/>
         </w:rPr>
-        <w:t>[중-09] Broker가 목적지의 `VALID_FOR`를 무엇으로 바꾸는가?</w:t>
-      </w:r>
-    </w:p>
-    <w:p>
-      <w:r>
-        <w:rPr>
-          <w:rFonts w:ascii="맑은 고딕" w:hAnsi="맑은 고딕" w:eastAsia="맑은 고딕"/>
-          <w:sz w:val="21"/>
-        </w:rPr>
-        <w:t>① (online_logfile, all_roles)</w:t>
-      </w:r>
-    </w:p>
-    <w:p>
-      <w:r>
-        <w:rPr>
-          <w:rFonts w:ascii="맑은 고딕" w:hAnsi="맑은 고딕" w:eastAsia="맑은 고딕"/>
-          <w:sz w:val="21"/>
-        </w:rPr>
-        <w:t>② (online_logfiles, primary_role)</w:t>
+        <w:t xml:space="preserve">[중-09] Broker가 목적지의 </w:t>
+      </w:r>
+      <w:r>
+        <w:rPr>
+          <w:rFonts w:ascii="Consolas" w:hAnsi="Consolas" w:eastAsia="맑은 고딕"/>
+          <w:sz w:val="21"/>
+        </w:rPr>
+        <w:t xml:space="preserve">VALID_FOR</w:t>
+      </w:r>
+      <w:r>
+        <w:rPr>
+          <w:rFonts w:ascii="맑은 고딕" w:hAnsi="맑은 고딕" w:eastAsia="맑은 고딕"/>
+          <w:sz w:val="21"/>
+        </w:rPr>
+        <w:t xml:space="preserve">를 무엇으로 바꾸는가?</w:t>
+      </w:r>
+    </w:p>
+    <w:p>
+      <w:r>
+        <w:rPr>
+          <w:rFonts w:ascii="맑은 고딕" w:hAnsi="맑은 고딕" w:eastAsia="맑은 고딕"/>
+          <w:sz w:val="21"/>
+        </w:rPr>
+        <w:t>① (online_logfiles, primary_role)</w:t>
+      </w:r>
+    </w:p>
+    <w:p>
+      <w:r>
+        <w:rPr>
+          <w:rFonts w:ascii="맑은 고딕" w:hAnsi="맑은 고딕" w:eastAsia="맑은 고딕"/>
+          <w:sz w:val="21"/>
+        </w:rPr>
+        <w:t>② (all_logfiles, all_roles)</w:t>
       </w:r>
     </w:p>
     <w:p>
@@ -1598,7 +1696,7 @@
           <w:rFonts w:ascii="맑은 고딕" w:hAnsi="맑은 고딕" w:eastAsia="맑은 고딕"/>
           <w:sz w:val="21"/>
         </w:rPr>
-        <w:t>④ (all_logfiles, all_roles)</w:t>
+        <w:t>④ (online_logfile, all_roles)</w:t>
       </w:r>
     </w:p>
     <w:p>
@@ -1625,16 +1723,16 @@
           <w:rFonts w:ascii="맑은 고딕" w:hAnsi="맑은 고딕" w:eastAsia="맑은 고딕"/>
           <w:sz w:val="21"/>
         </w:rPr>
-        <w:t>① 역할 전환 후에도 목적지가 유효하도록 미리 대비</w:t>
-      </w:r>
-    </w:p>
-    <w:p>
-      <w:r>
-        <w:rPr>
-          <w:rFonts w:ascii="맑은 고딕" w:hAnsi="맑은 고딕" w:eastAsia="맑은 고딕"/>
-          <w:sz w:val="21"/>
-        </w:rPr>
-        <w:t>② 성능 향상</w:t>
+        <w:t>① 성능 향상</w:t>
+      </w:r>
+    </w:p>
+    <w:p>
+      <w:r>
+        <w:rPr>
+          <w:rFonts w:ascii="맑은 고딕" w:hAnsi="맑은 고딕" w:eastAsia="맑은 고딕"/>
+          <w:sz w:val="21"/>
+        </w:rPr>
+        <w:t>② 리두 양을 줄이기 위해</w:t>
       </w:r>
     </w:p>
     <w:p>
@@ -1652,7 +1750,7 @@
           <w:rFonts w:ascii="맑은 고딕" w:hAnsi="맑은 고딕" w:eastAsia="맑은 고딕"/>
           <w:sz w:val="21"/>
         </w:rPr>
-        <w:t>④ 리두 양을 줄이기 위해</w:t>
+        <w:t>④ 역할 전환 후에도 목적지가 유효하도록 미리 대비</w:t>
       </w:r>
     </w:p>
     <w:p>
@@ -1679,34 +1777,34 @@
           <w:rFonts w:ascii="맑은 고딕" w:hAnsi="맑은 고딕" w:eastAsia="맑은 고딕"/>
           <w:sz w:val="21"/>
         </w:rPr>
-        <w:t>① 속성으로 바꿀 자리를 만들기 위해</w:t>
-      </w:r>
-    </w:p>
-    <w:p>
-      <w:r>
-        <w:rPr>
-          <w:rFonts w:ascii="맑은 고딕" w:hAnsi="맑은 고딕" w:eastAsia="맑은 고딕"/>
-          <w:sz w:val="21"/>
-        </w:rPr>
-        <w:t>② 문서화를 위해</w:t>
-      </w:r>
-    </w:p>
-    <w:p>
-      <w:r>
-        <w:rPr>
-          <w:rFonts w:ascii="맑은 고딕" w:hAnsi="맑은 고딕" w:eastAsia="맑은 고딕"/>
-          <w:sz w:val="21"/>
-        </w:rPr>
-        <w:t>③ 파싱 속도를 높이기 위해</w:t>
-      </w:r>
-    </w:p>
-    <w:p>
-      <w:r>
-        <w:rPr>
-          <w:rFonts w:ascii="맑은 고딕" w:hAnsi="맑은 고딕" w:eastAsia="맑은 고딕"/>
-          <w:sz w:val="21"/>
-        </w:rPr>
-        <w:t>④ 호환성 때문</w:t>
+        <w:t>① 호환성 때문</w:t>
+      </w:r>
+    </w:p>
+    <w:p>
+      <w:r>
+        <w:rPr>
+          <w:rFonts w:ascii="맑은 고딕" w:hAnsi="맑은 고딕" w:eastAsia="맑은 고딕"/>
+          <w:sz w:val="21"/>
+        </w:rPr>
+        <w:t>② 파싱 속도를 높이기 위해</w:t>
+      </w:r>
+    </w:p>
+    <w:p>
+      <w:r>
+        <w:rPr>
+          <w:rFonts w:ascii="맑은 고딕" w:hAnsi="맑은 고딕" w:eastAsia="맑은 고딕"/>
+          <w:sz w:val="21"/>
+        </w:rPr>
+        <w:t>③ 속성으로 바꿀 자리를 만들기 위해</w:t>
+      </w:r>
+    </w:p>
+    <w:p>
+      <w:r>
+        <w:rPr>
+          <w:rFonts w:ascii="맑은 고딕" w:hAnsi="맑은 고딕" w:eastAsia="맑은 고딕"/>
+          <w:sz w:val="21"/>
+        </w:rPr>
+        <w:t>④ 문서화를 위해</w:t>
       </w:r>
     </w:p>
     <w:p>
@@ -1724,43 +1822,57 @@
           <w:rFonts w:ascii="맑은 고딕" w:hAnsi="맑은 고딕" w:eastAsia="맑은 고딕"/>
           <w:sz w:val="21"/>
         </w:rPr>
-        <w:t>[중-12] `SHOW CONFIGURATION`의 들여쓰기가 나타내는 것은?</w:t>
-      </w:r>
-    </w:p>
-    <w:p>
-      <w:r>
-        <w:rPr>
-          <w:rFonts w:ascii="맑은 고딕" w:hAnsi="맑은 고딕" w:eastAsia="맑은 고딕"/>
-          <w:sz w:val="21"/>
-        </w:rPr>
-        <w:t>① 리두 경로</w:t>
-      </w:r>
-    </w:p>
-    <w:p>
-      <w:r>
-        <w:rPr>
-          <w:rFonts w:ascii="맑은 고딕" w:hAnsi="맑은 고딕" w:eastAsia="맑은 고딕"/>
-          <w:sz w:val="21"/>
-        </w:rPr>
-        <w:t>② 우선순위</w:t>
-      </w:r>
-    </w:p>
-    <w:p>
-      <w:r>
-        <w:rPr>
-          <w:rFonts w:ascii="맑은 고딕" w:hAnsi="맑은 고딕" w:eastAsia="맑은 고딕"/>
-          <w:sz w:val="21"/>
-        </w:rPr>
-        <w:t>③ 생성 순서</w:t>
-      </w:r>
-    </w:p>
-    <w:p>
-      <w:r>
-        <w:rPr>
-          <w:rFonts w:ascii="맑은 고딕" w:hAnsi="맑은 고딕" w:eastAsia="맑은 고딕"/>
-          <w:sz w:val="21"/>
-        </w:rPr>
-        <w:t>④ 보호 모드</w:t>
+        <w:t xml:space="preserve">[중-12] </w:t>
+      </w:r>
+      <w:r>
+        <w:rPr>
+          <w:rFonts w:ascii="Consolas" w:hAnsi="Consolas" w:eastAsia="맑은 고딕"/>
+          <w:sz w:val="21"/>
+        </w:rPr>
+        <w:t xml:space="preserve">SHOW CONFIGURATION</w:t>
+      </w:r>
+      <w:r>
+        <w:rPr>
+          <w:rFonts w:ascii="맑은 고딕" w:hAnsi="맑은 고딕" w:eastAsia="맑은 고딕"/>
+          <w:sz w:val="21"/>
+        </w:rPr>
+        <w:t xml:space="preserve">의 들여쓰기가 나타내는 것은?</w:t>
+      </w:r>
+    </w:p>
+    <w:p>
+      <w:r>
+        <w:rPr>
+          <w:rFonts w:ascii="맑은 고딕" w:hAnsi="맑은 고딕" w:eastAsia="맑은 고딕"/>
+          <w:sz w:val="21"/>
+        </w:rPr>
+        <w:t>① 보호 모드</w:t>
+      </w:r>
+    </w:p>
+    <w:p>
+      <w:r>
+        <w:rPr>
+          <w:rFonts w:ascii="맑은 고딕" w:hAnsi="맑은 고딕" w:eastAsia="맑은 고딕"/>
+          <w:sz w:val="21"/>
+        </w:rPr>
+        <w:t>② 리두 경로</w:t>
+      </w:r>
+    </w:p>
+    <w:p>
+      <w:r>
+        <w:rPr>
+          <w:rFonts w:ascii="맑은 고딕" w:hAnsi="맑은 고딕" w:eastAsia="맑은 고딕"/>
+          <w:sz w:val="21"/>
+        </w:rPr>
+        <w:t>③ 우선순위</w:t>
+      </w:r>
+    </w:p>
+    <w:p>
+      <w:r>
+        <w:rPr>
+          <w:rFonts w:ascii="맑은 고딕" w:hAnsi="맑은 고딕" w:eastAsia="맑은 고딕"/>
+          <w:sz w:val="21"/>
+        </w:rPr>
+        <w:t>④ 생성 순서</w:t>
       </w:r>
     </w:p>
     <w:p>
@@ -1778,34 +1890,48 @@
           <w:rFonts w:ascii="맑은 고딕" w:hAnsi="맑은 고딕" w:eastAsia="맑은 고딕"/>
           <w:sz w:val="21"/>
         </w:rPr>
-        <w:t>[중-13] `status updated N seconds ago`가 뜻하는 것은?</w:t>
-      </w:r>
-    </w:p>
-    <w:p>
-      <w:r>
-        <w:rPr>
-          <w:rFonts w:ascii="맑은 고딕" w:hAnsi="맑은 고딕" w:eastAsia="맑은 고딕"/>
-          <w:sz w:val="21"/>
-        </w:rPr>
-        <w:t>① Broker 판정은 주기적이며 실시간이 아니다</w:t>
-      </w:r>
-    </w:p>
-    <w:p>
-      <w:r>
-        <w:rPr>
-          <w:rFonts w:ascii="맑은 고딕" w:hAnsi="맑은 고딕" w:eastAsia="맑은 고딕"/>
-          <w:sz w:val="21"/>
-        </w:rPr>
-        <w:t>② 마지막 접속 시각</w:t>
-      </w:r>
-    </w:p>
-    <w:p>
-      <w:r>
-        <w:rPr>
-          <w:rFonts w:ascii="맑은 고딕" w:hAnsi="맑은 고딕" w:eastAsia="맑은 고딕"/>
-          <w:sz w:val="21"/>
-        </w:rPr>
-        <w:t>③ 구성 생성 시각</w:t>
+        <w:t xml:space="preserve">[중-13] </w:t>
+      </w:r>
+      <w:r>
+        <w:rPr>
+          <w:rFonts w:ascii="Consolas" w:hAnsi="Consolas" w:eastAsia="맑은 고딕"/>
+          <w:sz w:val="21"/>
+        </w:rPr>
+        <w:t xml:space="preserve">status updated N seconds ago</w:t>
+      </w:r>
+      <w:r>
+        <w:rPr>
+          <w:rFonts w:ascii="맑은 고딕" w:hAnsi="맑은 고딕" w:eastAsia="맑은 고딕"/>
+          <w:sz w:val="21"/>
+        </w:rPr>
+        <w:t xml:space="preserve">가 뜻하는 것은?</w:t>
+      </w:r>
+    </w:p>
+    <w:p>
+      <w:r>
+        <w:rPr>
+          <w:rFonts w:ascii="맑은 고딕" w:hAnsi="맑은 고딕" w:eastAsia="맑은 고딕"/>
+          <w:sz w:val="21"/>
+        </w:rPr>
+        <w:t>① 마지막 접속 시각</w:t>
+      </w:r>
+    </w:p>
+    <w:p>
+      <w:r>
+        <w:rPr>
+          <w:rFonts w:ascii="맑은 고딕" w:hAnsi="맑은 고딕" w:eastAsia="맑은 고딕"/>
+          <w:sz w:val="21"/>
+        </w:rPr>
+        <w:t>② 구성 생성 시각</w:t>
+      </w:r>
+    </w:p>
+    <w:p>
+      <w:r>
+        <w:rPr>
+          <w:rFonts w:ascii="맑은 고딕" w:hAnsi="맑은 고딕" w:eastAsia="맑은 고딕"/>
+          <w:sz w:val="21"/>
+        </w:rPr>
+        <w:t>③ Broker 판정은 주기적이며 실시간이 아니다</w:t>
       </w:r>
     </w:p>
     <w:p>
@@ -1832,43 +1958,57 @@
           <w:rFonts w:ascii="맑은 고딕" w:hAnsi="맑은 고딕" w:eastAsia="맑은 고딕"/>
           <w:sz w:val="21"/>
         </w:rPr>
-        <w:t>[중-14] `Intended State`의 뜻은?</w:t>
-      </w:r>
-    </w:p>
-    <w:p>
-      <w:r>
-        <w:rPr>
-          <w:rFonts w:ascii="맑은 고딕" w:hAnsi="맑은 고딕" w:eastAsia="맑은 고딕"/>
-          <w:sz w:val="21"/>
-        </w:rPr>
-        <w:t>① Broker가 기억하는 목표 상태</w:t>
-      </w:r>
-    </w:p>
-    <w:p>
-      <w:r>
-        <w:rPr>
-          <w:rFonts w:ascii="맑은 고딕" w:hAnsi="맑은 고딕" w:eastAsia="맑은 고딕"/>
-          <w:sz w:val="21"/>
-        </w:rPr>
-        <w:t>② 현재 실제 상태</w:t>
-      </w:r>
-    </w:p>
-    <w:p>
-      <w:r>
-        <w:rPr>
-          <w:rFonts w:ascii="맑은 고딕" w:hAnsi="맑은 고딕" w:eastAsia="맑은 고딕"/>
-          <w:sz w:val="21"/>
-        </w:rPr>
-        <w:t>③ 다음 재기동 후 상태</w:t>
-      </w:r>
-    </w:p>
-    <w:p>
-      <w:r>
-        <w:rPr>
-          <w:rFonts w:ascii="맑은 고딕" w:hAnsi="맑은 고딕" w:eastAsia="맑은 고딕"/>
-          <w:sz w:val="21"/>
-        </w:rPr>
-        <w:t>④ 역할 전환 후 예상 상태</w:t>
+        <w:t xml:space="preserve">[중-14] </w:t>
+      </w:r>
+      <w:r>
+        <w:rPr>
+          <w:rFonts w:ascii="Consolas" w:hAnsi="Consolas" w:eastAsia="맑은 고딕"/>
+          <w:sz w:val="21"/>
+        </w:rPr>
+        <w:t xml:space="preserve">Intended State</w:t>
+      </w:r>
+      <w:r>
+        <w:rPr>
+          <w:rFonts w:ascii="맑은 고딕" w:hAnsi="맑은 고딕" w:eastAsia="맑은 고딕"/>
+          <w:sz w:val="21"/>
+        </w:rPr>
+        <w:t xml:space="preserve">의 뜻은?</w:t>
+      </w:r>
+    </w:p>
+    <w:p>
+      <w:r>
+        <w:rPr>
+          <w:rFonts w:ascii="맑은 고딕" w:hAnsi="맑은 고딕" w:eastAsia="맑은 고딕"/>
+          <w:sz w:val="21"/>
+        </w:rPr>
+        <w:t>① 역할 전환 후 예상 상태</w:t>
+      </w:r>
+    </w:p>
+    <w:p>
+      <w:r>
+        <w:rPr>
+          <w:rFonts w:ascii="맑은 고딕" w:hAnsi="맑은 고딕" w:eastAsia="맑은 고딕"/>
+          <w:sz w:val="21"/>
+        </w:rPr>
+        <w:t>② Broker가 기억하는 목표 상태</w:t>
+      </w:r>
+    </w:p>
+    <w:p>
+      <w:r>
+        <w:rPr>
+          <w:rFonts w:ascii="맑은 고딕" w:hAnsi="맑은 고딕" w:eastAsia="맑은 고딕"/>
+          <w:sz w:val="21"/>
+        </w:rPr>
+        <w:t>③ 현재 실제 상태</w:t>
+      </w:r>
+    </w:p>
+    <w:p>
+      <w:r>
+        <w:rPr>
+          <w:rFonts w:ascii="맑은 고딕" w:hAnsi="맑은 고딕" w:eastAsia="맑은 고딕"/>
+          <w:sz w:val="21"/>
+        </w:rPr>
+        <w:t>④ 다음 재기동 후 상태</w:t>
       </w:r>
     </w:p>
     <w:p>
@@ -1886,25 +2026,39 @@
           <w:rFonts w:ascii="맑은 고딕" w:hAnsi="맑은 고딕" w:eastAsia="맑은 고딕"/>
           <w:sz w:val="21"/>
         </w:rPr>
-        <w:t>[중-15] Standby의 `Intended State` 값 두 가지는?</w:t>
-      </w:r>
-    </w:p>
-    <w:p>
-      <w:r>
-        <w:rPr>
-          <w:rFonts w:ascii="맑은 고딕" w:hAnsi="맑은 고딕" w:eastAsia="맑은 고딕"/>
-          <w:sz w:val="21"/>
-        </w:rPr>
-        <w:t>① APPLY-ON / APPLY-OFF</w:t>
-      </w:r>
-    </w:p>
-    <w:p>
-      <w:r>
-        <w:rPr>
-          <w:rFonts w:ascii="맑은 고딕" w:hAnsi="맑은 고딕" w:eastAsia="맑은 고딕"/>
-          <w:sz w:val="21"/>
-        </w:rPr>
-        <w:t>② TRANSPORT-ON / TRANSPORT-OFF</w:t>
+        <w:t xml:space="preserve">[중-15] Standby의 </w:t>
+      </w:r>
+      <w:r>
+        <w:rPr>
+          <w:rFonts w:ascii="Consolas" w:hAnsi="Consolas" w:eastAsia="맑은 고딕"/>
+          <w:sz w:val="21"/>
+        </w:rPr>
+        <w:t xml:space="preserve">Intended State</w:t>
+      </w:r>
+      <w:r>
+        <w:rPr>
+          <w:rFonts w:ascii="맑은 고딕" w:hAnsi="맑은 고딕" w:eastAsia="맑은 고딕"/>
+          <w:sz w:val="21"/>
+        </w:rPr>
+        <w:t xml:space="preserve"> 값 두 가지는?</w:t>
+      </w:r>
+    </w:p>
+    <w:p>
+      <w:r>
+        <w:rPr>
+          <w:rFonts w:ascii="맑은 고딕" w:hAnsi="맑은 고딕" w:eastAsia="맑은 고딕"/>
+          <w:sz w:val="21"/>
+        </w:rPr>
+        <w:t>① TRANSPORT-ON / TRANSPORT-OFF</w:t>
+      </w:r>
+    </w:p>
+    <w:p>
+      <w:r>
+        <w:rPr>
+          <w:rFonts w:ascii="맑은 고딕" w:hAnsi="맑은 고딕" w:eastAsia="맑은 고딕"/>
+          <w:sz w:val="21"/>
+        </w:rPr>
+        <w:t>② APPLY-ON / APPLY-OFF</w:t>
       </w:r>
     </w:p>
     <w:p>
@@ -1940,16 +2094,30 @@
           <w:rFonts w:ascii="맑은 고딕" w:hAnsi="맑은 고딕" w:eastAsia="맑은 고딕"/>
           <w:sz w:val="21"/>
         </w:rPr>
-        <w:t>[중-16] `Real Time Query: ON`이 뜻하는 것은?</w:t>
-      </w:r>
-    </w:p>
-    <w:p>
-      <w:r>
-        <w:rPr>
-          <w:rFonts w:ascii="맑은 고딕" w:hAnsi="맑은 고딕" w:eastAsia="맑은 고딕"/>
-          <w:sz w:val="21"/>
-        </w:rPr>
-        <w:t>① 9장의 ADG가 동작 중이다</w:t>
+        <w:t xml:space="preserve">[중-16] </w:t>
+      </w:r>
+      <w:r>
+        <w:rPr>
+          <w:rFonts w:ascii="Consolas" w:hAnsi="Consolas" w:eastAsia="맑은 고딕"/>
+          <w:sz w:val="21"/>
+        </w:rPr>
+        <w:t xml:space="preserve">Real Time Query: ON</w:t>
+      </w:r>
+      <w:r>
+        <w:rPr>
+          <w:rFonts w:ascii="맑은 고딕" w:hAnsi="맑은 고딕" w:eastAsia="맑은 고딕"/>
+          <w:sz w:val="21"/>
+        </w:rPr>
+        <w:t xml:space="preserve">이 뜻하는 것은?</w:t>
+      </w:r>
+    </w:p>
+    <w:p>
+      <w:r>
+        <w:rPr>
+          <w:rFonts w:ascii="맑은 고딕" w:hAnsi="맑은 고딕" w:eastAsia="맑은 고딕"/>
+          <w:sz w:val="21"/>
+        </w:rPr>
+        <w:t>① Fast-Start Failover가 켜져 있다</w:t>
       </w:r>
     </w:p>
     <w:p>
@@ -1976,7 +2144,7 @@
           <w:rFonts w:ascii="맑은 고딕" w:hAnsi="맑은 고딕" w:eastAsia="맑은 고딕"/>
           <w:sz w:val="21"/>
         </w:rPr>
-        <w:t>④ Fast-Start Failover가 켜져 있다</w:t>
+        <w:t>④ 9장의 ADG가 동작 중이다</w:t>
       </w:r>
     </w:p>
     <w:p>
@@ -1994,43 +2162,71 @@
           <w:rFonts w:ascii="맑은 고딕" w:hAnsi="맑은 고딕" w:eastAsia="맑은 고딕"/>
           <w:sz w:val="21"/>
         </w:rPr>
-        <w:t>[중-17] `SET STATE='APPLY-OFF'` 후 `Database Status`는?</w:t>
-      </w:r>
-    </w:p>
-    <w:p>
-      <w:r>
-        <w:rPr>
-          <w:rFonts w:ascii="맑은 고딕" w:hAnsi="맑은 고딕" w:eastAsia="맑은 고딕"/>
-          <w:sz w:val="21"/>
-        </w:rPr>
-        <w:t>① SUCCESS — Intended State도 함께 바뀌었기 때문</w:t>
-      </w:r>
-    </w:p>
-    <w:p>
-      <w:r>
-        <w:rPr>
-          <w:rFonts w:ascii="맑은 고딕" w:hAnsi="맑은 고딕" w:eastAsia="맑은 고딕"/>
-          <w:sz w:val="21"/>
-        </w:rPr>
-        <w:t>② ERROR</w:t>
-      </w:r>
-    </w:p>
-    <w:p>
-      <w:r>
-        <w:rPr>
-          <w:rFonts w:ascii="맑은 고딕" w:hAnsi="맑은 고딕" w:eastAsia="맑은 고딕"/>
-          <w:sz w:val="21"/>
-        </w:rPr>
-        <w:t>③ WARNING</w:t>
-      </w:r>
-    </w:p>
-    <w:p>
-      <w:r>
-        <w:rPr>
-          <w:rFonts w:ascii="맑은 고딕" w:hAnsi="맑은 고딕" w:eastAsia="맑은 고딕"/>
-          <w:sz w:val="21"/>
-        </w:rPr>
-        <w:t>④ DISABLED</w:t>
+        <w:t xml:space="preserve">[중-17] </w:t>
+      </w:r>
+      <w:r>
+        <w:rPr>
+          <w:rFonts w:ascii="Consolas" w:hAnsi="Consolas" w:eastAsia="맑은 고딕"/>
+          <w:sz w:val="21"/>
+        </w:rPr>
+        <w:t xml:space="preserve">SET STATE='APPLY-OFF'</w:t>
+      </w:r>
+      <w:r>
+        <w:rPr>
+          <w:rFonts w:ascii="맑은 고딕" w:hAnsi="맑은 고딕" w:eastAsia="맑은 고딕"/>
+          <w:sz w:val="21"/>
+        </w:rPr>
+        <w:t xml:space="preserve"> 후 </w:t>
+      </w:r>
+      <w:r>
+        <w:rPr>
+          <w:rFonts w:ascii="Consolas" w:hAnsi="Consolas" w:eastAsia="맑은 고딕"/>
+          <w:sz w:val="21"/>
+        </w:rPr>
+        <w:t xml:space="preserve">Database Status</w:t>
+      </w:r>
+      <w:r>
+        <w:rPr>
+          <w:rFonts w:ascii="맑은 고딕" w:hAnsi="맑은 고딕" w:eastAsia="맑은 고딕"/>
+          <w:sz w:val="21"/>
+        </w:rPr>
+        <w:t xml:space="preserve">는?</w:t>
+      </w:r>
+    </w:p>
+    <w:p>
+      <w:r>
+        <w:rPr>
+          <w:rFonts w:ascii="맑은 고딕" w:hAnsi="맑은 고딕" w:eastAsia="맑은 고딕"/>
+          <w:sz w:val="21"/>
+        </w:rPr>
+        <w:t>① ERROR</w:t>
+      </w:r>
+    </w:p>
+    <w:p>
+      <w:r>
+        <w:rPr>
+          <w:rFonts w:ascii="맑은 고딕" w:hAnsi="맑은 고딕" w:eastAsia="맑은 고딕"/>
+          <w:sz w:val="21"/>
+        </w:rPr>
+        <w:t>② DISABLED</w:t>
+      </w:r>
+    </w:p>
+    <w:p>
+      <w:r>
+        <w:rPr>
+          <w:rFonts w:ascii="맑은 고딕" w:hAnsi="맑은 고딕" w:eastAsia="맑은 고딕"/>
+          <w:sz w:val="21"/>
+        </w:rPr>
+        <w:t>③ SUCCESS — Intended State도 함께 바뀌었기 때문</w:t>
+      </w:r>
+    </w:p>
+    <w:p>
+      <w:r>
+        <w:rPr>
+          <w:rFonts w:ascii="맑은 고딕" w:hAnsi="맑은 고딕" w:eastAsia="맑은 고딕"/>
+          <w:sz w:val="21"/>
+        </w:rPr>
+        <w:t>④ WARNING</w:t>
       </w:r>
     </w:p>
     <w:p>
@@ -2066,25 +2262,25 @@
           <w:rFonts w:ascii="맑은 고딕" w:hAnsi="맑은 고딕" w:eastAsia="맑은 고딕"/>
           <w:sz w:val="21"/>
         </w:rPr>
-        <w:t>② 정상으로 본다</w:t>
-      </w:r>
-    </w:p>
-    <w:p>
-      <w:r>
-        <w:rPr>
-          <w:rFonts w:ascii="맑은 고딕" w:hAnsi="맑은 고딕" w:eastAsia="맑은 고딕"/>
-          <w:sz w:val="21"/>
-        </w:rPr>
-        <w:t>③ 자동으로 다시 띄운다</w:t>
-      </w:r>
-    </w:p>
-    <w:p>
-      <w:r>
-        <w:rPr>
-          <w:rFonts w:ascii="맑은 고딕" w:hAnsi="맑은 고딕" w:eastAsia="맑은 고딕"/>
-          <w:sz w:val="21"/>
-        </w:rPr>
-        <w:t>④ 구성을 비활성화한다</w:t>
+        <w:t>② 자동으로 다시 띄운다</w:t>
+      </w:r>
+    </w:p>
+    <w:p>
+      <w:r>
+        <w:rPr>
+          <w:rFonts w:ascii="맑은 고딕" w:hAnsi="맑은 고딕" w:eastAsia="맑은 고딕"/>
+          <w:sz w:val="21"/>
+        </w:rPr>
+        <w:t>③ 구성을 비활성화한다</w:t>
+      </w:r>
+    </w:p>
+    <w:p>
+      <w:r>
+        <w:rPr>
+          <w:rFonts w:ascii="맑은 고딕" w:hAnsi="맑은 고딕" w:eastAsia="맑은 고딕"/>
+          <w:sz w:val="21"/>
+        </w:rPr>
+        <w:t>④ 정상으로 본다</w:t>
       </w:r>
     </w:p>
     <w:p>
@@ -2102,7 +2298,35 @@
           <w:rFonts w:ascii="맑은 고딕" w:hAnsi="맑은 고딕" w:eastAsia="맑은 고딕"/>
           <w:sz w:val="21"/>
         </w:rPr>
-        <w:t>[중-19] `LogXptMode`를 `SYNC`로 바꾸면 목적지 문자열은?</w:t>
+        <w:t xml:space="preserve">[중-19] </w:t>
+      </w:r>
+      <w:r>
+        <w:rPr>
+          <w:rFonts w:ascii="Consolas" w:hAnsi="Consolas" w:eastAsia="맑은 고딕"/>
+          <w:sz w:val="21"/>
+        </w:rPr>
+        <w:t xml:space="preserve">LogXptMode</w:t>
+      </w:r>
+      <w:r>
+        <w:rPr>
+          <w:rFonts w:ascii="맑은 고딕" w:hAnsi="맑은 고딕" w:eastAsia="맑은 고딕"/>
+          <w:sz w:val="21"/>
+        </w:rPr>
+        <w:t xml:space="preserve">를 </w:t>
+      </w:r>
+      <w:r>
+        <w:rPr>
+          <w:rFonts w:ascii="Consolas" w:hAnsi="Consolas" w:eastAsia="맑은 고딕"/>
+          <w:sz w:val="21"/>
+        </w:rPr>
+        <w:t xml:space="preserve">SYNC</w:t>
+      </w:r>
+      <w:r>
+        <w:rPr>
+          <w:rFonts w:ascii="맑은 고딕" w:hAnsi="맑은 고딕" w:eastAsia="맑은 고딕"/>
+          <w:sz w:val="21"/>
+        </w:rPr>
+        <w:t xml:space="preserve">로 바꾸면 목적지 문자열은?</w:t>
       </w:r>
     </w:p>
     <w:p>
@@ -2120,25 +2344,25 @@
           <w:rFonts w:ascii="맑은 고딕" w:hAnsi="맑은 고딕" w:eastAsia="맑은 고딕"/>
           <w:sz w:val="21"/>
         </w:rPr>
-        <w:t>② SYNC NOAFFIRM</w:t>
-      </w:r>
-    </w:p>
-    <w:p>
-      <w:r>
-        <w:rPr>
-          <w:rFonts w:ascii="맑은 고딕" w:hAnsi="맑은 고딕" w:eastAsia="맑은 고딕"/>
-          <w:sz w:val="21"/>
-        </w:rPr>
-        <w:t>③ ASYNC AFFIRM</w:t>
-      </w:r>
-    </w:p>
-    <w:p>
-      <w:r>
-        <w:rPr>
-          <w:rFonts w:ascii="맑은 고딕" w:hAnsi="맑은 고딕" w:eastAsia="맑은 고딕"/>
-          <w:sz w:val="21"/>
-        </w:rPr>
-        <w:t>④ 변화 없음</w:t>
+        <w:t>② ASYNC AFFIRM</w:t>
+      </w:r>
+    </w:p>
+    <w:p>
+      <w:r>
+        <w:rPr>
+          <w:rFonts w:ascii="맑은 고딕" w:hAnsi="맑은 고딕" w:eastAsia="맑은 고딕"/>
+          <w:sz w:val="21"/>
+        </w:rPr>
+        <w:t>③ 변화 없음</w:t>
+      </w:r>
+    </w:p>
+    <w:p>
+      <w:r>
+        <w:rPr>
+          <w:rFonts w:ascii="맑은 고딕" w:hAnsi="맑은 고딕" w:eastAsia="맑은 고딕"/>
+          <w:sz w:val="21"/>
+        </w:rPr>
+        <w:t>④ SYNC NOAFFIRM</w:t>
       </w:r>
     </w:p>
     <w:p>
@@ -2165,34 +2389,34 @@
           <w:rFonts w:ascii="맑은 고딕" w:hAnsi="맑은 고딕" w:eastAsia="맑은 고딕"/>
           <w:sz w:val="21"/>
         </w:rPr>
-        <w:t>① 보호 모드를 내린 뒤 전송 방식을 바꾼다</w:t>
-      </w:r>
-    </w:p>
-    <w:p>
-      <w:r>
-        <w:rPr>
-          <w:rFonts w:ascii="맑은 고딕" w:hAnsi="맑은 고딕" w:eastAsia="맑은 고딕"/>
-          <w:sz w:val="21"/>
-        </w:rPr>
-        <w:t>② 전송 방식을 바꾼 뒤 보호 모드를 내린다</w:t>
-      </w:r>
-    </w:p>
-    <w:p>
-      <w:r>
-        <w:rPr>
-          <w:rFonts w:ascii="맑은 고딕" w:hAnsi="맑은 고딕" w:eastAsia="맑은 고딕"/>
-          <w:sz w:val="21"/>
-        </w:rPr>
-        <w:t>③ 순서는 상관없다</w:t>
-      </w:r>
-    </w:p>
-    <w:p>
-      <w:r>
-        <w:rPr>
-          <w:rFonts w:ascii="맑은 고딕" w:hAnsi="맑은 고딕" w:eastAsia="맑은 고딕"/>
-          <w:sz w:val="21"/>
-        </w:rPr>
-        <w:t>④ 재기동이 필요하다</w:t>
+        <w:t>① 재기동이 필요하다</w:t>
+      </w:r>
+    </w:p>
+    <w:p>
+      <w:r>
+        <w:rPr>
+          <w:rFonts w:ascii="맑은 고딕" w:hAnsi="맑은 고딕" w:eastAsia="맑은 고딕"/>
+          <w:sz w:val="21"/>
+        </w:rPr>
+        <w:t>② 보호 모드를 내린 뒤 전송 방식을 바꾼다</w:t>
+      </w:r>
+    </w:p>
+    <w:p>
+      <w:r>
+        <w:rPr>
+          <w:rFonts w:ascii="맑은 고딕" w:hAnsi="맑은 고딕" w:eastAsia="맑은 고딕"/>
+          <w:sz w:val="21"/>
+        </w:rPr>
+        <w:t>③ 전송 방식을 바꾼 뒤 보호 모드를 내린다</w:t>
+      </w:r>
+    </w:p>
+    <w:p>
+      <w:r>
+        <w:rPr>
+          <w:rFonts w:ascii="맑은 고딕" w:hAnsi="맑은 고딕" w:eastAsia="맑은 고딕"/>
+          <w:sz w:val="21"/>
+        </w:rPr>
+        <w:t>④ 순서는 상관없다</w:t>
       </w:r>
     </w:p>
     <w:p>
@@ -2245,16 +2469,16 @@
           <w:rFonts w:ascii="맑은 고딕" w:hAnsi="맑은 고딕" w:eastAsia="맑은 고딕"/>
           <w:sz w:val="21"/>
         </w:rPr>
-        <w:t>③ 즉시 경고가 뜬다</w:t>
-      </w:r>
-    </w:p>
-    <w:p>
-      <w:r>
-        <w:rPr>
-          <w:rFonts w:ascii="맑은 고딕" w:hAnsi="맑은 고딕" w:eastAsia="맑은 고딕"/>
-          <w:sz w:val="21"/>
-        </w:rPr>
-        <w:t>④ 구성이 비활성화된다</w:t>
+        <w:t>③ 구성이 비활성화된다</w:t>
+      </w:r>
+    </w:p>
+    <w:p>
+      <w:r>
+        <w:rPr>
+          <w:rFonts w:ascii="맑은 고딕" w:hAnsi="맑은 고딕" w:eastAsia="맑은 고딕"/>
+          <w:sz w:val="21"/>
+        </w:rPr>
+        <w:t>④ 즉시 경고가 뜬다</w:t>
       </w:r>
     </w:p>
     <w:p>
@@ -2272,7 +2496,21 @@
           <w:rFonts w:ascii="맑은 고딕" w:hAnsi="맑은 고딕" w:eastAsia="맑은 고딕"/>
           <w:sz w:val="21"/>
         </w:rPr>
-        <w:t>[상-02] 그때 `InconsistentProperties`의 내용은?</w:t>
+        <w:t xml:space="preserve">[상-02] 그때 </w:t>
+      </w:r>
+      <w:r>
+        <w:rPr>
+          <w:rFonts w:ascii="Consolas" w:hAnsi="Consolas" w:eastAsia="맑은 고딕"/>
+          <w:sz w:val="21"/>
+        </w:rPr>
+        <w:t xml:space="preserve">InconsistentProperties</w:t>
+      </w:r>
+      <w:r>
+        <w:rPr>
+          <w:rFonts w:ascii="맑은 고딕" w:hAnsi="맑은 고딕" w:eastAsia="맑은 고딕"/>
+          <w:sz w:val="21"/>
+        </w:rPr>
+        <w:t xml:space="preserve">의 내용은?</w:t>
       </w:r>
     </w:p>
     <w:p>
@@ -2290,25 +2528,25 @@
           <w:rFonts w:ascii="맑은 고딕" w:hAnsi="맑은 고딕" w:eastAsia="맑은 고딕"/>
           <w:sz w:val="21"/>
         </w:rPr>
-        <w:t>② 어긋난 항목이 표시됐다</w:t>
-      </w:r>
-    </w:p>
-    <w:p>
-      <w:r>
-        <w:rPr>
-          <w:rFonts w:ascii="맑은 고딕" w:hAnsi="맑은 고딕" w:eastAsia="맑은 고딕"/>
-          <w:sz w:val="21"/>
-        </w:rPr>
-        <w:t>③ 조회할 수 없다</w:t>
-      </w:r>
-    </w:p>
-    <w:p>
-      <w:r>
-        <w:rPr>
-          <w:rFonts w:ascii="맑은 고딕" w:hAnsi="맑은 고딕" w:eastAsia="맑은 고딕"/>
-          <w:sz w:val="21"/>
-        </w:rPr>
-        <w:t>④ 오류가 발생한다</w:t>
+        <w:t>② 조회할 수 없다</w:t>
+      </w:r>
+    </w:p>
+    <w:p>
+      <w:r>
+        <w:rPr>
+          <w:rFonts w:ascii="맑은 고딕" w:hAnsi="맑은 고딕" w:eastAsia="맑은 고딕"/>
+          <w:sz w:val="21"/>
+        </w:rPr>
+        <w:t>③ 오류가 발생한다</w:t>
+      </w:r>
+    </w:p>
+    <w:p>
+      <w:r>
+        <w:rPr>
+          <w:rFonts w:ascii="맑은 고딕" w:hAnsi="맑은 고딕" w:eastAsia="맑은 고딕"/>
+          <w:sz w:val="21"/>
+        </w:rPr>
+        <w:t>④ 어긋난 항목이 표시됐다</w:t>
       </w:r>
     </w:p>
     <w:p>
@@ -2335,34 +2573,34 @@
           <w:rFonts w:ascii="맑은 고딕" w:hAnsi="맑은 고딕" w:eastAsia="맑은 고딕"/>
           <w:sz w:val="21"/>
         </w:rPr>
-        <w:t>① 아무 속성이나 다시 적용하면 문자열 전체가 재생성된다</w:t>
-      </w:r>
-    </w:p>
-    <w:p>
-      <w:r>
-        <w:rPr>
-          <w:rFonts w:ascii="맑은 고딕" w:hAnsi="맑은 고딕" w:eastAsia="맑은 고딕"/>
-          <w:sz w:val="21"/>
-        </w:rPr>
-        <w:t>② 구성을 다시 만든다</w:t>
-      </w:r>
-    </w:p>
-    <w:p>
-      <w:r>
-        <w:rPr>
-          <w:rFonts w:ascii="맑은 고딕" w:hAnsi="맑은 고딕" w:eastAsia="맑은 고딕"/>
-          <w:sz w:val="21"/>
-        </w:rPr>
-        <w:t>③ 인스턴스를 재기동한다</w:t>
-      </w:r>
-    </w:p>
-    <w:p>
-      <w:r>
-        <w:rPr>
-          <w:rFonts w:ascii="맑은 고딕" w:hAnsi="맑은 고딕" w:eastAsia="맑은 고딕"/>
-          <w:sz w:val="21"/>
-        </w:rPr>
-        <w:t>④ 구성 파일을 삭제한다</w:t>
+        <w:t>① 인스턴스를 재기동한다</w:t>
+      </w:r>
+    </w:p>
+    <w:p>
+      <w:r>
+        <w:rPr>
+          <w:rFonts w:ascii="맑은 고딕" w:hAnsi="맑은 고딕" w:eastAsia="맑은 고딕"/>
+          <w:sz w:val="21"/>
+        </w:rPr>
+        <w:t>② 구성 파일을 삭제한다</w:t>
+      </w:r>
+    </w:p>
+    <w:p>
+      <w:r>
+        <w:rPr>
+          <w:rFonts w:ascii="맑은 고딕" w:hAnsi="맑은 고딕" w:eastAsia="맑은 고딕"/>
+          <w:sz w:val="21"/>
+        </w:rPr>
+        <w:t>③ 아무 속성이나 다시 적용하면 문자열 전체가 재생성된다</w:t>
+      </w:r>
+    </w:p>
+    <w:p>
+      <w:r>
+        <w:rPr>
+          <w:rFonts w:ascii="맑은 고딕" w:hAnsi="맑은 고딕" w:eastAsia="맑은 고딕"/>
+          <w:sz w:val="21"/>
+        </w:rPr>
+        <w:t>④ 구성을 다시 만든다</w:t>
       </w:r>
     </w:p>
     <w:p>
@@ -2380,43 +2618,57 @@
           <w:rFonts w:ascii="맑은 고딕" w:hAnsi="맑은 고딕" w:eastAsia="맑은 고딕"/>
           <w:sz w:val="21"/>
         </w:rPr>
-        <w:t>[상-04] `ConfigurationWideServiceName`의 실측값은?</w:t>
-      </w:r>
-    </w:p>
-    <w:p>
-      <w:r>
-        <w:rPr>
-          <w:rFonts w:ascii="맑은 고딕" w:hAnsi="맑은 고딕" w:eastAsia="맑은 고딕"/>
-          <w:sz w:val="21"/>
-        </w:rPr>
-        <w:t>① chicago_CFG</w:t>
-      </w:r>
-    </w:p>
-    <w:p>
-      <w:r>
-        <w:rPr>
-          <w:rFonts w:ascii="맑은 고딕" w:hAnsi="맑은 고딕" w:eastAsia="맑은 고딕"/>
-          <w:sz w:val="21"/>
-        </w:rPr>
-        <w:t>② chicago_DGMGRL</w:t>
-      </w:r>
-    </w:p>
-    <w:p>
-      <w:r>
-        <w:rPr>
-          <w:rFonts w:ascii="맑은 고딕" w:hAnsi="맑은 고딕" w:eastAsia="맑은 고딕"/>
-          <w:sz w:val="21"/>
-        </w:rPr>
-        <w:t>③ dg_chicago</w:t>
-      </w:r>
-    </w:p>
-    <w:p>
-      <w:r>
-        <w:rPr>
-          <w:rFonts w:ascii="맑은 고딕" w:hAnsi="맑은 고딕" w:eastAsia="맑은 고딕"/>
-          <w:sz w:val="21"/>
-        </w:rPr>
-        <w:t>④ chicago_BROKER</w:t>
+        <w:t xml:space="preserve">[상-04] </w:t>
+      </w:r>
+      <w:r>
+        <w:rPr>
+          <w:rFonts w:ascii="Consolas" w:hAnsi="Consolas" w:eastAsia="맑은 고딕"/>
+          <w:sz w:val="21"/>
+        </w:rPr>
+        <w:t xml:space="preserve">ConfigurationWideServiceName</w:t>
+      </w:r>
+      <w:r>
+        <w:rPr>
+          <w:rFonts w:ascii="맑은 고딕" w:hAnsi="맑은 고딕" w:eastAsia="맑은 고딕"/>
+          <w:sz w:val="21"/>
+        </w:rPr>
+        <w:t xml:space="preserve">의 실측값은?</w:t>
+      </w:r>
+    </w:p>
+    <w:p>
+      <w:r>
+        <w:rPr>
+          <w:rFonts w:ascii="맑은 고딕" w:hAnsi="맑은 고딕" w:eastAsia="맑은 고딕"/>
+          <w:sz w:val="21"/>
+        </w:rPr>
+        <w:t>① dg_chicago</w:t>
+      </w:r>
+    </w:p>
+    <w:p>
+      <w:r>
+        <w:rPr>
+          <w:rFonts w:ascii="맑은 고딕" w:hAnsi="맑은 고딕" w:eastAsia="맑은 고딕"/>
+          <w:sz w:val="21"/>
+        </w:rPr>
+        <w:t>② chicago_BROKER</w:t>
+      </w:r>
+    </w:p>
+    <w:p>
+      <w:r>
+        <w:rPr>
+          <w:rFonts w:ascii="맑은 고딕" w:hAnsi="맑은 고딕" w:eastAsia="맑은 고딕"/>
+          <w:sz w:val="21"/>
+        </w:rPr>
+        <w:t>③ chicago_DGMGRL</w:t>
+      </w:r>
+    </w:p>
+    <w:p>
+      <w:r>
+        <w:rPr>
+          <w:rFonts w:ascii="맑은 고딕" w:hAnsi="맑은 고딕" w:eastAsia="맑은 고딕"/>
+          <w:sz w:val="21"/>
+        </w:rPr>
+        <w:t>④ chicago_CFG</w:t>
       </w:r>
     </w:p>
     <w:p>
@@ -2443,34 +2695,48 @@
           <w:rFonts w:ascii="맑은 고딕" w:hAnsi="맑은 고딕" w:eastAsia="맑은 고딕"/>
           <w:sz w:val="21"/>
         </w:rPr>
-        <w:t>① Broker가 `ALTER SYSTEM REGISTER`를 실행해 스스로 등록한다</w:t>
-      </w:r>
-    </w:p>
-    <w:p>
-      <w:r>
-        <w:rPr>
-          <w:rFonts w:ascii="맑은 고딕" w:hAnsi="맑은 고딕" w:eastAsia="맑은 고딕"/>
-          <w:sz w:val="21"/>
-        </w:rPr>
-        <w:t>② listener.ora에 적어야 한다</w:t>
-      </w:r>
-    </w:p>
-    <w:p>
-      <w:r>
-        <w:rPr>
-          <w:rFonts w:ascii="맑은 고딕" w:hAnsi="맑은 고딕" w:eastAsia="맑은 고딕"/>
-          <w:sz w:val="21"/>
-        </w:rPr>
-        <w:t>③ tnsnames.ora에 적어야 한다</w:t>
-      </w:r>
-    </w:p>
-    <w:p>
-      <w:r>
-        <w:rPr>
-          <w:rFonts w:ascii="맑은 고딕" w:hAnsi="맑은 고딕" w:eastAsia="맑은 고딕"/>
-          <w:sz w:val="21"/>
-        </w:rPr>
-        <w:t>④ 자동 등록되지 않는다</w:t>
+        <w:t>① tnsnames.ora에 적어야 한다</w:t>
+      </w:r>
+    </w:p>
+    <w:p>
+      <w:r>
+        <w:rPr>
+          <w:rFonts w:ascii="맑은 고딕" w:hAnsi="맑은 고딕" w:eastAsia="맑은 고딕"/>
+          <w:sz w:val="21"/>
+        </w:rPr>
+        <w:t>② 자동 등록되지 않는다</w:t>
+      </w:r>
+    </w:p>
+    <w:p>
+      <w:r>
+        <w:rPr>
+          <w:rFonts w:ascii="맑은 고딕" w:hAnsi="맑은 고딕" w:eastAsia="맑은 고딕"/>
+          <w:sz w:val="21"/>
+        </w:rPr>
+        <w:t xml:space="preserve">③ Broker가 </w:t>
+      </w:r>
+      <w:r>
+        <w:rPr>
+          <w:rFonts w:ascii="Consolas" w:hAnsi="Consolas" w:eastAsia="맑은 고딕"/>
+          <w:sz w:val="21"/>
+        </w:rPr>
+        <w:t xml:space="preserve">ALTER SYSTEM REGISTER</w:t>
+      </w:r>
+      <w:r>
+        <w:rPr>
+          <w:rFonts w:ascii="맑은 고딕" w:hAnsi="맑은 고딕" w:eastAsia="맑은 고딕"/>
+          <w:sz w:val="21"/>
+        </w:rPr>
+        <w:t xml:space="preserve">를 실행해 스스로 등록한다</w:t>
+      </w:r>
+    </w:p>
+    <w:p>
+      <w:r>
+        <w:rPr>
+          <w:rFonts w:ascii="맑은 고딕" w:hAnsi="맑은 고딕" w:eastAsia="맑은 고딕"/>
+          <w:sz w:val="21"/>
+        </w:rPr>
+        <w:t>④ listener.ora에 적어야 한다</w:t>
       </w:r>
     </w:p>
     <w:p>
@@ -2488,43 +2754,57 @@
           <w:rFonts w:ascii="맑은 고딕" w:hAnsi="맑은 고딕" w:eastAsia="맑은 고딕"/>
           <w:sz w:val="21"/>
         </w:rPr>
-        <w:t>[상-06] `SHOW CONFIGURATION VERBOSE`의 구성 속성 개수는?</w:t>
-      </w:r>
-    </w:p>
-    <w:p>
-      <w:r>
-        <w:rPr>
-          <w:rFonts w:ascii="맑은 고딕" w:hAnsi="맑은 고딕" w:eastAsia="맑은 고딕"/>
-          <w:sz w:val="21"/>
-        </w:rPr>
-        <w:t>① 14</w:t>
-      </w:r>
-    </w:p>
-    <w:p>
-      <w:r>
-        <w:rPr>
-          <w:rFonts w:ascii="맑은 고딕" w:hAnsi="맑은 고딕" w:eastAsia="맑은 고딕"/>
-          <w:sz w:val="21"/>
-        </w:rPr>
-        <w:t>② 3</w:t>
-      </w:r>
-    </w:p>
-    <w:p>
-      <w:r>
-        <w:rPr>
-          <w:rFonts w:ascii="맑은 고딕" w:hAnsi="맑은 고딕" w:eastAsia="맑은 고딕"/>
-          <w:sz w:val="21"/>
-        </w:rPr>
-        <w:t>③ 20</w:t>
-      </w:r>
-    </w:p>
-    <w:p>
-      <w:r>
-        <w:rPr>
-          <w:rFonts w:ascii="맑은 고딕" w:hAnsi="맑은 고딕" w:eastAsia="맑은 고딕"/>
-          <w:sz w:val="21"/>
-        </w:rPr>
-        <w:t>④ 40</w:t>
+        <w:t xml:space="preserve">[상-06] </w:t>
+      </w:r>
+      <w:r>
+        <w:rPr>
+          <w:rFonts w:ascii="Consolas" w:hAnsi="Consolas" w:eastAsia="맑은 고딕"/>
+          <w:sz w:val="21"/>
+        </w:rPr>
+        <w:t xml:space="preserve">SHOW CONFIGURATION VERBOSE</w:t>
+      </w:r>
+      <w:r>
+        <w:rPr>
+          <w:rFonts w:ascii="맑은 고딕" w:hAnsi="맑은 고딕" w:eastAsia="맑은 고딕"/>
+          <w:sz w:val="21"/>
+        </w:rPr>
+        <w:t xml:space="preserve">의 구성 속성 개수는?</w:t>
+      </w:r>
+    </w:p>
+    <w:p>
+      <w:r>
+        <w:rPr>
+          <w:rFonts w:ascii="맑은 고딕" w:hAnsi="맑은 고딕" w:eastAsia="맑은 고딕"/>
+          <w:sz w:val="21"/>
+        </w:rPr>
+        <w:t>① 20</w:t>
+      </w:r>
+    </w:p>
+    <w:p>
+      <w:r>
+        <w:rPr>
+          <w:rFonts w:ascii="맑은 고딕" w:hAnsi="맑은 고딕" w:eastAsia="맑은 고딕"/>
+          <w:sz w:val="21"/>
+        </w:rPr>
+        <w:t>② 40</w:t>
+      </w:r>
+    </w:p>
+    <w:p>
+      <w:r>
+        <w:rPr>
+          <w:rFonts w:ascii="맑은 고딕" w:hAnsi="맑은 고딕" w:eastAsia="맑은 고딕"/>
+          <w:sz w:val="21"/>
+        </w:rPr>
+        <w:t>③ 3</w:t>
+      </w:r>
+    </w:p>
+    <w:p>
+      <w:r>
+        <w:rPr>
+          <w:rFonts w:ascii="맑은 고딕" w:hAnsi="맑은 고딕" w:eastAsia="맑은 고딕"/>
+          <w:sz w:val="21"/>
+        </w:rPr>
+        <w:t>④ 14</w:t>
       </w:r>
     </w:p>
     <w:p>
@@ -2560,25 +2840,25 @@
           <w:rFonts w:ascii="맑은 고딕" w:hAnsi="맑은 고딕" w:eastAsia="맑은 고딕"/>
           <w:sz w:val="21"/>
         </w:rPr>
-        <w:t>② 근본 원인이다</w:t>
-      </w:r>
-    </w:p>
-    <w:p>
-      <w:r>
-        <w:rPr>
-          <w:rFonts w:ascii="맑은 고딕" w:hAnsi="맑은 고딕" w:eastAsia="맑은 고딕"/>
-          <w:sz w:val="21"/>
-        </w:rPr>
-        <w:t>③ 치명적 오류다</w:t>
-      </w:r>
-    </w:p>
-    <w:p>
-      <w:r>
-        <w:rPr>
-          <w:rFonts w:ascii="맑은 고딕" w:hAnsi="맑은 고딕" w:eastAsia="맑은 고딕"/>
-          <w:sz w:val="21"/>
-        </w:rPr>
-        <w:t>④ 정상 상태 메시지다</w:t>
+        <w:t>② 치명적 오류다</w:t>
+      </w:r>
+    </w:p>
+    <w:p>
+      <w:r>
+        <w:rPr>
+          <w:rFonts w:ascii="맑은 고딕" w:hAnsi="맑은 고딕" w:eastAsia="맑은 고딕"/>
+          <w:sz w:val="21"/>
+        </w:rPr>
+        <w:t>③ 정상 상태 메시지다</w:t>
+      </w:r>
+    </w:p>
+    <w:p>
+      <w:r>
+        <w:rPr>
+          <w:rFonts w:ascii="맑은 고딕" w:hAnsi="맑은 고딕" w:eastAsia="맑은 고딕"/>
+          <w:sz w:val="21"/>
+        </w:rPr>
+        <w:t>④ 근본 원인이다</w:t>
       </w:r>
     </w:p>
     <w:p>
@@ -2596,7 +2876,35 @@
           <w:rFonts w:ascii="맑은 고딕" w:hAnsi="맑은 고딕" w:eastAsia="맑은 고딕"/>
           <w:sz w:val="21"/>
         </w:rPr>
-        <w:t>[상-08] `ORA-16766`과 `ORA-16853`의 관계는?</w:t>
+        <w:t xml:space="preserve">[상-08] </w:t>
+      </w:r>
+      <w:r>
+        <w:rPr>
+          <w:rFonts w:ascii="Consolas" w:hAnsi="Consolas" w:eastAsia="맑은 고딕"/>
+          <w:sz w:val="21"/>
+        </w:rPr>
+        <w:t xml:space="preserve">ORA-16766</w:t>
+      </w:r>
+      <w:r>
+        <w:rPr>
+          <w:rFonts w:ascii="맑은 고딕" w:hAnsi="맑은 고딕" w:eastAsia="맑은 고딕"/>
+          <w:sz w:val="21"/>
+        </w:rPr>
+        <w:t xml:space="preserve">과 </w:t>
+      </w:r>
+      <w:r>
+        <w:rPr>
+          <w:rFonts w:ascii="Consolas" w:hAnsi="Consolas" w:eastAsia="맑은 고딕"/>
+          <w:sz w:val="21"/>
+        </w:rPr>
+        <w:t xml:space="preserve">ORA-16853</w:t>
+      </w:r>
+      <w:r>
+        <w:rPr>
+          <w:rFonts w:ascii="맑은 고딕" w:hAnsi="맑은 고딕" w:eastAsia="맑은 고딕"/>
+          <w:sz w:val="21"/>
+        </w:rPr>
+        <w:t xml:space="preserve">의 관계는?</w:t>
       </w:r>
     </w:p>
     <w:p>
@@ -2659,16 +2967,16 @@
           <w:rFonts w:ascii="맑은 고딕" w:hAnsi="맑은 고딕" w:eastAsia="맑은 고딕"/>
           <w:sz w:val="21"/>
         </w:rPr>
-        <w:t>① 적용이 멈춘 구체적 이유 — 알림 로그를 봐야 한다</w:t>
-      </w:r>
-    </w:p>
-    <w:p>
-      <w:r>
-        <w:rPr>
-          <w:rFonts w:ascii="맑은 고딕" w:hAnsi="맑은 고딕" w:eastAsia="맑은 고딕"/>
-          <w:sz w:val="21"/>
-        </w:rPr>
-        <w:t>② 적용이 멈췄다는 사실</w:t>
+        <w:t>① 적용이 멈췄다는 사실</w:t>
+      </w:r>
+    </w:p>
+    <w:p>
+      <w:r>
+        <w:rPr>
+          <w:rFonts w:ascii="맑은 고딕" w:hAnsi="맑은 고딕" w:eastAsia="맑은 고딕"/>
+          <w:sz w:val="21"/>
+        </w:rPr>
+        <w:t>② 역할</w:t>
       </w:r>
     </w:p>
     <w:p>
@@ -2686,7 +2994,7 @@
           <w:rFonts w:ascii="맑은 고딕" w:hAnsi="맑은 고딕" w:eastAsia="맑은 고딕"/>
           <w:sz w:val="21"/>
         </w:rPr>
-        <w:t>④ 역할</w:t>
+        <w:t>④ 적용이 멈춘 구체적 이유 — 알림 로그를 봐야 한다</w:t>
       </w:r>
     </w:p>
     <w:p>
@@ -2713,37 +3021,39 @@
           <w:rFonts w:ascii="맑은 고딕" w:hAnsi="맑은 고딕" w:eastAsia="맑은 고딕"/>
           <w:sz w:val="21"/>
         </w:rPr>
-        <w:t>① SCOPE=BOTH로 설정한 DG_BROKER_START와 디스크의 구성 파일</w:t>
-      </w:r>
-    </w:p>
-    <w:p>
-      <w:r>
-        <w:rPr>
-          <w:rFonts w:ascii="맑은 고딕" w:hAnsi="맑은 고딕" w:eastAsia="맑은 고딕"/>
-          <w:sz w:val="21"/>
-        </w:rPr>
-        <w:t>② SPFILE과 컨트롤 파일</w:t>
-      </w:r>
-    </w:p>
-    <w:p>
-      <w:r>
-        <w:rPr>
-          <w:rFonts w:ascii="맑은 고딕" w:hAnsi="맑은 고딕" w:eastAsia="맑은 고딕"/>
-          <w:sz w:val="21"/>
-        </w:rPr>
-        <w:t>③ 리스너와 tnsnames</w:t>
-      </w:r>
-    </w:p>
-    <w:p>
-      <w:r>
-        <w:rPr>
-          <w:rFonts w:ascii="맑은 고딕" w:hAnsi="맑은 고딕" w:eastAsia="맑은 고딕"/>
-          <w:sz w:val="21"/>
-        </w:rPr>
-        <w:t>④ 아카이브 로그와 SRL</w:t>
+        <w:t>① SPFILE과 컨트롤 파일</w:t>
+      </w:r>
+    </w:p>
+    <w:p>
+      <w:r>
+        <w:rPr>
+          <w:rFonts w:ascii="맑은 고딕" w:hAnsi="맑은 고딕" w:eastAsia="맑은 고딕"/>
+          <w:sz w:val="21"/>
+        </w:rPr>
+        <w:t>② 리스너와 tnsnames</w:t>
+      </w:r>
+    </w:p>
+    <w:p>
+      <w:r>
+        <w:rPr>
+          <w:rFonts w:ascii="맑은 고딕" w:hAnsi="맑은 고딕" w:eastAsia="맑은 고딕"/>
+          <w:sz w:val="21"/>
+        </w:rPr>
+        <w:t>③ 아카이브 로그와 SRL</w:t>
+      </w:r>
+    </w:p>
+    <w:p>
+      <w:r>
+        <w:rPr>
+          <w:rFonts w:ascii="맑은 고딕" w:hAnsi="맑은 고딕" w:eastAsia="맑은 고딕"/>
+          <w:sz w:val="21"/>
+        </w:rPr>
+        <w:t>④ SCOPE=BOTH로 설정한 DG_BROKER_START와 디스크의 구성 파일</w:t>
       </w:r>
     </w:p>
     <w:sectPr>
+      <w:headerReference w:type="default" r:id="rId9"/>
+      <w:footerReference w:type="default" r:id="rId10"/>
       <w:pgSz w:w="12240" w:h="15840"/>
       <w:pgMar w:top="1440" w:right="1800" w:bottom="1440" w:left="1800" w:header="720" w:footer="720" w:gutter="0"/>
       <w:cols w:space="720"/>
@@ -2751,6 +3061,26 @@
     </w:sectPr>
   </w:body>
 </w:document>
+</file>
+
+<file path=word/footer1.xml><?xml version="1.0" encoding="utf-8"?>
+<w:ftr xmlns:m="http://schemas.openxmlformats.org/officeDocument/2006/math" xmlns:mc="http://schemas.openxmlformats.org/markup-compatibility/2006" xmlns:mo="http://schemas.microsoft.com/office/mac/office/2008/main" xmlns:mv="urn:schemas-microsoft-com:mac:vml" xmlns:o="urn:schemas-microsoft-com:office:office" xmlns:r="http://schemas.openxmlformats.org/officeDocument/2006/relationships" xmlns:v="urn:schemas-microsoft-com:vml" xmlns:w10="urn:schemas-microsoft-com:office:word" xmlns:w14="http://schemas.microsoft.com/office/word/2010/wordml" xmlns:w="http://schemas.openxmlformats.org/wordprocessingml/2006/main" xmlns:wne="http://schemas.microsoft.com/office/word/2006/wordml" xmlns:wp14="http://schemas.microsoft.com/office/word/2010/wordprocessingDrawing" xmlns:wp="http://schemas.openxmlformats.org/drawingml/2006/wordprocessingDrawing" xmlns:wpc="http://schemas.microsoft.com/office/word/2010/wordprocessingCanvas" xmlns:wpg="http://schemas.microsoft.com/office/word/2010/wordprocessingGroup" xmlns:wpi="http://schemas.microsoft.com/office/word/2010/wordprocessingInk" xmlns:wps="http://schemas.microsoft.com/office/word/2010/wordprocessingShape" mc:Ignorable="w14 wp14">
+  <w:p>
+    <w:pPr>
+      <w:pStyle w:val="Footer"/>
+    </w:pPr>
+  </w:p>
+</w:ftr>
+</file>
+
+<file path=word/header1.xml><?xml version="1.0" encoding="utf-8"?>
+<w:hdr xmlns:m="http://schemas.openxmlformats.org/officeDocument/2006/math" xmlns:mc="http://schemas.openxmlformats.org/markup-compatibility/2006" xmlns:mo="http://schemas.microsoft.com/office/mac/office/2008/main" xmlns:mv="urn:schemas-microsoft-com:mac:vml" xmlns:o="urn:schemas-microsoft-com:office:office" xmlns:r="http://schemas.openxmlformats.org/officeDocument/2006/relationships" xmlns:v="urn:schemas-microsoft-com:vml" xmlns:w10="urn:schemas-microsoft-com:office:word" xmlns:w14="http://schemas.microsoft.com/office/word/2010/wordml" xmlns:w="http://schemas.openxmlformats.org/wordprocessingml/2006/main" xmlns:wne="http://schemas.microsoft.com/office/word/2006/wordml" xmlns:wp14="http://schemas.microsoft.com/office/word/2010/wordprocessingDrawing" xmlns:wp="http://schemas.openxmlformats.org/drawingml/2006/wordprocessingDrawing" xmlns:wpc="http://schemas.microsoft.com/office/word/2010/wordprocessingCanvas" xmlns:wpg="http://schemas.microsoft.com/office/word/2010/wordprocessingGroup" xmlns:wpi="http://schemas.microsoft.com/office/word/2010/wordprocessingInk" xmlns:wps="http://schemas.microsoft.com/office/word/2010/wordprocessingShape" mc:Ignorable="w14 wp14">
+  <w:p>
+    <w:pPr>
+      <w:pStyle w:val="Header"/>
+    </w:pPr>
+  </w:p>
+</w:hdr>
 </file>
 
 <file path=word/numbering.xml><?xml version="1.0" encoding="utf-8"?>
